--- a/09-通信电路/01-无线收发电路/433MHz收发电路/433MHz收发电路.docx
+++ b/09-通信电路/01-无线收发电路/433MHz收发电路/433MHz收发电路.docx
@@ -2226,6 +2226,20 @@
     </w:p>
     <w:bookmarkEnd w:id="26"/>
     <w:bookmarkEnd w:id="27"/>
+    <w:p>
+      <w:pPr>
+        <w:spacing w:before="360"/>
+        <w:jc w:val="center"/>
+      </w:pPr>
+      <w:r>
+        <w:rPr>
+          <w:rFonts w:ascii="Times New Roman" w:hAnsi="Times New Roman"/>
+          <w:color w:val="555555"/>
+          <w:sz w:val="21"/>
+        </w:rPr>
+        <w:t>材料收集者：杜文杰</w:t>
+      </w:r>
+    </w:p>
     <w:sectPr>
       <w:headerReference r:id="rId9" w:type="default"/>
       <w:footerReference r:id="rId10" w:type="default"/>

--- a/09-通信电路/01-无线收发电路/433MHz收发电路/433MHz收发电路.docx
+++ b/09-通信电路/01-无线收发电路/433MHz收发电路/433MHz收发电路.docx
@@ -1,6 +1,6 @@
 
 <file path=word/document.xml><?xml version="1.0" encoding="utf-8"?>
-<w:document xmlns:w="http://schemas.openxmlformats.org/wordprocessingml/2006/main" xmlns:m="http://schemas.openxmlformats.org/officeDocument/2006/math" xmlns:r="http://schemas.openxmlformats.org/officeDocument/2006/relationships" xmlns:o="urn:schemas-microsoft-com:office:office" xmlns:v="urn:schemas-microsoft-com:vml" xmlns:w10="urn:schemas-microsoft-com:office:word" xmlns:a="http://schemas.openxmlformats.org/drawingml/2006/main" xmlns:pic="http://schemas.openxmlformats.org/drawingml/2006/picture" xmlns:wp="http://schemas.openxmlformats.org/drawingml/2006/wordprocessingDrawing">
+<w:document xmlns:m="http://schemas.openxmlformats.org/officeDocument/2006/math" xmlns:r="http://schemas.openxmlformats.org/officeDocument/2006/relationships" xmlns:w="http://schemas.openxmlformats.org/wordprocessingml/2006/main" xmlns:o="urn:schemas-microsoft-com:office:office" xmlns:v="urn:schemas-microsoft-com:vml" xmlns:w10="urn:schemas-microsoft-com:office:word" xmlns:a="http://schemas.openxmlformats.org/drawingml/2006/main" xmlns:pic="http://schemas.openxmlformats.org/drawingml/2006/picture" xmlns:wp="http://schemas.openxmlformats.org/drawingml/2006/wordprocessingDrawing">
   <w:body>
     <w:bookmarkStart w:id="27" w:name="mhz-收发电路"/>
     <w:p>
@@ -8,11 +8,14 @@
         <w:pStyle w:val="Heading1"/>
       </w:pPr>
       <w:r>
+        <w:rPr>
+          <w:rFonts w:eastAsia="黑体"/>
+        </w:rPr>
         <w:t xml:space="preserve">433MHz </w:t>
       </w:r>
       <w:r>
         <w:rPr>
-          <w:rFonts w:hint="eastAsia"/>
+          <w:rFonts w:hint="eastAsia" w:eastAsia="黑体"/>
         </w:rPr>
         <w:t xml:space="preserve">收发电路</w:t>
       </w:r>
@@ -24,7 +27,7 @@
       </w:pPr>
       <w:r>
         <w:rPr>
-          <w:rFonts w:hint="eastAsia"/>
+          <w:rFonts w:hint="eastAsia" w:eastAsia="黑体"/>
         </w:rPr>
         <w:t xml:space="preserve">拓扑描述</w:t>
       </w:r>
@@ -35,15 +38,19 @@
       </w:pPr>
       <w:r>
         <w:rPr>
-          <w:rFonts w:hint="eastAsia"/>
+          <w:rFonts w:hint="eastAsia" w:eastAsia="黑体"/>
         </w:rPr>
         <w:t xml:space="preserve">由</w:t>
       </w:r>
       <w:r>
+        <w:rPr>
+          <w:rFonts w:eastAsia="黑体"/>
+        </w:rPr>
         <w:t xml:space="preserve"> </w:t>
       </w:r>
       <w:r>
         <w:rPr>
+          <w:rFonts w:eastAsia="黑体"/>
           <w:b/>
           <w:bCs/>
         </w:rPr>
@@ -51,7 +58,7 @@
       </w:r>
       <w:r>
         <w:rPr>
-          <w:rFonts w:hint="eastAsia"/>
+          <w:rFonts w:hint="eastAsia" w:eastAsia="黑体"/>
           <w:b/>
           <w:bCs/>
         </w:rPr>
@@ -59,28 +66,35 @@
       </w:r>
       <w:r>
         <w:rPr>
+          <w:rFonts w:eastAsia="黑体"/>
           <w:b/>
           <w:bCs/>
         </w:rPr>
         <w:t xml:space="preserve"> U1</w:t>
       </w:r>
       <w:r>
+        <w:rPr>
+          <w:rFonts w:eastAsia="黑体"/>
+        </w:rPr>
         <w:t xml:space="preserve">、</w:t>
       </w:r>
       <w:r>
         <w:rPr>
-          <w:rFonts w:hint="eastAsia"/>
+          <w:rFonts w:hint="eastAsia" w:eastAsia="黑体"/>
           <w:b/>
           <w:bCs/>
         </w:rPr>
         <w:t xml:space="preserve">天线与匹配网络</w:t>
       </w:r>
       <w:r>
+        <w:rPr>
+          <w:rFonts w:eastAsia="黑体"/>
+        </w:rPr>
         <w:t xml:space="preserve">、</w:t>
       </w:r>
       <w:r>
         <w:rPr>
-          <w:rFonts w:hint="eastAsia"/>
+          <w:rFonts w:hint="eastAsia" w:eastAsia="黑体"/>
           <w:b/>
           <w:bCs/>
         </w:rPr>
@@ -88,6 +102,7 @@
       </w:r>
       <w:r>
         <w:rPr>
+          <w:rFonts w:eastAsia="黑体"/>
           <w:b/>
           <w:bCs/>
         </w:rPr>
@@ -95,7 +110,7 @@
       </w:r>
       <w:r>
         <w:rPr>
-          <w:rFonts w:hint="eastAsia"/>
+          <w:rFonts w:hint="eastAsia" w:eastAsia="黑体"/>
           <w:b/>
           <w:bCs/>
         </w:rPr>
@@ -103,17 +118,21 @@
       </w:r>
       <w:r>
         <w:rPr>
+          <w:rFonts w:eastAsia="黑体"/>
           <w:b/>
           <w:bCs/>
         </w:rPr>
         <w:t xml:space="preserve"> Y1</w:t>
       </w:r>
       <w:r>
+        <w:rPr>
+          <w:rFonts w:eastAsia="黑体"/>
+        </w:rPr>
         <w:t xml:space="preserve">、</w:t>
       </w:r>
       <w:r>
         <w:rPr>
-          <w:rFonts w:hint="eastAsia"/>
+          <w:rFonts w:hint="eastAsia" w:eastAsia="黑体"/>
           <w:b/>
           <w:bCs/>
         </w:rPr>
@@ -121,6 +140,7 @@
       </w:r>
       <w:r>
         <w:rPr>
+          <w:rFonts w:eastAsia="黑体"/>
           <w:b/>
           <w:bCs/>
         </w:rPr>
@@ -128,7 +148,7 @@
       </w:r>
       <w:r>
         <w:rPr>
-          <w:rFonts w:hint="eastAsia"/>
+          <w:rFonts w:hint="eastAsia" w:eastAsia="黑体"/>
           <w:b/>
           <w:bCs/>
         </w:rPr>
@@ -136,52 +156,65 @@
       </w:r>
       <w:r>
         <w:rPr>
+          <w:rFonts w:eastAsia="黑体"/>
           <w:b/>
           <w:bCs/>
         </w:rPr>
         <w:t xml:space="preserve"> U2</w:t>
       </w:r>
       <w:r>
+        <w:rPr>
+          <w:rFonts w:eastAsia="黑体"/>
+        </w:rPr>
         <w:t xml:space="preserve"> </w:t>
       </w:r>
       <w:r>
         <w:rPr>
-          <w:rFonts w:hint="eastAsia"/>
+          <w:rFonts w:hint="eastAsia" w:eastAsia="黑体"/>
         </w:rPr>
         <w:t xml:space="preserve">及</w:t>
       </w:r>
       <w:r>
+        <w:rPr>
+          <w:rFonts w:eastAsia="黑体"/>
+        </w:rPr>
         <w:t xml:space="preserve"> </w:t>
       </w:r>
       <w:r>
         <w:rPr>
-          <w:rFonts w:hint="eastAsia"/>
+          <w:rFonts w:hint="eastAsia" w:eastAsia="黑体"/>
           <w:b/>
           <w:bCs/>
         </w:rPr>
         <w:t xml:space="preserve">电源去耦网络</w:t>
       </w:r>
       <w:r>
+        <w:rPr>
+          <w:rFonts w:eastAsia="黑体"/>
+        </w:rPr>
         <w:t xml:space="preserve"> </w:t>
       </w:r>
       <w:r>
         <w:rPr>
-          <w:rFonts w:hint="eastAsia"/>
+          <w:rFonts w:hint="eastAsia" w:eastAsia="黑体"/>
         </w:rPr>
         <w:t xml:space="preserve">组成，按功能分为射频收发、时钟、基带编解码与去耦四类。电路共有</w:t>
       </w:r>
       <w:r>
+        <w:rPr>
+          <w:rFonts w:eastAsia="黑体"/>
+        </w:rPr>
         <w:t xml:space="preserve"> 7 </w:t>
       </w:r>
       <w:r>
         <w:rPr>
-          <w:rFonts w:hint="eastAsia"/>
+          <w:rFonts w:hint="eastAsia" w:eastAsia="黑体"/>
         </w:rPr>
         <w:t xml:space="preserve">个关键节点：</w:t>
       </w:r>
       <w:r>
         <w:rPr>
-          <w:rFonts w:hint="eastAsia"/>
+          <w:rFonts w:hint="eastAsia" w:eastAsia="黑体"/>
           <w:b/>
           <w:bCs/>
         </w:rPr>
@@ -189,6 +222,7 @@
       </w:r>
       <w:r>
         <w:rPr>
+          <w:rFonts w:eastAsia="黑体"/>
           <w:b/>
           <w:bCs/>
         </w:rPr>
@@ -196,7 +230,7 @@
       </w:r>
       <w:r>
         <w:rPr>
-          <w:rFonts w:hint="eastAsia"/>
+          <w:rFonts w:hint="eastAsia" w:eastAsia="黑体"/>
           <w:b/>
           <w:bCs/>
         </w:rPr>
@@ -204,13 +238,13 @@
       </w:r>
       <w:r>
         <w:rPr>
-          <w:rFonts w:hint="eastAsia"/>
+          <w:rFonts w:hint="eastAsia" w:eastAsia="黑体"/>
         </w:rPr>
         <w:t xml:space="preserve">（天线与匹配网络相连）；</w:t>
       </w:r>
       <w:r>
         <w:rPr>
-          <w:rFonts w:hint="eastAsia"/>
+          <w:rFonts w:hint="eastAsia" w:eastAsia="黑体"/>
           <w:b/>
           <w:bCs/>
         </w:rPr>
@@ -218,6 +252,7 @@
       </w:r>
       <w:r>
         <w:rPr>
+          <w:rFonts w:eastAsia="黑体"/>
           <w:b/>
           <w:bCs/>
         </w:rPr>
@@ -225,7 +260,7 @@
       </w:r>
       <w:r>
         <w:rPr>
-          <w:rFonts w:hint="eastAsia"/>
+          <w:rFonts w:hint="eastAsia" w:eastAsia="黑体"/>
           <w:b/>
           <w:bCs/>
         </w:rPr>
@@ -233,22 +268,25 @@
       </w:r>
       <w:r>
         <w:rPr>
-          <w:rFonts w:hint="eastAsia"/>
+          <w:rFonts w:hint="eastAsia" w:eastAsia="黑体"/>
         </w:rPr>
         <w:t xml:space="preserve">（匹配网络与</w:t>
       </w:r>
       <w:r>
+        <w:rPr>
+          <w:rFonts w:eastAsia="黑体"/>
+        </w:rPr>
         <w:t xml:space="preserve"> U1 </w:t>
       </w:r>
       <w:r>
         <w:rPr>
-          <w:rFonts w:hint="eastAsia"/>
+          <w:rFonts w:hint="eastAsia" w:eastAsia="黑体"/>
         </w:rPr>
         <w:t xml:space="preserve">的射频脚相连）；</w:t>
       </w:r>
       <w:r>
         <w:rPr>
-          <w:rFonts w:hint="eastAsia"/>
+          <w:rFonts w:hint="eastAsia" w:eastAsia="黑体"/>
           <w:b/>
           <w:bCs/>
         </w:rPr>
@@ -256,6 +294,7 @@
       </w:r>
       <w:r>
         <w:rPr>
+          <w:rFonts w:eastAsia="黑体"/>
           <w:b/>
           <w:bCs/>
         </w:rPr>
@@ -263,7 +302,7 @@
       </w:r>
       <w:r>
         <w:rPr>
-          <w:rFonts w:hint="eastAsia"/>
+          <w:rFonts w:hint="eastAsia" w:eastAsia="黑体"/>
           <w:b/>
           <w:bCs/>
         </w:rPr>
@@ -271,31 +310,37 @@
       </w:r>
       <w:r>
         <w:rPr>
-          <w:rFonts w:hint="eastAsia"/>
+          <w:rFonts w:hint="eastAsia" w:eastAsia="黑体"/>
         </w:rPr>
         <w:t xml:space="preserve">（Y1</w:t>
       </w:r>
       <w:r>
+        <w:rPr>
+          <w:rFonts w:eastAsia="黑体"/>
+        </w:rPr>
         <w:t xml:space="preserve"> </w:t>
       </w:r>
       <w:r>
         <w:rPr>
-          <w:rFonts w:hint="eastAsia"/>
+          <w:rFonts w:hint="eastAsia" w:eastAsia="黑体"/>
         </w:rPr>
         <w:t xml:space="preserve">与</w:t>
       </w:r>
       <w:r>
+        <w:rPr>
+          <w:rFonts w:eastAsia="黑体"/>
+        </w:rPr>
         <w:t xml:space="preserve"> U1 </w:t>
       </w:r>
       <w:r>
         <w:rPr>
-          <w:rFonts w:hint="eastAsia"/>
+          <w:rFonts w:hint="eastAsia" w:eastAsia="黑体"/>
         </w:rPr>
         <w:t xml:space="preserve">的时钟脚相连）；</w:t>
       </w:r>
       <w:r>
         <w:rPr>
-          <w:rFonts w:hint="eastAsia"/>
+          <w:rFonts w:hint="eastAsia" w:eastAsia="黑体"/>
           <w:b/>
           <w:bCs/>
         </w:rPr>
@@ -303,6 +348,7 @@
       </w:r>
       <w:r>
         <w:rPr>
+          <w:rFonts w:eastAsia="黑体"/>
           <w:b/>
           <w:bCs/>
         </w:rPr>
@@ -310,7 +356,7 @@
       </w:r>
       <w:r>
         <w:rPr>
-          <w:rFonts w:hint="eastAsia"/>
+          <w:rFonts w:hint="eastAsia" w:eastAsia="黑体"/>
           <w:b/>
           <w:bCs/>
         </w:rPr>
@@ -318,31 +364,37 @@
       </w:r>
       <w:r>
         <w:rPr>
-          <w:rFonts w:hint="eastAsia"/>
+          <w:rFonts w:hint="eastAsia" w:eastAsia="黑体"/>
         </w:rPr>
         <w:t xml:space="preserve">（U1</w:t>
       </w:r>
       <w:r>
+        <w:rPr>
+          <w:rFonts w:eastAsia="黑体"/>
+        </w:rPr>
         <w:t xml:space="preserve"> </w:t>
       </w:r>
       <w:r>
         <w:rPr>
-          <w:rFonts w:hint="eastAsia"/>
+          <w:rFonts w:hint="eastAsia" w:eastAsia="黑体"/>
         </w:rPr>
         <w:t xml:space="preserve">的数据输入/输出脚与</w:t>
       </w:r>
       <w:r>
+        <w:rPr>
+          <w:rFonts w:eastAsia="黑体"/>
+        </w:rPr>
         <w:t xml:space="preserve"> U2 </w:t>
       </w:r>
       <w:r>
         <w:rPr>
-          <w:rFonts w:hint="eastAsia"/>
+          <w:rFonts w:hint="eastAsia" w:eastAsia="黑体"/>
         </w:rPr>
         <w:t xml:space="preserve">相连，承载已编码/解码数据）；</w:t>
       </w:r>
       <w:r>
         <w:rPr>
-          <w:rFonts w:hint="eastAsia"/>
+          <w:rFonts w:hint="eastAsia" w:eastAsia="黑体"/>
           <w:b/>
           <w:bCs/>
         </w:rPr>
@@ -350,6 +402,7 @@
       </w:r>
       <w:r>
         <w:rPr>
+          <w:rFonts w:eastAsia="黑体"/>
           <w:b/>
           <w:bCs/>
         </w:rPr>
@@ -357,7 +410,7 @@
       </w:r>
       <w:r>
         <w:rPr>
-          <w:rFonts w:hint="eastAsia"/>
+          <w:rFonts w:hint="eastAsia" w:eastAsia="黑体"/>
           <w:b/>
           <w:bCs/>
         </w:rPr>
@@ -365,31 +418,37 @@
       </w:r>
       <w:r>
         <w:rPr>
-          <w:rFonts w:hint="eastAsia"/>
+          <w:rFonts w:hint="eastAsia" w:eastAsia="黑体"/>
         </w:rPr>
         <w:t xml:space="preserve">（U1</w:t>
       </w:r>
       <w:r>
+        <w:rPr>
+          <w:rFonts w:eastAsia="黑体"/>
+        </w:rPr>
         <w:t xml:space="preserve"> </w:t>
       </w:r>
       <w:r>
         <w:rPr>
-          <w:rFonts w:hint="eastAsia"/>
+          <w:rFonts w:hint="eastAsia" w:eastAsia="黑体"/>
         </w:rPr>
         <w:t xml:space="preserve">的配置脚与</w:t>
       </w:r>
       <w:r>
+        <w:rPr>
+          <w:rFonts w:eastAsia="黑体"/>
+        </w:rPr>
         <w:t xml:space="preserve"> U2 </w:t>
       </w:r>
       <w:r>
         <w:rPr>
-          <w:rFonts w:hint="eastAsia"/>
+          <w:rFonts w:hint="eastAsia" w:eastAsia="黑体"/>
         </w:rPr>
         <w:t xml:space="preserve">相连）；</w:t>
       </w:r>
       <w:r>
         <w:rPr>
-          <w:rFonts w:hint="eastAsia"/>
+          <w:rFonts w:hint="eastAsia" w:eastAsia="黑体"/>
           <w:b/>
           <w:bCs/>
         </w:rPr>
@@ -397,6 +456,7 @@
       </w:r>
       <w:r>
         <w:rPr>
+          <w:rFonts w:eastAsia="黑体"/>
           <w:b/>
           <w:bCs/>
         </w:rPr>
@@ -404,7 +464,7 @@
       </w:r>
       <w:r>
         <w:rPr>
-          <w:rFonts w:hint="eastAsia"/>
+          <w:rFonts w:hint="eastAsia" w:eastAsia="黑体"/>
           <w:b/>
           <w:bCs/>
         </w:rPr>
@@ -412,6 +472,7 @@
       </w:r>
       <w:r>
         <w:rPr>
+          <w:rFonts w:eastAsia="黑体"/>
           <w:b/>
           <w:bCs/>
         </w:rPr>
@@ -419,13 +480,13 @@
       </w:r>
       <w:r>
         <w:rPr>
-          <w:rFonts w:hint="eastAsia"/>
+          <w:rFonts w:hint="eastAsia" w:eastAsia="黑体"/>
         </w:rPr>
         <w:t xml:space="preserve">；</w:t>
       </w:r>
       <w:r>
         <w:rPr>
-          <w:rFonts w:hint="eastAsia"/>
+          <w:rFonts w:hint="eastAsia" w:eastAsia="黑体"/>
           <w:b/>
           <w:bCs/>
         </w:rPr>
@@ -433,6 +494,7 @@
       </w:r>
       <w:r>
         <w:rPr>
+          <w:rFonts w:eastAsia="黑体"/>
           <w:b/>
           <w:bCs/>
         </w:rPr>
@@ -440,7 +502,7 @@
       </w:r>
       <w:r>
         <w:rPr>
-          <w:rFonts w:hint="eastAsia"/>
+          <w:rFonts w:hint="eastAsia" w:eastAsia="黑体"/>
           <w:b/>
           <w:bCs/>
         </w:rPr>
@@ -448,12 +510,16 @@
       </w:r>
       <w:r>
         <w:rPr>
+          <w:rFonts w:eastAsia="黑体"/>
           <w:b/>
           <w:bCs/>
         </w:rPr>
         <w:t xml:space="preserve"> GND</w:t>
       </w:r>
       <w:r>
+        <w:rPr>
+          <w:rFonts w:eastAsia="黑体"/>
+        </w:rPr>
         <w:t xml:space="preserve">。</w:t>
       </w:r>
     </w:p>
@@ -461,13 +527,13 @@
       <w:pPr/>
       <w:r>
         <w:rPr>
-          <w:rFonts w:hint="eastAsia"/>
+          <w:rFonts w:hint="eastAsia" w:eastAsia="黑体"/>
         </w:rPr>
         <w:t xml:space="preserve">各元件管脚连接：</w:t>
       </w:r>
       <w:r>
         <w:rPr>
-          <w:rFonts w:hint="eastAsia"/>
+          <w:rFonts w:hint="eastAsia" w:eastAsia="黑体"/>
           <w:b/>
           <w:bCs/>
         </w:rPr>
@@ -475,13 +541,13 @@
       </w:r>
       <w:r>
         <w:rPr>
-          <w:rFonts w:hint="eastAsia"/>
+          <w:rFonts w:hint="eastAsia" w:eastAsia="黑体"/>
         </w:rPr>
         <w:t xml:space="preserve">的馈电端接节点①；</w:t>
       </w:r>
       <w:r>
         <w:rPr>
-          <w:rFonts w:hint="eastAsia"/>
+          <w:rFonts w:hint="eastAsia" w:eastAsia="黑体"/>
           <w:b/>
           <w:bCs/>
         </w:rPr>
@@ -489,88 +555,109 @@
       </w:r>
       <w:r>
         <w:rPr>
-          <w:rFonts w:hint="eastAsia"/>
+          <w:rFonts w:hint="eastAsia" w:eastAsia="黑体"/>
         </w:rPr>
         <w:t xml:space="preserve">一端接节点①、另一端接节点②；</w:t>
       </w:r>
       <w:r>
         <w:rPr>
+          <w:rFonts w:eastAsia="黑体"/>
           <w:b/>
           <w:bCs/>
         </w:rPr>
         <w:t xml:space="preserve">U1</w:t>
       </w:r>
       <w:r>
+        <w:rPr>
+          <w:rFonts w:eastAsia="黑体"/>
+        </w:rPr>
         <w:t xml:space="preserve"> </w:t>
       </w:r>
       <w:r>
         <w:rPr>
-          <w:rFonts w:hint="eastAsia"/>
+          <w:rFonts w:hint="eastAsia" w:eastAsia="黑体"/>
         </w:rPr>
         <w:t xml:space="preserve">的射频脚（RF）接节点②，时钟脚（XTAL）接节点③，数据输入脚（DATA_IN，调制）与数据输出脚（DATA_OUT，解调）接节点④，控制脚（如</w:t>
       </w:r>
       <w:r>
+        <w:rPr>
+          <w:rFonts w:eastAsia="黑体"/>
+        </w:rPr>
         <w:t xml:space="preserve"> </w:t>
       </w:r>
       <w:r>
         <w:rPr>
-          <w:rFonts w:hint="eastAsia"/>
+          <w:rFonts w:hint="eastAsia" w:eastAsia="黑体"/>
         </w:rPr>
         <w:t xml:space="preserve">CE、配置脚）接节点⑤，电源脚</w:t>
       </w:r>
       <w:r>
+        <w:rPr>
+          <w:rFonts w:eastAsia="黑体"/>
+        </w:rPr>
         <w:t xml:space="preserve"> VDD </w:t>
       </w:r>
       <w:r>
         <w:rPr>
-          <w:rFonts w:hint="eastAsia"/>
+          <w:rFonts w:hint="eastAsia" w:eastAsia="黑体"/>
         </w:rPr>
         <w:t xml:space="preserve">接节点⑥、地脚</w:t>
       </w:r>
       <w:r>
+        <w:rPr>
+          <w:rFonts w:eastAsia="黑体"/>
+        </w:rPr>
         <w:t xml:space="preserve"> GND </w:t>
       </w:r>
       <w:r>
         <w:rPr>
-          <w:rFonts w:hint="eastAsia"/>
+          <w:rFonts w:hint="eastAsia" w:eastAsia="黑体"/>
         </w:rPr>
         <w:t xml:space="preserve">接节点⑦；</w:t>
       </w:r>
       <w:r>
         <w:rPr>
+          <w:rFonts w:eastAsia="黑体"/>
           <w:b/>
           <w:bCs/>
         </w:rPr>
         <w:t xml:space="preserve">Y1</w:t>
       </w:r>
       <w:r>
+        <w:rPr>
+          <w:rFonts w:eastAsia="黑体"/>
+        </w:rPr>
         <w:t xml:space="preserve"> </w:t>
       </w:r>
       <w:r>
         <w:rPr>
-          <w:rFonts w:hint="eastAsia"/>
+          <w:rFonts w:hint="eastAsia" w:eastAsia="黑体"/>
         </w:rPr>
         <w:t xml:space="preserve">两端分别接节点③与负载电容（或地）；</w:t>
       </w:r>
       <w:r>
         <w:rPr>
+          <w:rFonts w:eastAsia="黑体"/>
           <w:b/>
           <w:bCs/>
         </w:rPr>
         <w:t xml:space="preserve">U2</w:t>
       </w:r>
       <w:r>
+        <w:rPr>
+          <w:rFonts w:eastAsia="黑体"/>
+        </w:rPr>
         <w:t xml:space="preserve"> </w:t>
       </w:r>
       <w:r>
         <w:rPr>
-          <w:rFonts w:hint="eastAsia"/>
+          <w:rFonts w:hint="eastAsia" w:eastAsia="黑体"/>
         </w:rPr>
         <w:t xml:space="preserve">的编码/解码或串行接口脚接节点④与节点⑤，电源脚接节点⑥、地脚接节点⑦；</w:t>
       </w:r>
       <w:r>
         <w:rPr>
-          <w:rFonts w:hint="eastAsia"/>
+          <w:rFonts w:hint="eastAsia" w:eastAsia="黑体"/>
           <w:b/>
           <w:bCs/>
         </w:rPr>
@@ -578,7 +665,7 @@
       </w:r>
       <w:r>
         <w:rPr>
-          <w:rFonts w:hint="eastAsia"/>
+          <w:rFonts w:hint="eastAsia" w:eastAsia="黑体"/>
         </w:rPr>
         <w:t xml:space="preserve">跨接在节点⑥与⑦之间。</w:t>
       </w:r>
@@ -587,25 +674,31 @@
       <w:pPr/>
       <w:r>
         <w:rPr>
-          <w:rFonts w:hint="eastAsia"/>
+          <w:rFonts w:hint="eastAsia" w:eastAsia="黑体"/>
         </w:rPr>
         <w:t xml:space="preserve">由此构成”基带数据经编解码与调制、由</w:t>
       </w:r>
       <w:r>
+        <w:rPr>
+          <w:rFonts w:eastAsia="黑体"/>
+        </w:rPr>
         <w:t xml:space="preserve"> 433 MHz </w:t>
       </w:r>
       <w:r>
         <w:rPr>
-          <w:rFonts w:hint="eastAsia"/>
+          <w:rFonts w:hint="eastAsia" w:eastAsia="黑体"/>
         </w:rPr>
         <w:t xml:space="preserve">芯片上变频放大后经匹配网络辐射，接收时反向解调”的</w:t>
       </w:r>
       <w:r>
+        <w:rPr>
+          <w:rFonts w:eastAsia="黑体"/>
+        </w:rPr>
         <w:t xml:space="preserve"> Sub-GHz ISM </w:t>
       </w:r>
       <w:r>
         <w:rPr>
-          <w:rFonts w:hint="eastAsia"/>
+          <w:rFonts w:hint="eastAsia" w:eastAsia="黑体"/>
         </w:rPr>
         <w:t xml:space="preserve">频段短距离遥控/数据传输收发组态。</w:t>
       </w:r>
@@ -618,7 +711,7 @@
       </w:pPr>
       <w:r>
         <w:rPr>
-          <w:rFonts w:hint="eastAsia"/>
+          <w:rFonts w:hint="eastAsia" w:eastAsia="黑体"/>
         </w:rPr>
         <w:t xml:space="preserve">工作原理</w:t>
       </w:r>
@@ -629,34 +722,43 @@
       </w:pPr>
       <w:r>
         <w:rPr>
-          <w:rFonts w:hint="eastAsia"/>
+          <w:rFonts w:hint="eastAsia" w:eastAsia="黑体"/>
         </w:rPr>
         <w:t xml:space="preserve">发射时编码数据调制成</w:t>
       </w:r>
       <w:r>
+        <w:rPr>
+          <w:rFonts w:eastAsia="黑体"/>
+        </w:rPr>
         <w:t xml:space="preserve"> ASK/OOK </w:t>
       </w:r>
       <w:r>
         <w:rPr>
-          <w:rFonts w:hint="eastAsia"/>
+          <w:rFonts w:hint="eastAsia" w:eastAsia="黑体"/>
         </w:rPr>
         <w:t xml:space="preserve">或</w:t>
       </w:r>
       <w:r>
+        <w:rPr>
+          <w:rFonts w:eastAsia="黑体"/>
+        </w:rPr>
         <w:t xml:space="preserve"> FSK </w:t>
       </w:r>
       <w:r>
         <w:rPr>
-          <w:rFonts w:hint="eastAsia"/>
+          <w:rFonts w:hint="eastAsia" w:eastAsia="黑体"/>
         </w:rPr>
         <w:t xml:space="preserve">信号，经功率放大由天线辐射；接收时天线信号低噪声放大、解调还原数据。多数环境为单向或半双工，遥控类常用</w:t>
       </w:r>
       <w:r>
+        <w:rPr>
+          <w:rFonts w:eastAsia="黑体"/>
+        </w:rPr>
         <w:t xml:space="preserve"> OOK </w:t>
       </w:r>
       <w:r>
         <w:rPr>
-          <w:rFonts w:hint="eastAsia"/>
+          <w:rFonts w:hint="eastAsia" w:eastAsia="黑体"/>
         </w:rPr>
         <w:t xml:space="preserve">调制以简化电路。</w:t>
       </w:r>
@@ -669,7 +771,7 @@
       </w:pPr>
       <w:r>
         <w:rPr>
-          <w:rFonts w:hint="eastAsia"/>
+          <w:rFonts w:hint="eastAsia" w:eastAsia="黑体"/>
         </w:rPr>
         <w:t xml:space="preserve">关键计算公式</w:t>
       </w:r>
@@ -683,7 +785,7 @@
       </w:pPr>
       <w:r>
         <w:rPr>
-          <w:rFonts w:hint="eastAsia"/>
+          <w:rFonts w:hint="eastAsia" w:eastAsia="黑体"/>
         </w:rPr>
         <w:t xml:space="preserve">波长：</w:t>
       </w:r>
@@ -734,7 +836,7 @@
       </w:pPr>
       <w:r>
         <w:rPr>
-          <w:rFonts w:hint="eastAsia"/>
+          <w:rFonts w:hint="eastAsia" w:eastAsia="黑体"/>
         </w:rPr>
         <w:t xml:space="preserve">自由空间路径损耗：</w:t>
       </w:r>
@@ -819,7 +921,7 @@
       </w:pPr>
       <w:r>
         <w:rPr>
-          <w:rFonts w:hint="eastAsia"/>
+          <w:rFonts w:hint="eastAsia" w:eastAsia="黑体"/>
         </w:rPr>
         <w:t xml:space="preserve">链路预算：</w:t>
       </w:r>
@@ -933,16 +1035,19 @@
       </w:pPr>
       <w:r>
         <w:rPr>
-          <w:rFonts w:hint="eastAsia"/>
+          <w:rFonts w:hint="eastAsia" w:eastAsia="黑体"/>
         </w:rPr>
         <w:t xml:space="preserve">比特率（OOK</w:t>
       </w:r>
       <w:r>
+        <w:rPr>
+          <w:rFonts w:eastAsia="黑体"/>
+        </w:rPr>
         <w:t xml:space="preserve"> </w:t>
       </w:r>
       <w:r>
         <w:rPr>
-          <w:rFonts w:hint="eastAsia"/>
+          <w:rFonts w:hint="eastAsia" w:eastAsia="黑体"/>
         </w:rPr>
         <w:t xml:space="preserve">与符号率近似）：</w:t>
       </w:r>
@@ -1021,7 +1126,7 @@
             </w:pPr>
             <w:r>
               <w:rPr>
-                <w:rFonts w:hint="eastAsia"/>
+                <w:rFonts w:hint="eastAsia" w:eastAsia="黑体"/>
               </w:rPr>
               <w:t xml:space="preserve">符号</w:t>
             </w:r>
@@ -1035,7 +1140,7 @@
             </w:pPr>
             <w:r>
               <w:rPr>
-                <w:rFonts w:hint="eastAsia"/>
+                <w:rFonts w:hint="eastAsia" w:eastAsia="黑体"/>
               </w:rPr>
               <w:t xml:space="preserve">含义</w:t>
             </w:r>
@@ -1049,7 +1154,7 @@
             </w:pPr>
             <w:r>
               <w:rPr>
-                <w:rFonts w:hint="eastAsia"/>
+                <w:rFonts w:hint="eastAsia" w:eastAsia="黑体"/>
               </w:rPr>
               <w:t xml:space="preserve">单位</w:t>
             </w:r>
@@ -1069,6 +1174,9 @@
               </m:r>
             </m:oMath>
             <w:r>
+              <w:rPr>
+                <w:rFonts w:eastAsia="黑体"/>
+              </w:rPr>
               <w:t xml:space="preserve">​</w:t>
             </w:r>
           </w:p>
@@ -1081,7 +1189,7 @@
             </w:pPr>
             <w:r>
               <w:rPr>
-                <w:rFonts w:hint="eastAsia"/>
+                <w:rFonts w:hint="eastAsia" w:eastAsia="黑体"/>
               </w:rPr>
               <w:t xml:space="preserve">波长</w:t>
             </w:r>
@@ -1094,6 +1202,9 @@
               <w:pStyle w:val="Compact"/>
             </w:pPr>
             <w:r>
+              <w:rPr>
+                <w:rFonts w:eastAsia="黑体"/>
+              </w:rPr>
               <w:t xml:space="preserve">m</w:t>
             </w:r>
           </w:p>
@@ -1112,6 +1223,9 @@
               </m:r>
             </m:oMath>
             <w:r>
+              <w:rPr>
+                <w:rFonts w:eastAsia="黑体"/>
+              </w:rPr>
               <w:t xml:space="preserve">​</w:t>
             </w:r>
           </w:p>
@@ -1124,7 +1238,7 @@
             </w:pPr>
             <w:r>
               <w:rPr>
-                <w:rFonts w:hint="eastAsia"/>
+                <w:rFonts w:hint="eastAsia" w:eastAsia="黑体"/>
               </w:rPr>
               <w:t xml:space="preserve">光速</w:t>
             </w:r>
@@ -1137,6 +1251,9 @@
               <w:pStyle w:val="Compact"/>
             </w:pPr>
             <w:r>
+              <w:rPr>
+                <w:rFonts w:eastAsia="黑体"/>
+              </w:rPr>
               <w:t xml:space="preserve">m/s</w:t>
             </w:r>
           </w:p>
@@ -1155,6 +1272,9 @@
               </m:r>
             </m:oMath>
             <w:r>
+              <w:rPr>
+                <w:rFonts w:eastAsia="黑体"/>
+              </w:rPr>
               <w:t xml:space="preserve">​</w:t>
             </w:r>
           </w:p>
@@ -1167,7 +1287,7 @@
             </w:pPr>
             <w:r>
               <w:rPr>
-                <w:rFonts w:hint="eastAsia"/>
+                <w:rFonts w:hint="eastAsia" w:eastAsia="黑体"/>
               </w:rPr>
               <w:t xml:space="preserve">频率</w:t>
             </w:r>
@@ -1180,6 +1300,9 @@
               <w:pStyle w:val="Compact"/>
             </w:pPr>
             <w:r>
+              <w:rPr>
+                <w:rFonts w:eastAsia="黑体"/>
+              </w:rPr>
               <w:t xml:space="preserve">Hz</w:t>
             </w:r>
           </w:p>
@@ -1198,6 +1321,9 @@
               </m:r>
             </m:oMath>
             <w:r>
+              <w:rPr>
+                <w:rFonts w:eastAsia="黑体"/>
+              </w:rPr>
               <w:t xml:space="preserve">​</w:t>
             </w:r>
           </w:p>
@@ -1210,7 +1336,7 @@
             </w:pPr>
             <w:r>
               <w:rPr>
-                <w:rFonts w:hint="eastAsia"/>
+                <w:rFonts w:hint="eastAsia" w:eastAsia="黑体"/>
               </w:rPr>
               <w:t xml:space="preserve">路径损耗</w:t>
             </w:r>
@@ -1223,6 +1349,9 @@
               <w:pStyle w:val="Compact"/>
             </w:pPr>
             <w:r>
+              <w:rPr>
+                <w:rFonts w:eastAsia="黑体"/>
+              </w:rPr>
               <w:t xml:space="preserve">dB</w:t>
             </w:r>
           </w:p>
@@ -1241,6 +1370,9 @@
               </m:r>
             </m:oMath>
             <w:r>
+              <w:rPr>
+                <w:rFonts w:eastAsia="黑体"/>
+              </w:rPr>
               <w:t xml:space="preserve">​</w:t>
             </w:r>
           </w:p>
@@ -1253,7 +1385,7 @@
             </w:pPr>
             <w:r>
               <w:rPr>
-                <w:rFonts w:hint="eastAsia"/>
+                <w:rFonts w:hint="eastAsia" w:eastAsia="黑体"/>
               </w:rPr>
               <w:t xml:space="preserve">通信距离</w:t>
             </w:r>
@@ -1266,6 +1398,9 @@
               <w:pStyle w:val="Compact"/>
             </w:pPr>
             <w:r>
+              <w:rPr>
+                <w:rFonts w:eastAsia="黑体"/>
+              </w:rPr>
               <w:t xml:space="preserve">m</w:t>
             </w:r>
           </w:p>
@@ -1320,6 +1455,9 @@
               </m:sSub>
             </m:oMath>
             <w:r>
+              <w:rPr>
+                <w:rFonts w:eastAsia="黑体"/>
+              </w:rPr>
               <w:t xml:space="preserve">​</w:t>
             </w:r>
           </w:p>
@@ -1332,7 +1470,7 @@
             </w:pPr>
             <w:r>
               <w:rPr>
-                <w:rFonts w:hint="eastAsia"/>
+                <w:rFonts w:hint="eastAsia" w:eastAsia="黑体"/>
               </w:rPr>
               <w:t xml:space="preserve">收、发功率</w:t>
             </w:r>
@@ -1345,6 +1483,9 @@
               <w:pStyle w:val="Compact"/>
             </w:pPr>
             <w:r>
+              <w:rPr>
+                <w:rFonts w:eastAsia="黑体"/>
+              </w:rPr>
               <w:t xml:space="preserve">dBm</w:t>
             </w:r>
           </w:p>
@@ -1399,6 +1540,9 @@
               </m:sSub>
             </m:oMath>
             <w:r>
+              <w:rPr>
+                <w:rFonts w:eastAsia="黑体"/>
+              </w:rPr>
               <w:t xml:space="preserve">​</w:t>
             </w:r>
           </w:p>
@@ -1411,7 +1555,7 @@
             </w:pPr>
             <w:r>
               <w:rPr>
-                <w:rFonts w:hint="eastAsia"/>
+                <w:rFonts w:hint="eastAsia" w:eastAsia="黑体"/>
               </w:rPr>
               <w:t xml:space="preserve">收发天线增益</w:t>
             </w:r>
@@ -1424,6 +1568,9 @@
               <w:pStyle w:val="Compact"/>
             </w:pPr>
             <w:r>
+              <w:rPr>
+                <w:rFonts w:eastAsia="黑体"/>
+              </w:rPr>
               <w:t xml:space="preserve">dBi</w:t>
             </w:r>
           </w:p>
@@ -1472,6 +1619,9 @@
               </m:sSub>
             </m:oMath>
             <w:r>
+              <w:rPr>
+                <w:rFonts w:eastAsia="黑体"/>
+              </w:rPr>
               <w:t xml:space="preserve">​</w:t>
             </w:r>
           </w:p>
@@ -1484,7 +1634,7 @@
             </w:pPr>
             <w:r>
               <w:rPr>
-                <w:rFonts w:hint="eastAsia"/>
+                <w:rFonts w:hint="eastAsia" w:eastAsia="黑体"/>
               </w:rPr>
               <w:t xml:space="preserve">数据率、符号率</w:t>
             </w:r>
@@ -1497,6 +1647,9 @@
               <w:pStyle w:val="Compact"/>
             </w:pPr>
             <w:r>
+              <w:rPr>
+                <w:rFonts w:eastAsia="黑体"/>
+              </w:rPr>
               <w:t xml:space="preserve">bit/s、Baud</w:t>
             </w:r>
           </w:p>
@@ -1511,7 +1664,7 @@
       </w:pPr>
       <w:r>
         <w:rPr>
-          <w:rFonts w:hint="eastAsia"/>
+          <w:rFonts w:hint="eastAsia" w:eastAsia="黑体"/>
         </w:rPr>
         <w:t xml:space="preserve">元件调整影响</w:t>
       </w:r>
@@ -1526,7 +1679,7 @@
       </w:pPr>
       <w:r>
         <w:rPr>
-          <w:rFonts w:hint="eastAsia"/>
+          <w:rFonts w:hint="eastAsia" w:eastAsia="黑体"/>
           <w:b/>
           <w:bCs/>
         </w:rPr>
@@ -1534,6 +1687,7 @@
       </w:r>
       <w:r>
         <w:rPr>
+          <w:rFonts w:eastAsia="黑体"/>
           <w:b/>
           <w:bCs/>
         </w:rPr>
@@ -1558,6 +1712,7 @@
       </m:oMath>
       <w:r>
         <w:rPr>
+          <w:rFonts w:eastAsia="黑体"/>
           <w:b/>
           <w:bCs/>
         </w:rPr>
@@ -1565,21 +1720,27 @@
       </w:r>
       <w:r>
         <w:rPr>
-          <w:rFonts w:hint="eastAsia"/>
+          <w:rFonts w:hint="eastAsia" w:eastAsia="黑体"/>
           <w:b/>
           <w:bCs/>
         </w:rPr>
         <w:t xml:space="preserve">增大</w:t>
       </w:r>
       <w:r>
+        <w:rPr>
+          <w:rFonts w:eastAsia="黑体"/>
+        </w:rPr>
         <w:t xml:space="preserve"> </w:t>
       </w:r>
       <w:r>
+        <w:rPr>
+          <w:rFonts w:eastAsia="黑体"/>
+        </w:rPr>
         <w:t xml:space="preserve">→ </w:t>
       </w:r>
       <w:r>
         <w:rPr>
-          <w:rFonts w:hint="eastAsia"/>
+          <w:rFonts w:hint="eastAsia" w:eastAsia="黑体"/>
         </w:rPr>
         <w:t xml:space="preserve">通信距离增大，但功耗与邻频干扰增加。</w:t>
       </w:r>
@@ -1594,21 +1755,27 @@
       </w:pPr>
       <w:r>
         <w:rPr>
-          <w:rFonts w:hint="eastAsia"/>
+          <w:rFonts w:hint="eastAsia" w:eastAsia="黑体"/>
           <w:b/>
           <w:bCs/>
         </w:rPr>
         <w:t xml:space="preserve">天线匹配/增益改善</w:t>
       </w:r>
       <w:r>
+        <w:rPr>
+          <w:rFonts w:eastAsia="黑体"/>
+        </w:rPr>
         <w:t xml:space="preserve"> </w:t>
       </w:r>
       <w:r>
+        <w:rPr>
+          <w:rFonts w:eastAsia="黑体"/>
+        </w:rPr>
         <w:t xml:space="preserve">→ </w:t>
       </w:r>
       <w:r>
         <w:rPr>
-          <w:rFonts w:hint="eastAsia"/>
+          <w:rFonts w:hint="eastAsia" w:eastAsia="黑体"/>
         </w:rPr>
         <w:t xml:space="preserve">链路余量增大、距离与可靠性提高。</w:t>
       </w:r>
@@ -1623,21 +1790,27 @@
       </w:pPr>
       <w:r>
         <w:rPr>
-          <w:rFonts w:hint="eastAsia"/>
+          <w:rFonts w:hint="eastAsia" w:eastAsia="黑体"/>
           <w:b/>
           <w:bCs/>
         </w:rPr>
         <w:t xml:space="preserve">数据率提高</w:t>
       </w:r>
       <w:r>
+        <w:rPr>
+          <w:rFonts w:eastAsia="黑体"/>
+        </w:rPr>
         <w:t xml:space="preserve"> </w:t>
       </w:r>
       <w:r>
+        <w:rPr>
+          <w:rFonts w:eastAsia="黑体"/>
+        </w:rPr>
         <w:t xml:space="preserve">→ </w:t>
       </w:r>
       <w:r>
         <w:rPr>
-          <w:rFonts w:hint="eastAsia"/>
+          <w:rFonts w:hint="eastAsia" w:eastAsia="黑体"/>
         </w:rPr>
         <w:t xml:space="preserve">抗扰能力下降、接收灵敏度降低。</w:t>
       </w:r>
@@ -1652,7 +1825,7 @@
       </w:pPr>
       <w:r>
         <w:rPr>
-          <w:rFonts w:hint="eastAsia"/>
+          <w:rFonts w:hint="eastAsia" w:eastAsia="黑体"/>
           <w:b/>
           <w:bCs/>
         </w:rPr>
@@ -1660,6 +1833,7 @@
       </w:r>
       <w:r>
         <w:rPr>
+          <w:rFonts w:eastAsia="黑体"/>
           <w:b/>
           <w:bCs/>
         </w:rPr>
@@ -1667,25 +1841,34 @@
       </w:r>
       <w:r>
         <w:rPr>
-          <w:rFonts w:hint="eastAsia"/>
+          <w:rFonts w:hint="eastAsia" w:eastAsia="黑体"/>
           <w:b/>
           <w:bCs/>
         </w:rPr>
         <w:t xml:space="preserve">波长</w:t>
       </w:r>
       <w:r>
+        <w:rPr>
+          <w:rFonts w:eastAsia="黑体"/>
+        </w:rPr>
         <w:t xml:space="preserve"> </w:t>
       </w:r>
       <w:r>
+        <w:rPr>
+          <w:rFonts w:eastAsia="黑体"/>
+        </w:rPr>
         <w:t xml:space="preserve">→ </w:t>
       </w:r>
       <w:r>
         <w:rPr>
-          <w:rFonts w:hint="eastAsia"/>
+          <w:rFonts w:hint="eastAsia" w:eastAsia="黑体"/>
         </w:rPr>
         <w:t xml:space="preserve">辐射效率下降，需按</w:t>
       </w:r>
       <w:r>
+        <w:rPr>
+          <w:rFonts w:eastAsia="黑体"/>
+        </w:rPr>
         <w:t xml:space="preserve"> </w:t>
       </w:r>
       <m:oMath>
@@ -1703,11 +1886,14 @@
         </m:r>
       </m:oMath>
       <w:r>
+        <w:rPr>
+          <w:rFonts w:eastAsia="黑体"/>
+        </w:rPr>
         <w:t xml:space="preserve"> </w:t>
       </w:r>
       <w:r>
         <w:rPr>
-          <w:rFonts w:hint="eastAsia"/>
+          <w:rFonts w:hint="eastAsia" w:eastAsia="黑体"/>
         </w:rPr>
         <w:t xml:space="preserve">谐振。</w:t>
       </w:r>
@@ -1720,7 +1906,7 @@
       </w:pPr>
       <w:r>
         <w:rPr>
-          <w:rFonts w:hint="eastAsia"/>
+          <w:rFonts w:hint="eastAsia" w:eastAsia="黑体"/>
         </w:rPr>
         <w:t xml:space="preserve">典型参数示例</w:t>
       </w:r>
@@ -1735,11 +1921,14 @@
       </w:pPr>
       <w:r>
         <w:rPr>
-          <w:rFonts w:hint="eastAsia"/>
+          <w:rFonts w:hint="eastAsia" w:eastAsia="黑体"/>
         </w:rPr>
         <w:t xml:space="preserve">频率</w:t>
       </w:r>
       <w:r>
+        <w:rPr>
+          <w:rFonts w:eastAsia="黑体"/>
+        </w:rPr>
         <w:t xml:space="preserve"> </w:t>
       </w:r>
       <m:oMath>
@@ -1768,7 +1957,7 @@
       </m:oMath>
       <w:r>
         <w:rPr>
-          <w:rFonts w:hint="eastAsia"/>
+          <w:rFonts w:hint="eastAsia" w:eastAsia="黑体"/>
         </w:rPr>
         <w:t xml:space="preserve">：</w:t>
       </w:r>
@@ -1855,20 +2044,26 @@
       </m:oMath>
       <w:r>
         <w:rPr>
-          <w:rFonts w:hint="eastAsia"/>
+          <w:rFonts w:hint="eastAsia" w:eastAsia="黑体"/>
         </w:rPr>
         <w:t xml:space="preserve">，1/4</w:t>
       </w:r>
       <w:r>
+        <w:rPr>
+          <w:rFonts w:eastAsia="黑体"/>
+        </w:rPr>
         <w:t xml:space="preserve"> </w:t>
       </w:r>
       <w:r>
         <w:rPr>
-          <w:rFonts w:hint="eastAsia"/>
+          <w:rFonts w:hint="eastAsia" w:eastAsia="黑体"/>
         </w:rPr>
         <w:t xml:space="preserve">波长天线约</w:t>
       </w:r>
       <w:r>
+        <w:rPr>
+          <w:rFonts w:eastAsia="黑体"/>
+        </w:rPr>
         <w:t xml:space="preserve"> </w:t>
       </w:r>
       <m:oMath>
@@ -1887,6 +2082,9 @@
         </m:r>
       </m:oMath>
       <w:r>
+        <w:rPr>
+          <w:rFonts w:eastAsia="黑体"/>
+        </w:rPr>
         <w:t xml:space="preserve">。</w:t>
       </w:r>
     </w:p>
@@ -1900,11 +2098,14 @@
       </w:pPr>
       <w:r>
         <w:rPr>
-          <w:rFonts w:hint="eastAsia"/>
+          <w:rFonts w:hint="eastAsia" w:eastAsia="黑体"/>
         </w:rPr>
         <w:t xml:space="preserve">距离</w:t>
       </w:r>
       <w:r>
+        <w:rPr>
+          <w:rFonts w:eastAsia="黑体"/>
+        </w:rPr>
         <w:t xml:space="preserve"> </w:t>
       </w:r>
       <m:oMath>
@@ -1933,11 +2134,14 @@
       </m:oMath>
       <w:r>
         <w:rPr>
-          <w:rFonts w:hint="eastAsia"/>
+          <w:rFonts w:hint="eastAsia" w:eastAsia="黑体"/>
         </w:rPr>
         <w:t xml:space="preserve">：路径损耗</w:t>
       </w:r>
       <w:r>
+        <w:rPr>
+          <w:rFonts w:eastAsia="黑体"/>
+        </w:rPr>
         <w:t xml:space="preserve"> </w:t>
       </w:r>
       <m:oMath>
@@ -2026,6 +2230,9 @@
         </m:r>
       </m:oMath>
       <w:r>
+        <w:rPr>
+          <w:rFonts w:eastAsia="黑体"/>
+        </w:rPr>
         <w:t xml:space="preserve">。</w:t>
       </w:r>
     </w:p>
@@ -2037,7 +2244,7 @@
       </w:pPr>
       <w:r>
         <w:rPr>
-          <w:rFonts w:hint="eastAsia"/>
+          <w:rFonts w:hint="eastAsia" w:eastAsia="黑体"/>
         </w:rPr>
         <w:t xml:space="preserve">常见器件型号</w:t>
       </w:r>
@@ -2052,16 +2259,19 @@
       </w:pPr>
       <w:r>
         <w:rPr>
-          <w:rFonts w:hint="eastAsia"/>
+          <w:rFonts w:hint="eastAsia" w:eastAsia="黑体"/>
         </w:rPr>
         <w:t xml:space="preserve">收发/发射芯片：CC1101、Si4432、SYN480R（接收）、433M</w:t>
       </w:r>
       <w:r>
+        <w:rPr>
+          <w:rFonts w:eastAsia="黑体"/>
+        </w:rPr>
         <w:t xml:space="preserve"> </w:t>
       </w:r>
       <w:r>
         <w:rPr>
-          <w:rFonts w:hint="eastAsia"/>
+          <w:rFonts w:hint="eastAsia" w:eastAsia="黑体"/>
         </w:rPr>
         <w:t xml:space="preserve">超再生/超外差模块。</w:t>
       </w:r>
@@ -2076,11 +2286,14 @@
       </w:pPr>
       <w:r>
         <w:rPr>
-          <w:rFonts w:hint="eastAsia"/>
+          <w:rFonts w:hint="eastAsia" w:eastAsia="黑体"/>
         </w:rPr>
         <w:t xml:space="preserve">编解码：PT2262</w:t>
       </w:r>
       <w:r>
+        <w:rPr>
+          <w:rFonts w:eastAsia="黑体"/>
+        </w:rPr>
         <w:t xml:space="preserve"> / PT2272。</w:t>
       </w:r>
     </w:p>
@@ -2092,7 +2305,7 @@
       </w:pPr>
       <w:r>
         <w:rPr>
-          <w:rFonts w:hint="eastAsia"/>
+          <w:rFonts w:hint="eastAsia" w:eastAsia="黑体"/>
         </w:rPr>
         <w:t xml:space="preserve">注意事项</w:t>
       </w:r>
@@ -2106,20 +2319,26 @@
         </w:numPr>
       </w:pPr>
       <w:r>
+        <w:rPr>
+          <w:rFonts w:eastAsia="黑体"/>
+        </w:rPr>
         <w:t xml:space="preserve">433 MHz </w:t>
       </w:r>
       <w:r>
         <w:rPr>
-          <w:rFonts w:hint="eastAsia"/>
+          <w:rFonts w:hint="eastAsia" w:eastAsia="黑体"/>
         </w:rPr>
         <w:t xml:space="preserve">为</w:t>
       </w:r>
       <w:r>
+        <w:rPr>
+          <w:rFonts w:eastAsia="黑体"/>
+        </w:rPr>
         <w:t xml:space="preserve"> ISM </w:t>
       </w:r>
       <w:r>
         <w:rPr>
-          <w:rFonts w:hint="eastAsia"/>
+          <w:rFonts w:hint="eastAsia" w:eastAsia="黑体"/>
         </w:rPr>
         <w:t xml:space="preserve">频段，信道拥挤需编解码与地址匹配防串扰。</w:t>
       </w:r>
@@ -2134,16 +2353,19 @@
       </w:pPr>
       <w:r>
         <w:rPr>
-          <w:rFonts w:hint="eastAsia"/>
+          <w:rFonts w:hint="eastAsia" w:eastAsia="黑体"/>
         </w:rPr>
         <w:t xml:space="preserve">天线需按</w:t>
       </w:r>
       <w:r>
+        <w:rPr>
+          <w:rFonts w:eastAsia="黑体"/>
+        </w:rPr>
         <w:t xml:space="preserve"> 1/4 </w:t>
       </w:r>
       <w:r>
         <w:rPr>
-          <w:rFonts w:hint="eastAsia"/>
+          <w:rFonts w:hint="eastAsia" w:eastAsia="黑体"/>
         </w:rPr>
         <w:t xml:space="preserve">波长设计并良好匹配，否则距离骤降。</w:t>
       </w:r>
@@ -2158,7 +2380,7 @@
       </w:pPr>
       <w:r>
         <w:rPr>
-          <w:rFonts w:hint="eastAsia"/>
+          <w:rFonts w:hint="eastAsia" w:eastAsia="黑体"/>
         </w:rPr>
         <w:t xml:space="preserve">需满足无线电发射功率与占用带宽的法规限值。</w:t>
       </w:r>
@@ -2171,7 +2393,7 @@
       </w:pPr>
       <w:r>
         <w:rPr>
-          <w:rFonts w:hint="eastAsia"/>
+          <w:rFonts w:hint="eastAsia" w:eastAsia="黑体"/>
         </w:rPr>
         <w:t xml:space="preserve">参考资料</w:t>
       </w:r>
@@ -2185,6 +2407,9 @@
         </w:numPr>
       </w:pPr>
       <w:r>
+        <w:rPr>
+          <w:rFonts w:eastAsia="黑体"/>
+        </w:rPr>
         <w:t xml:space="preserve">Wikipedia: 433 MHz (ISM band) / ISM band。</w:t>
       </w:r>
     </w:p>
@@ -2197,11 +2422,14 @@
         </w:numPr>
       </w:pPr>
       <w:r>
+        <w:rPr>
+          <w:rFonts w:eastAsia="黑体"/>
+        </w:rPr>
         <w:t xml:space="preserve">TI CC1101 </w:t>
       </w:r>
       <w:r>
         <w:rPr>
-          <w:rFonts w:hint="eastAsia"/>
+          <w:rFonts w:hint="eastAsia" w:eastAsia="黑体"/>
         </w:rPr>
         <w:t xml:space="preserve">数据手册。</w:t>
       </w:r>
@@ -2215,11 +2443,14 @@
         </w:numPr>
       </w:pPr>
       <w:r>
+        <w:rPr>
+          <w:rFonts w:eastAsia="黑体"/>
+        </w:rPr>
         <w:t xml:space="preserve">Silicon Labs Si4432 </w:t>
       </w:r>
       <w:r>
         <w:rPr>
-          <w:rFonts w:hint="eastAsia"/>
+          <w:rFonts w:hint="eastAsia" w:eastAsia="黑体"/>
         </w:rPr>
         <w:t xml:space="preserve">数据手册。</w:t>
       </w:r>
@@ -2233,11 +2464,11 @@
       </w:pPr>
       <w:r>
         <w:rPr>
-          <w:rFonts w:ascii="Times New Roman" w:hAnsi="Times New Roman"/>
+          <w:rFonts w:ascii="Times New Roman" w:hAnsi="Times New Roman" w:eastAsia="黑体"/>
           <w:color w:val="555555"/>
           <w:sz w:val="21"/>
         </w:rPr>
-        <w:t>材料收集者：杜文杰</w:t>
+        <w:t>材料收集者：杜文杰，WX手机：19519196569，QQ:3478827729</w:t>
       </w:r>
     </w:p>
     <w:sectPr>
@@ -2257,7 +2488,7 @@
 </file>
 
 <file path=word/footer1.xml><?xml version="1.0" encoding="utf-8"?>
-<w:ftr xmlns:m="http://schemas.openxmlformats.org/officeDocument/2006/math" xmlns:mc="http://schemas.openxmlformats.org/markup-compatibility/2006" xmlns:mo="http://schemas.microsoft.com/office/mac/office/2008/main" xmlns:mv="urn:schemas-microsoft-com:mac:vml" xmlns:o="urn:schemas-microsoft-com:office:office" xmlns:r="http://schemas.openxmlformats.org/officeDocument/2006/relationships" xmlns:v="urn:schemas-microsoft-com:vml" xmlns:w10="urn:schemas-microsoft-com:office:word" xmlns:w14="http://schemas.microsoft.com/office/word/2010/wordml" xmlns:w="http://schemas.openxmlformats.org/wordprocessingml/2006/main" xmlns:wne="http://schemas.microsoft.com/office/word/2006/wordml" xmlns:wp14="http://schemas.microsoft.com/office/word/2010/wordprocessingDrawing" xmlns:wp="http://schemas.openxmlformats.org/drawingml/2006/wordprocessingDrawing" xmlns:wpc="http://schemas.microsoft.com/office/word/2010/wordprocessingCanvas" xmlns:wpg="http://schemas.microsoft.com/office/word/2010/wordprocessingGroup" xmlns:wpi="http://schemas.microsoft.com/office/word/2010/wordprocessingInk" xmlns:wps="http://schemas.microsoft.com/office/word/2010/wordprocessingShape" mc:Ignorable="w14 wp14">
+<w:ftr xmlns:mc="http://schemas.openxmlformats.org/markup-compatibility/2006" xmlns:w="http://schemas.openxmlformats.org/wordprocessingml/2006/main" xmlns:m="http://schemas.openxmlformats.org/officeDocument/2006/math" xmlns:mo="http://schemas.microsoft.com/office/mac/office/2008/main" xmlns:mv="urn:schemas-microsoft-com:mac:vml" xmlns:o="urn:schemas-microsoft-com:office:office" xmlns:r="http://schemas.openxmlformats.org/officeDocument/2006/relationships" xmlns:v="urn:schemas-microsoft-com:vml" xmlns:w10="urn:schemas-microsoft-com:office:word" xmlns:w14="http://schemas.microsoft.com/office/word/2010/wordml" xmlns:wne="http://schemas.microsoft.com/office/word/2006/wordml" xmlns:wp14="http://schemas.microsoft.com/office/word/2010/wordprocessingDrawing" xmlns:wp="http://schemas.openxmlformats.org/drawingml/2006/wordprocessingDrawing" xmlns:wpc="http://schemas.microsoft.com/office/word/2010/wordprocessingCanvas" xmlns:wpg="http://schemas.microsoft.com/office/word/2010/wordprocessingGroup" xmlns:wpi="http://schemas.microsoft.com/office/word/2010/wordprocessingInk" xmlns:wps="http://schemas.microsoft.com/office/word/2010/wordprocessingShape" mc:Ignorable="w14 wp14">
   <w:p>
     <w:pPr>
       <w:pStyle w:val="Footer"/>
@@ -2265,12 +2496,14 @@
     </w:pPr>
     <w:r>
       <w:rPr>
+        <w:rFonts w:eastAsia="黑体"/>
         <w:sz w:val="18"/>
       </w:rPr>
       <w:t xml:space="preserve">第 </w:t>
     </w:r>
     <w:r>
       <w:rPr>
+        <w:rFonts w:eastAsia="黑体"/>
         <w:sz w:val="18"/>
       </w:rPr>
       <w:fldChar w:fldCharType="begin"/>
@@ -2279,6 +2512,7 @@
     </w:r>
     <w:r>
       <w:rPr>
+        <w:rFonts w:eastAsia="黑体"/>
         <w:sz w:val="18"/>
       </w:rPr>
       <w:t xml:space="preserve"> 页</w:t>
@@ -2292,6 +2526,9 @@
   <w:footnote w:type="continuationSeparator" w:id="0">
     <w:p>
       <w:r>
+        <w:rPr>
+          <w:rFonts w:eastAsia="黑体"/>
+        </w:rPr>
         <w:continuationSeparator/>
       </w:r>
     </w:p>
@@ -2299,6 +2536,9 @@
   <w:footnote w:type="separator" w:id="-1">
     <w:p>
       <w:r>
+        <w:rPr>
+          <w:rFonts w:eastAsia="黑体"/>
+        </w:rPr>
         <w:separator/>
       </w:r>
     </w:p>
@@ -2307,7 +2547,7 @@
 </file>
 
 <file path=word/header1.xml><?xml version="1.0" encoding="utf-8"?>
-<w:hdr xmlns:m="http://schemas.openxmlformats.org/officeDocument/2006/math" xmlns:mc="http://schemas.openxmlformats.org/markup-compatibility/2006" xmlns:mo="http://schemas.microsoft.com/office/mac/office/2008/main" xmlns:mv="urn:schemas-microsoft-com:mac:vml" xmlns:o="urn:schemas-microsoft-com:office:office" xmlns:r="http://schemas.openxmlformats.org/officeDocument/2006/relationships" xmlns:v="urn:schemas-microsoft-com:vml" xmlns:w10="urn:schemas-microsoft-com:office:word" xmlns:w14="http://schemas.microsoft.com/office/word/2010/wordml" xmlns:w="http://schemas.openxmlformats.org/wordprocessingml/2006/main" xmlns:wne="http://schemas.microsoft.com/office/word/2006/wordml" xmlns:wp14="http://schemas.microsoft.com/office/word/2010/wordprocessingDrawing" xmlns:wp="http://schemas.openxmlformats.org/drawingml/2006/wordprocessingDrawing" xmlns:wpc="http://schemas.microsoft.com/office/word/2010/wordprocessingCanvas" xmlns:wpg="http://schemas.microsoft.com/office/word/2010/wordprocessingGroup" xmlns:wpi="http://schemas.microsoft.com/office/word/2010/wordprocessingInk" xmlns:wps="http://schemas.microsoft.com/office/word/2010/wordprocessingShape" mc:Ignorable="w14 wp14">
+<w:hdr xmlns:mc="http://schemas.openxmlformats.org/markup-compatibility/2006" xmlns:w="http://schemas.openxmlformats.org/wordprocessingml/2006/main" xmlns:m="http://schemas.openxmlformats.org/officeDocument/2006/math" xmlns:mo="http://schemas.microsoft.com/office/mac/office/2008/main" xmlns:mv="urn:schemas-microsoft-com:mac:vml" xmlns:o="urn:schemas-microsoft-com:office:office" xmlns:r="http://schemas.openxmlformats.org/officeDocument/2006/relationships" xmlns:v="urn:schemas-microsoft-com:vml" xmlns:w10="urn:schemas-microsoft-com:office:word" xmlns:w14="http://schemas.microsoft.com/office/word/2010/wordml" xmlns:wne="http://schemas.microsoft.com/office/word/2006/wordml" xmlns:wp14="http://schemas.microsoft.com/office/word/2010/wordprocessingDrawing" xmlns:wp="http://schemas.openxmlformats.org/drawingml/2006/wordprocessingDrawing" xmlns:wpc="http://schemas.microsoft.com/office/word/2010/wordprocessingCanvas" xmlns:wpg="http://schemas.microsoft.com/office/word/2010/wordprocessingGroup" xmlns:wpi="http://schemas.microsoft.com/office/word/2010/wordprocessingInk" xmlns:wps="http://schemas.microsoft.com/office/word/2010/wordprocessingShape" mc:Ignorable="w14 wp14">
   <w:p>
     <w:pPr>
       <w:pStyle w:val="Header"/>
@@ -2315,7 +2555,7 @@
     </w:pPr>
     <w:r>
       <w:rPr>
-        <w:rFonts w:ascii="Times New Roman" w:hAnsi="Times New Roman"/>
+        <w:rFonts w:ascii="Times New Roman" w:hAnsi="Times New Roman" w:eastAsia="黑体"/>
         <w:sz w:val="18"/>
         <w:rFonts w:eastAsia="黑体"/>
         <w:rFonts w:eastAsia="黑体"/>
@@ -2327,7 +2567,7 @@
 </file>
 
 <file path=word/numbering.xml><?xml version="1.0" encoding="utf-8"?>
-<w:numbering xmlns:m="http://schemas.openxmlformats.org/officeDocument/2006/math" xmlns:mc="http://schemas.openxmlformats.org/markup-compatibility/2006" xmlns:mo="http://schemas.microsoft.com/office/mac/office/2008/main" xmlns:mv="urn:schemas-microsoft-com:mac:vml" xmlns:o="urn:schemas-microsoft-com:office:office" xmlns:r="http://schemas.openxmlformats.org/officeDocument/2006/relationships" xmlns:v="urn:schemas-microsoft-com:vml" xmlns:w="http://schemas.openxmlformats.org/wordprocessingml/2006/main" xmlns:w10="urn:schemas-microsoft-com:office:word" xmlns:w14="http://schemas.microsoft.com/office/word/2010/wordml" xmlns:wne="http://schemas.microsoft.com/office/word/2006/wordml" xmlns:wp="http://schemas.openxmlformats.org/drawingml/2006/wordprocessingDrawing" xmlns:wp14="http://schemas.microsoft.com/office/word/2010/wordprocessingDrawing" xmlns:wpc="http://schemas.microsoft.com/office/word/2010/wordprocessingCanvas" xmlns:wpg="http://schemas.microsoft.com/office/word/2010/wordprocessingGroup" xmlns:wpi="http://schemas.microsoft.com/office/word/2010/wordprocessingInk" xmlns:wps="http://schemas.microsoft.com/office/word/2010/wordprocessingShape" mc:Ignorable="w14 wp14">
+<w:numbering xmlns:mc="http://schemas.openxmlformats.org/markup-compatibility/2006" xmlns:w="http://schemas.openxmlformats.org/wordprocessingml/2006/main" xmlns:m="http://schemas.openxmlformats.org/officeDocument/2006/math" xmlns:mo="http://schemas.microsoft.com/office/mac/office/2008/main" xmlns:mv="urn:schemas-microsoft-com:mac:vml" xmlns:o="urn:schemas-microsoft-com:office:office" xmlns:r="http://schemas.openxmlformats.org/officeDocument/2006/relationships" xmlns:v="urn:schemas-microsoft-com:vml" xmlns:w10="urn:schemas-microsoft-com:office:word" xmlns:w14="http://schemas.microsoft.com/office/word/2010/wordml" xmlns:wne="http://schemas.microsoft.com/office/word/2006/wordml" xmlns:wp="http://schemas.openxmlformats.org/drawingml/2006/wordprocessingDrawing" xmlns:wp14="http://schemas.microsoft.com/office/word/2010/wordprocessingDrawing" xmlns:wpc="http://schemas.microsoft.com/office/word/2010/wordprocessingCanvas" xmlns:wpg="http://schemas.microsoft.com/office/word/2010/wordprocessingGroup" xmlns:wpi="http://schemas.microsoft.com/office/word/2010/wordprocessingInk" xmlns:wps="http://schemas.microsoft.com/office/word/2010/wordprocessingShape" mc:Ignorable="w14 wp14">
   <w:abstractNum w:abstractNumId="0">
     <w:nsid w:val="FFFFFF7C"/>
     <w:multiLevelType w:val="singleLevel"/>
@@ -2414,7 +2654,7 @@
         <w:ind w:hanging="360" w:left="1440"/>
       </w:pPr>
       <w:rPr>
-        <w:rFonts w:ascii="Symbol" w:hAnsi="Symbol" w:hint="default"/>
+        <w:rFonts w:ascii="Symbol" w:hAnsi="Symbol" w:hint="default" w:eastAsia="黑体"/>
       </w:rPr>
     </w:lvl>
   </w:abstractNum>
@@ -2435,7 +2675,7 @@
         <w:ind w:hanging="360" w:left="1080"/>
       </w:pPr>
       <w:rPr>
-        <w:rFonts w:ascii="Symbol" w:hAnsi="Symbol" w:hint="default"/>
+        <w:rFonts w:ascii="Symbol" w:hAnsi="Symbol" w:hint="default" w:eastAsia="黑体"/>
       </w:rPr>
     </w:lvl>
   </w:abstractNum>
@@ -2456,7 +2696,7 @@
         <w:ind w:hanging="360" w:left="720"/>
       </w:pPr>
       <w:rPr>
-        <w:rFonts w:ascii="Symbol" w:hAnsi="Symbol" w:hint="default"/>
+        <w:rFonts w:ascii="Symbol" w:hAnsi="Symbol" w:hint="default" w:eastAsia="黑体"/>
       </w:rPr>
     </w:lvl>
   </w:abstractNum>
@@ -2495,7 +2735,7 @@
         <w:ind w:hanging="360" w:left="360"/>
       </w:pPr>
       <w:rPr>
-        <w:rFonts w:ascii="Symbol" w:hAnsi="Symbol" w:hint="default"/>
+        <w:rFonts w:ascii="Symbol" w:hAnsi="Symbol" w:hint="default" w:eastAsia="黑体"/>
       </w:rPr>
     </w:lvl>
   </w:abstractNum>
@@ -2586,7 +2826,7 @@
         <w:ind w:left="720" w:hanging="360"/>
       </w:pPr>
       <w:rPr>
-        <w:rFonts w:ascii="Symbol" w:hAnsi="Symbol" w:cs="Symbol" w:hint="default"/>
+        <w:rFonts w:ascii="Symbol" w:hAnsi="Symbol" w:cs="Symbol" w:hint="default" w:eastAsia="黑体"/>
       </w:rPr>
     </w:lvl>
     <w:lvl w:ilvl="1">
@@ -2597,7 +2837,7 @@
         <w:ind w:left="1440" w:hanging="360"/>
       </w:pPr>
       <w:rPr>
-        <w:rFonts w:ascii="Courier New" w:hAnsi="Courier New" w:cs="Courier New" w:hint="default"/>
+        <w:rFonts w:ascii="Courier New" w:hAnsi="Courier New" w:cs="Courier New" w:hint="default" w:eastAsia="黑体"/>
       </w:rPr>
     </w:lvl>
     <w:lvl w:ilvl="2">
@@ -2608,7 +2848,7 @@
         <w:ind w:left="2160" w:hanging="360"/>
       </w:pPr>
       <w:rPr>
-        <w:rFonts w:ascii="Wingdings" w:hAnsi="Wingdings" w:cs="Wingdings" w:hint="default"/>
+        <w:rFonts w:ascii="Wingdings" w:hAnsi="Wingdings" w:cs="Wingdings" w:hint="default" w:eastAsia="黑体"/>
       </w:rPr>
     </w:lvl>
     <w:lvl w:ilvl="3">
@@ -2619,7 +2859,7 @@
         <w:ind w:left="2880" w:hanging="360"/>
       </w:pPr>
       <w:rPr>
-        <w:rFonts w:ascii="Symbol" w:hAnsi="Symbol" w:cs="Symbol" w:hint="default"/>
+        <w:rFonts w:ascii="Symbol" w:hAnsi="Symbol" w:cs="Symbol" w:hint="default" w:eastAsia="黑体"/>
       </w:rPr>
     </w:lvl>
     <w:lvl w:ilvl="4">
@@ -2630,7 +2870,7 @@
         <w:ind w:left="3600" w:hanging="360"/>
       </w:pPr>
       <w:rPr>
-        <w:rFonts w:ascii="Courier New" w:hAnsi="Courier New" w:cs="Courier New" w:hint="default"/>
+        <w:rFonts w:ascii="Courier New" w:hAnsi="Courier New" w:cs="Courier New" w:hint="default" w:eastAsia="黑体"/>
       </w:rPr>
     </w:lvl>
     <w:lvl w:ilvl="5">
@@ -2641,7 +2881,7 @@
         <w:ind w:left="4320" w:hanging="360"/>
       </w:pPr>
       <w:rPr>
-        <w:rFonts w:ascii="Wingdings" w:hAnsi="Wingdings" w:cs="Wingdings" w:hint="default"/>
+        <w:rFonts w:ascii="Wingdings" w:hAnsi="Wingdings" w:cs="Wingdings" w:hint="default" w:eastAsia="黑体"/>
       </w:rPr>
     </w:lvl>
     <w:lvl w:ilvl="6">
@@ -2652,7 +2892,7 @@
         <w:ind w:left="5040" w:hanging="360"/>
       </w:pPr>
       <w:rPr>
-        <w:rFonts w:ascii="Symbol" w:hAnsi="Symbol" w:cs="Symbol" w:hint="default"/>
+        <w:rFonts w:ascii="Symbol" w:hAnsi="Symbol" w:cs="Symbol" w:hint="default" w:eastAsia="黑体"/>
       </w:rPr>
     </w:lvl>
     <w:lvl w:ilvl="7">
@@ -2663,7 +2903,7 @@
         <w:ind w:left="5760" w:hanging="360"/>
       </w:pPr>
       <w:rPr>
-        <w:rFonts w:ascii="Courier New" w:hAnsi="Courier New" w:cs="Courier New" w:hint="default"/>
+        <w:rFonts w:ascii="Courier New" w:hAnsi="Courier New" w:cs="Courier New" w:hint="default" w:eastAsia="黑体"/>
       </w:rPr>
     </w:lvl>
     <w:lvl w:ilvl="8">
@@ -2674,7 +2914,7 @@
         <w:ind w:left="6480" w:hanging="360"/>
       </w:pPr>
       <w:rPr>
-        <w:rFonts w:ascii="Wingdings" w:hAnsi="Wingdings" w:cs="Wingdings" w:hint="default"/>
+        <w:rFonts w:ascii="Wingdings" w:hAnsi="Wingdings" w:cs="Wingdings" w:hint="default" w:eastAsia="黑体"/>
       </w:rPr>
     </w:lvl>
   </w:abstractNum>
@@ -2730,11 +2970,11 @@
 </file>
 
 <file path=word/styles.xml><?xml version="1.0" encoding="utf-8"?>
-<w:styles xmlns:mc="http://schemas.openxmlformats.org/markup-compatibility/2006" xmlns:r="http://schemas.openxmlformats.org/officeDocument/2006/relationships" xmlns:w="http://schemas.openxmlformats.org/wordprocessingml/2006/main" xmlns:w14="http://schemas.microsoft.com/office/word/2010/wordml" mc:Ignorable="w14">
+<w:styles xmlns:mc="http://schemas.openxmlformats.org/markup-compatibility/2006" xmlns:w="http://schemas.openxmlformats.org/wordprocessingml/2006/main" xmlns:r="http://schemas.openxmlformats.org/officeDocument/2006/relationships" xmlns:w14="http://schemas.microsoft.com/office/word/2010/wordml" mc:Ignorable="w14">
   <w:docDefaults>
     <w:rPrDefault>
       <w:rPr>
-        <w:rFonts w:asciiTheme="minorHAnsi" w:cstheme="minorBidi" w:eastAsiaTheme="minorEastAsia" w:hAnsiTheme="minorHAnsi"/>
+        <w:rFonts w:asciiTheme="minorHAnsi" w:cstheme="minorBidi" w:hAnsiTheme="minorHAnsi" w:eastAsia="黑体"/>
         <w:sz w:val="22"/>
         <w:szCs w:val="22"/>
         <w:lang w:bidi="ar-SA" w:eastAsia="en-US" w:val="en-US"/>
@@ -2956,7 +3196,7 @@
       <w:outlineLvl w:val="0"/>
     </w:pPr>
     <w:rPr>
-      <w:rFonts w:ascii="Times New Roman" w:asciiTheme="majorHAnsi" w:cstheme="majorBidi" w:eastAsia="黑体" w:eastAsiaTheme="majorEastAsia" w:hAnsi="Times New Roman" w:hAnsiTheme="majorHAnsi"/>
+      <w:rFonts w:ascii="Times New Roman" w:asciiTheme="majorHAnsi" w:cstheme="majorBidi" w:eastAsia="黑体" w:hAnsi="Times New Roman" w:hAnsiTheme="majorHAnsi"/>
       <w:b/>
       <w:bCs/>
       <w:color w:val="1F3864"/>
@@ -2980,7 +3220,7 @@
       <w:outlineLvl w:val="1"/>
     </w:pPr>
     <w:rPr>
-      <w:rFonts w:ascii="Times New Roman" w:asciiTheme="majorHAnsi" w:cstheme="majorBidi" w:eastAsia="黑体" w:eastAsiaTheme="majorEastAsia" w:hAnsi="Times New Roman" w:hAnsiTheme="majorHAnsi"/>
+      <w:rFonts w:ascii="Times New Roman" w:asciiTheme="majorHAnsi" w:cstheme="majorBidi" w:eastAsia="黑体" w:hAnsi="Times New Roman" w:hAnsiTheme="majorHAnsi"/>
       <w:b/>
       <w:bCs/>
       <w:color w:val="2E4E7E"/>
@@ -3004,7 +3244,7 @@
       <w:outlineLvl w:val="2"/>
     </w:pPr>
     <w:rPr>
-      <w:rFonts w:ascii="Times New Roman" w:asciiTheme="majorHAnsi" w:cstheme="majorBidi" w:eastAsia="黑体" w:eastAsiaTheme="majorEastAsia" w:hAnsi="Times New Roman" w:hAnsiTheme="majorHAnsi"/>
+      <w:rFonts w:ascii="Times New Roman" w:asciiTheme="majorHAnsi" w:cstheme="majorBidi" w:eastAsia="黑体" w:hAnsi="Times New Roman" w:hAnsiTheme="majorHAnsi"/>
       <w:b/>
       <w:bCs/>
       <w:color w:val="2E4E7E"/>
@@ -3028,7 +3268,7 @@
       <w:outlineLvl w:val="3"/>
     </w:pPr>
     <w:rPr>
-      <w:rFonts w:ascii="Times New Roman" w:asciiTheme="majorHAnsi" w:cstheme="majorBidi" w:eastAsia="黑体" w:eastAsiaTheme="majorEastAsia" w:hAnsi="Times New Roman" w:hAnsiTheme="majorHAnsi"/>
+      <w:rFonts w:ascii="Times New Roman" w:asciiTheme="majorHAnsi" w:cstheme="majorBidi" w:eastAsia="黑体" w:hAnsi="Times New Roman" w:hAnsiTheme="majorHAnsi"/>
       <w:b/>
       <w:bCs/>
       <w:i/>
@@ -3054,7 +3294,7 @@
       <w:outlineLvl w:val="4"/>
     </w:pPr>
     <w:rPr>
-      <w:rFonts w:ascii="Times New Roman" w:asciiTheme="majorHAnsi" w:cstheme="majorBidi" w:eastAsia="黑体" w:eastAsiaTheme="majorEastAsia" w:hAnsi="Times New Roman" w:hAnsiTheme="majorHAnsi"/>
+      <w:rFonts w:ascii="Times New Roman" w:asciiTheme="majorHAnsi" w:cstheme="majorBidi" w:eastAsia="黑体" w:hAnsi="Times New Roman" w:hAnsiTheme="majorHAnsi"/>
       <w:b/>
       <w:color w:val="333333"/>
       <w:sz w:val="22"/>
@@ -3077,7 +3317,7 @@
       <w:outlineLvl w:val="5"/>
     </w:pPr>
     <w:rPr>
-      <w:rFonts w:asciiTheme="majorHAnsi" w:cstheme="majorBidi" w:eastAsiaTheme="majorEastAsia" w:hAnsiTheme="majorHAnsi"/>
+      <w:rFonts w:asciiTheme="majorHAnsi" w:cstheme="majorBidi" w:hAnsiTheme="majorHAnsi" w:eastAsia="黑体"/>
       <w:i/>
       <w:iCs/>
       <w:color w:themeColor="accent1" w:themeShade="7F" w:val="243F60"/>
@@ -3100,7 +3340,7 @@
       <w:outlineLvl w:val="6"/>
     </w:pPr>
     <w:rPr>
-      <w:rFonts w:asciiTheme="majorHAnsi" w:cstheme="majorBidi" w:eastAsiaTheme="majorEastAsia" w:hAnsiTheme="majorHAnsi"/>
+      <w:rFonts w:asciiTheme="majorHAnsi" w:cstheme="majorBidi" w:hAnsiTheme="majorHAnsi" w:eastAsia="黑体"/>
       <w:i/>
       <w:iCs/>
       <w:color w:themeColor="text1" w:themeTint="BF" w:val="404040"/>
@@ -3123,7 +3363,7 @@
       <w:outlineLvl w:val="7"/>
     </w:pPr>
     <w:rPr>
-      <w:rFonts w:asciiTheme="majorHAnsi" w:cstheme="majorBidi" w:eastAsiaTheme="majorEastAsia" w:hAnsiTheme="majorHAnsi"/>
+      <w:rFonts w:asciiTheme="majorHAnsi" w:cstheme="majorBidi" w:hAnsiTheme="majorHAnsi" w:eastAsia="黑体"/>
       <w:color w:themeColor="accent1" w:val="4F81BD"/>
       <w:sz w:val="20"/>
       <w:szCs w:val="20"/>
@@ -3146,7 +3386,7 @@
       <w:outlineLvl w:val="8"/>
     </w:pPr>
     <w:rPr>
-      <w:rFonts w:asciiTheme="majorHAnsi" w:cstheme="majorBidi" w:eastAsiaTheme="majorEastAsia" w:hAnsiTheme="majorHAnsi"/>
+      <w:rFonts w:asciiTheme="majorHAnsi" w:cstheme="majorBidi" w:hAnsiTheme="majorHAnsi" w:eastAsia="黑体"/>
       <w:i/>
       <w:iCs/>
       <w:color w:themeColor="text1" w:themeTint="BF" w:val="404040"/>
@@ -3197,7 +3437,7 @@
     <w:uiPriority w:val="9"/>
     <w:rsid w:val="00FC693F"/>
     <w:rPr>
-      <w:rFonts w:asciiTheme="majorHAnsi" w:cstheme="majorBidi" w:eastAsiaTheme="majorEastAsia" w:hAnsiTheme="majorHAnsi"/>
+      <w:rFonts w:asciiTheme="majorHAnsi" w:cstheme="majorBidi" w:hAnsiTheme="majorHAnsi" w:eastAsia="黑体"/>
       <w:b/>
       <w:bCs/>
       <w:color w:themeColor="accent1" w:themeShade="BF" w:val="365F91"/>
@@ -3212,7 +3452,7 @@
     <w:uiPriority w:val="9"/>
     <w:rsid w:val="00FC693F"/>
     <w:rPr>
-      <w:rFonts w:asciiTheme="majorHAnsi" w:cstheme="majorBidi" w:eastAsiaTheme="majorEastAsia" w:hAnsiTheme="majorHAnsi"/>
+      <w:rFonts w:asciiTheme="majorHAnsi" w:cstheme="majorBidi" w:hAnsiTheme="majorHAnsi" w:eastAsia="黑体"/>
       <w:b/>
       <w:bCs/>
       <w:color w:themeColor="accent1" w:val="4F81BD"/>
@@ -3227,7 +3467,7 @@
     <w:uiPriority w:val="9"/>
     <w:rsid w:val="00FC693F"/>
     <w:rPr>
-      <w:rFonts w:asciiTheme="majorHAnsi" w:cstheme="majorBidi" w:eastAsiaTheme="majorEastAsia" w:hAnsiTheme="majorHAnsi"/>
+      <w:rFonts w:asciiTheme="majorHAnsi" w:cstheme="majorBidi" w:hAnsiTheme="majorHAnsi" w:eastAsia="黑体"/>
       <w:b/>
       <w:bCs/>
       <w:color w:themeColor="accent1" w:val="4F81BD"/>
@@ -3250,7 +3490,7 @@
       <w:contextualSpacing/>
     </w:pPr>
     <w:rPr>
-      <w:rFonts w:ascii="Times New Roman" w:asciiTheme="majorHAnsi" w:cstheme="majorBidi" w:eastAsia="黑体" w:eastAsiaTheme="majorEastAsia" w:hAnsi="Times New Roman" w:hAnsiTheme="majorHAnsi"/>
+      <w:rFonts w:ascii="Times New Roman" w:asciiTheme="majorHAnsi" w:cstheme="majorBidi" w:eastAsia="黑体" w:hAnsi="Times New Roman" w:hAnsiTheme="majorHAnsi"/>
       <w:b/>
       <w:color w:val="1F3864"/>
       <w:spacing w:val="5"/>
@@ -3266,7 +3506,7 @@
     <w:uiPriority w:val="10"/>
     <w:rsid w:val="00FC693F"/>
     <w:rPr>
-      <w:rFonts w:asciiTheme="majorHAnsi" w:cstheme="majorBidi" w:eastAsiaTheme="majorEastAsia" w:hAnsiTheme="majorHAnsi"/>
+      <w:rFonts w:asciiTheme="majorHAnsi" w:cstheme="majorBidi" w:hAnsiTheme="majorHAnsi" w:eastAsia="黑体"/>
       <w:color w:themeColor="text2" w:themeShade="BF" w:val="17365D"/>
       <w:spacing w:val="5"/>
       <w:kern w:val="28"/>
@@ -3288,7 +3528,7 @@
       </w:numPr>
     </w:pPr>
     <w:rPr>
-      <w:rFonts w:asciiTheme="majorHAnsi" w:cstheme="majorBidi" w:eastAsiaTheme="majorEastAsia" w:hAnsiTheme="majorHAnsi"/>
+      <w:rFonts w:asciiTheme="majorHAnsi" w:cstheme="majorBidi" w:hAnsiTheme="majorHAnsi" w:eastAsia="黑体"/>
       <w:i/>
       <w:iCs/>
       <w:color w:themeColor="accent1" w:val="4F81BD"/>
@@ -3304,7 +3544,7 @@
     <w:uiPriority w:val="11"/>
     <w:rsid w:val="00FC693F"/>
     <w:rPr>
-      <w:rFonts w:asciiTheme="majorHAnsi" w:cstheme="majorBidi" w:eastAsiaTheme="majorEastAsia" w:hAnsiTheme="majorHAnsi"/>
+      <w:rFonts w:asciiTheme="majorHAnsi" w:cstheme="majorBidi" w:hAnsiTheme="majorHAnsi" w:eastAsia="黑体"/>
       <w:i/>
       <w:iCs/>
       <w:color w:themeColor="accent1" w:val="4F81BD"/>
@@ -3371,6 +3611,7 @@
       <w:spacing w:after="120"/>
     </w:pPr>
     <w:rPr>
+      <w:rFonts w:eastAsia="黑体"/>
       <w:sz w:val="16"/>
       <w:szCs w:val="16"/>
     </w:rPr>
@@ -3382,6 +3623,7 @@
     <w:uiPriority w:val="99"/>
     <w:rsid w:val="00AA1D8D"/>
     <w:rPr>
+      <w:rFonts w:eastAsia="黑体"/>
       <w:sz w:val="16"/>
       <w:szCs w:val="16"/>
     </w:rPr>
@@ -3551,7 +3793,7 @@
       </w:tabs>
     </w:pPr>
     <w:rPr>
-      <w:rFonts w:ascii="Courier" w:hAnsi="Courier"/>
+      <w:rFonts w:ascii="Courier" w:hAnsi="Courier" w:eastAsia="黑体"/>
       <w:sz w:val="20"/>
       <w:szCs w:val="20"/>
     </w:rPr>
@@ -3563,7 +3805,7 @@
     <w:uiPriority w:val="99"/>
     <w:rsid w:val="0029639D"/>
     <w:rPr>
-      <w:rFonts w:ascii="Courier" w:hAnsi="Courier"/>
+      <w:rFonts w:ascii="Courier" w:hAnsi="Courier" w:eastAsia="黑体"/>
       <w:sz w:val="20"/>
       <w:szCs w:val="20"/>
     </w:rPr>
@@ -3599,6 +3841,7 @@
     <w:uiPriority w:val="29"/>
     <w:rsid w:val="00FC693F"/>
     <w:rPr>
+      <w:rFonts w:eastAsia="黑体"/>
       <w:i/>
       <w:iCs/>
       <w:color w:themeColor="text1" w:val="000000"/>
@@ -3612,7 +3855,7 @@
     <w:semiHidden/>
     <w:rsid w:val="00FC693F"/>
     <w:rPr>
-      <w:rFonts w:asciiTheme="majorHAnsi" w:cstheme="majorBidi" w:eastAsiaTheme="majorEastAsia" w:hAnsiTheme="majorHAnsi"/>
+      <w:rFonts w:asciiTheme="majorHAnsi" w:cstheme="majorBidi" w:hAnsiTheme="majorHAnsi" w:eastAsia="黑体"/>
       <w:b/>
       <w:bCs/>
       <w:i/>
@@ -3628,7 +3871,7 @@
     <w:semiHidden/>
     <w:rsid w:val="00FC693F"/>
     <w:rPr>
-      <w:rFonts w:asciiTheme="majorHAnsi" w:cstheme="majorBidi" w:eastAsiaTheme="majorEastAsia" w:hAnsiTheme="majorHAnsi"/>
+      <w:rFonts w:asciiTheme="majorHAnsi" w:cstheme="majorBidi" w:hAnsiTheme="majorHAnsi" w:eastAsia="黑体"/>
       <w:color w:themeColor="accent1" w:themeShade="7F" w:val="243F60"/>
     </w:rPr>
   </w:style>
@@ -3640,7 +3883,7 @@
     <w:semiHidden/>
     <w:rsid w:val="00FC693F"/>
     <w:rPr>
-      <w:rFonts w:asciiTheme="majorHAnsi" w:cstheme="majorBidi" w:eastAsiaTheme="majorEastAsia" w:hAnsiTheme="majorHAnsi"/>
+      <w:rFonts w:asciiTheme="majorHAnsi" w:cstheme="majorBidi" w:hAnsiTheme="majorHAnsi" w:eastAsia="黑体"/>
       <w:i/>
       <w:iCs/>
       <w:color w:themeColor="accent1" w:themeShade="7F" w:val="243F60"/>
@@ -3654,7 +3897,7 @@
     <w:semiHidden/>
     <w:rsid w:val="00FC693F"/>
     <w:rPr>
-      <w:rFonts w:asciiTheme="majorHAnsi" w:cstheme="majorBidi" w:eastAsiaTheme="majorEastAsia" w:hAnsiTheme="majorHAnsi"/>
+      <w:rFonts w:asciiTheme="majorHAnsi" w:cstheme="majorBidi" w:hAnsiTheme="majorHAnsi" w:eastAsia="黑体"/>
       <w:i/>
       <w:iCs/>
       <w:color w:themeColor="text1" w:themeTint="BF" w:val="404040"/>
@@ -3668,7 +3911,7 @@
     <w:semiHidden/>
     <w:rsid w:val="00FC693F"/>
     <w:rPr>
-      <w:rFonts w:asciiTheme="majorHAnsi" w:cstheme="majorBidi" w:eastAsiaTheme="majorEastAsia" w:hAnsiTheme="majorHAnsi"/>
+      <w:rFonts w:asciiTheme="majorHAnsi" w:cstheme="majorBidi" w:hAnsiTheme="majorHAnsi" w:eastAsia="黑体"/>
       <w:color w:themeColor="accent1" w:val="4F81BD"/>
       <w:sz w:val="20"/>
       <w:szCs w:val="20"/>
@@ -3682,7 +3925,7 @@
     <w:semiHidden/>
     <w:rsid w:val="00FC693F"/>
     <w:rPr>
-      <w:rFonts w:asciiTheme="majorHAnsi" w:cstheme="majorBidi" w:eastAsiaTheme="majorEastAsia" w:hAnsiTheme="majorHAnsi"/>
+      <w:rFonts w:asciiTheme="majorHAnsi" w:cstheme="majorBidi" w:hAnsiTheme="majorHAnsi" w:eastAsia="黑体"/>
       <w:i/>
       <w:iCs/>
       <w:color w:themeColor="text1" w:themeTint="BF" w:val="404040"/>
@@ -3703,6 +3946,7 @@
       <w:spacing w:line="240" w:lineRule="auto"/>
     </w:pPr>
     <w:rPr>
+      <w:rFonts w:eastAsia="黑体"/>
       <w:b/>
       <w:bCs/>
       <w:color w:themeColor="accent1" w:val="4F81BD"/>
@@ -3717,6 +3961,7 @@
     <w:qFormat/>
     <w:rsid w:val="00FC693F"/>
     <w:rPr>
+      <w:rFonts w:eastAsia="黑体"/>
       <w:b/>
       <w:bCs/>
     </w:rPr>
@@ -3728,6 +3973,7 @@
     <w:qFormat/>
     <w:rsid w:val="00FC693F"/>
     <w:rPr>
+      <w:rFonts w:eastAsia="黑体"/>
       <w:i/>
       <w:iCs/>
     </w:rPr>
@@ -3748,6 +3994,7 @@
       <w:ind w:left="936" w:right="936"/>
     </w:pPr>
     <w:rPr>
+      <w:rFonts w:eastAsia="黑体"/>
       <w:b/>
       <w:bCs/>
       <w:i/>
@@ -3762,6 +4009,7 @@
     <w:uiPriority w:val="30"/>
     <w:rsid w:val="00FC693F"/>
     <w:rPr>
+      <w:rFonts w:eastAsia="黑体"/>
       <w:b/>
       <w:bCs/>
       <w:i/>
@@ -3776,6 +4024,7 @@
     <w:qFormat/>
     <w:rsid w:val="00FC693F"/>
     <w:rPr>
+      <w:rFonts w:eastAsia="黑体"/>
       <w:i/>
       <w:iCs/>
       <w:color w:themeColor="text1" w:themeTint="7F" w:val="808080"/>
@@ -3788,6 +4037,7 @@
     <w:qFormat/>
     <w:rsid w:val="00FC693F"/>
     <w:rPr>
+      <w:rFonts w:eastAsia="黑体"/>
       <w:b/>
       <w:bCs/>
       <w:i/>
@@ -3802,6 +4052,7 @@
     <w:qFormat/>
     <w:rsid w:val="00FC693F"/>
     <w:rPr>
+      <w:rFonts w:eastAsia="黑体"/>
       <w:smallCaps/>
       <w:color w:themeColor="accent2" w:val="C0504D"/>
       <w:u w:val="single"/>
@@ -3814,6 +4065,7 @@
     <w:qFormat/>
     <w:rsid w:val="00FC693F"/>
     <w:rPr>
+      <w:rFonts w:eastAsia="黑体"/>
       <w:b/>
       <w:bCs/>
       <w:smallCaps/>
@@ -3829,6 +4081,7 @@
     <w:qFormat/>
     <w:rsid w:val="00FC693F"/>
     <w:rPr>
+      <w:rFonts w:eastAsia="黑体"/>
       <w:b/>
       <w:bCs/>
       <w:smallCaps/>
@@ -3883,6 +4136,7 @@
       <w:spacing w:after="0" w:line="240" w:lineRule="auto"/>
     </w:pPr>
     <w:rPr>
+      <w:rFonts w:eastAsia="黑体"/>
       <w:color w:themeColor="text1" w:themeShade="BF" w:val="000000"/>
     </w:rPr>
     <w:tblPr>
@@ -3905,6 +4159,7 @@
         <w:spacing w:after="0" w:before="0" w:line="240" w:lineRule="auto"/>
       </w:pPr>
       <w:rPr>
+        <w:rFonts w:eastAsia="黑体"/>
         <w:b/>
         <w:bCs/>
       </w:rPr>
@@ -3925,6 +4180,7 @@
         <w:spacing w:after="0" w:before="0" w:line="240" w:lineRule="auto"/>
       </w:pPr>
       <w:rPr>
+        <w:rFonts w:eastAsia="黑体"/>
         <w:b/>
         <w:bCs/>
       </w:rPr>
@@ -3942,12 +4198,14 @@
     </w:tblStylePr>
     <w:tblStylePr w:type="firstCol">
       <w:rPr>
+        <w:rFonts w:eastAsia="黑体"/>
         <w:b/>
         <w:bCs/>
       </w:rPr>
     </w:tblStylePr>
     <w:tblStylePr w:type="lastCol">
       <w:rPr>
+        <w:rFonts w:eastAsia="黑体"/>
         <w:b/>
         <w:bCs/>
       </w:rPr>
@@ -3986,6 +4244,7 @@
       <w:spacing w:after="0" w:line="240" w:lineRule="auto"/>
     </w:pPr>
     <w:rPr>
+      <w:rFonts w:eastAsia="黑体"/>
       <w:color w:themeColor="accent1" w:themeShade="BF" w:val="365F91"/>
     </w:rPr>
     <w:tblPr>
@@ -4008,6 +4267,7 @@
         <w:spacing w:after="0" w:before="0" w:line="240" w:lineRule="auto"/>
       </w:pPr>
       <w:rPr>
+        <w:rFonts w:eastAsia="黑体"/>
         <w:b/>
         <w:bCs/>
       </w:rPr>
@@ -4028,6 +4288,7 @@
         <w:spacing w:after="0" w:before="0" w:line="240" w:lineRule="auto"/>
       </w:pPr>
       <w:rPr>
+        <w:rFonts w:eastAsia="黑体"/>
         <w:b/>
         <w:bCs/>
       </w:rPr>
@@ -4045,12 +4306,14 @@
     </w:tblStylePr>
     <w:tblStylePr w:type="firstCol">
       <w:rPr>
+        <w:rFonts w:eastAsia="黑体"/>
         <w:b/>
         <w:bCs/>
       </w:rPr>
     </w:tblStylePr>
     <w:tblStylePr w:type="lastCol">
       <w:rPr>
+        <w:rFonts w:eastAsia="黑体"/>
         <w:b/>
         <w:bCs/>
       </w:rPr>
@@ -4089,6 +4352,7 @@
       <w:spacing w:after="0" w:line="240" w:lineRule="auto"/>
     </w:pPr>
     <w:rPr>
+      <w:rFonts w:eastAsia="黑体"/>
       <w:color w:themeColor="accent2" w:themeShade="BF" w:val="943634"/>
     </w:rPr>
     <w:tblPr>
@@ -4111,6 +4375,7 @@
         <w:spacing w:after="0" w:before="0" w:line="240" w:lineRule="auto"/>
       </w:pPr>
       <w:rPr>
+        <w:rFonts w:eastAsia="黑体"/>
         <w:b/>
         <w:bCs/>
       </w:rPr>
@@ -4131,6 +4396,7 @@
         <w:spacing w:after="0" w:before="0" w:line="240" w:lineRule="auto"/>
       </w:pPr>
       <w:rPr>
+        <w:rFonts w:eastAsia="黑体"/>
         <w:b/>
         <w:bCs/>
       </w:rPr>
@@ -4148,12 +4414,14 @@
     </w:tblStylePr>
     <w:tblStylePr w:type="firstCol">
       <w:rPr>
+        <w:rFonts w:eastAsia="黑体"/>
         <w:b/>
         <w:bCs/>
       </w:rPr>
     </w:tblStylePr>
     <w:tblStylePr w:type="lastCol">
       <w:rPr>
+        <w:rFonts w:eastAsia="黑体"/>
         <w:b/>
         <w:bCs/>
       </w:rPr>
@@ -4192,6 +4460,7 @@
       <w:spacing w:after="0" w:line="240" w:lineRule="auto"/>
     </w:pPr>
     <w:rPr>
+      <w:rFonts w:eastAsia="黑体"/>
       <w:color w:themeColor="accent3" w:themeShade="BF" w:val="76923C"/>
     </w:rPr>
     <w:tblPr>
@@ -4214,6 +4483,7 @@
         <w:spacing w:after="0" w:before="0" w:line="240" w:lineRule="auto"/>
       </w:pPr>
       <w:rPr>
+        <w:rFonts w:eastAsia="黑体"/>
         <w:b/>
         <w:bCs/>
       </w:rPr>
@@ -4234,6 +4504,7 @@
         <w:spacing w:after="0" w:before="0" w:line="240" w:lineRule="auto"/>
       </w:pPr>
       <w:rPr>
+        <w:rFonts w:eastAsia="黑体"/>
         <w:b/>
         <w:bCs/>
       </w:rPr>
@@ -4251,12 +4522,14 @@
     </w:tblStylePr>
     <w:tblStylePr w:type="firstCol">
       <w:rPr>
+        <w:rFonts w:eastAsia="黑体"/>
         <w:b/>
         <w:bCs/>
       </w:rPr>
     </w:tblStylePr>
     <w:tblStylePr w:type="lastCol">
       <w:rPr>
+        <w:rFonts w:eastAsia="黑体"/>
         <w:b/>
         <w:bCs/>
       </w:rPr>
@@ -4295,6 +4568,7 @@
       <w:spacing w:after="0" w:line="240" w:lineRule="auto"/>
     </w:pPr>
     <w:rPr>
+      <w:rFonts w:eastAsia="黑体"/>
       <w:color w:themeColor="accent4" w:themeShade="BF" w:val="5F497A"/>
     </w:rPr>
     <w:tblPr>
@@ -4317,6 +4591,7 @@
         <w:spacing w:after="0" w:before="0" w:line="240" w:lineRule="auto"/>
       </w:pPr>
       <w:rPr>
+        <w:rFonts w:eastAsia="黑体"/>
         <w:b/>
         <w:bCs/>
       </w:rPr>
@@ -4337,6 +4612,7 @@
         <w:spacing w:after="0" w:before="0" w:line="240" w:lineRule="auto"/>
       </w:pPr>
       <w:rPr>
+        <w:rFonts w:eastAsia="黑体"/>
         <w:b/>
         <w:bCs/>
       </w:rPr>
@@ -4354,12 +4630,14 @@
     </w:tblStylePr>
     <w:tblStylePr w:type="firstCol">
       <w:rPr>
+        <w:rFonts w:eastAsia="黑体"/>
         <w:b/>
         <w:bCs/>
       </w:rPr>
     </w:tblStylePr>
     <w:tblStylePr w:type="lastCol">
       <w:rPr>
+        <w:rFonts w:eastAsia="黑体"/>
         <w:b/>
         <w:bCs/>
       </w:rPr>
@@ -4398,6 +4676,7 @@
       <w:spacing w:after="0" w:line="240" w:lineRule="auto"/>
     </w:pPr>
     <w:rPr>
+      <w:rFonts w:eastAsia="黑体"/>
       <w:color w:themeColor="accent5" w:themeShade="BF" w:val="31849B"/>
     </w:rPr>
     <w:tblPr>
@@ -4420,6 +4699,7 @@
         <w:spacing w:after="0" w:before="0" w:line="240" w:lineRule="auto"/>
       </w:pPr>
       <w:rPr>
+        <w:rFonts w:eastAsia="黑体"/>
         <w:b/>
         <w:bCs/>
       </w:rPr>
@@ -4440,6 +4720,7 @@
         <w:spacing w:after="0" w:before="0" w:line="240" w:lineRule="auto"/>
       </w:pPr>
       <w:rPr>
+        <w:rFonts w:eastAsia="黑体"/>
         <w:b/>
         <w:bCs/>
       </w:rPr>
@@ -4457,12 +4738,14 @@
     </w:tblStylePr>
     <w:tblStylePr w:type="firstCol">
       <w:rPr>
+        <w:rFonts w:eastAsia="黑体"/>
         <w:b/>
         <w:bCs/>
       </w:rPr>
     </w:tblStylePr>
     <w:tblStylePr w:type="lastCol">
       <w:rPr>
+        <w:rFonts w:eastAsia="黑体"/>
         <w:b/>
         <w:bCs/>
       </w:rPr>
@@ -4501,6 +4784,7 @@
       <w:spacing w:after="0" w:line="240" w:lineRule="auto"/>
     </w:pPr>
     <w:rPr>
+      <w:rFonts w:eastAsia="黑体"/>
       <w:color w:themeColor="accent6" w:themeShade="BF" w:val="E36C0A"/>
     </w:rPr>
     <w:tblPr>
@@ -4523,6 +4807,7 @@
         <w:spacing w:after="0" w:before="0" w:line="240" w:lineRule="auto"/>
       </w:pPr>
       <w:rPr>
+        <w:rFonts w:eastAsia="黑体"/>
         <w:b/>
         <w:bCs/>
       </w:rPr>
@@ -4543,6 +4828,7 @@
         <w:spacing w:after="0" w:before="0" w:line="240" w:lineRule="auto"/>
       </w:pPr>
       <w:rPr>
+        <w:rFonts w:eastAsia="黑体"/>
         <w:b/>
         <w:bCs/>
       </w:rPr>
@@ -4560,12 +4846,14 @@
     </w:tblStylePr>
     <w:tblStylePr w:type="firstCol">
       <w:rPr>
+        <w:rFonts w:eastAsia="黑体"/>
         <w:b/>
         <w:bCs/>
       </w:rPr>
     </w:tblStylePr>
     <w:tblStylePr w:type="lastCol">
       <w:rPr>
+        <w:rFonts w:eastAsia="黑体"/>
         <w:b/>
         <w:bCs/>
       </w:rPr>
@@ -4625,6 +4913,7 @@
         <w:spacing w:after="0" w:before="0" w:line="240" w:lineRule="auto"/>
       </w:pPr>
       <w:rPr>
+        <w:rFonts w:eastAsia="黑体"/>
         <w:b/>
         <w:bCs/>
         <w:color w:themeColor="background1" w:val="FFFFFF"/>
@@ -4639,6 +4928,7 @@
         <w:spacing w:after="0" w:before="0" w:line="240" w:lineRule="auto"/>
       </w:pPr>
       <w:rPr>
+        <w:rFonts w:eastAsia="黑体"/>
         <w:b/>
         <w:bCs/>
       </w:rPr>
@@ -4654,12 +4944,14 @@
     </w:tblStylePr>
     <w:tblStylePr w:type="firstCol">
       <w:rPr>
+        <w:rFonts w:eastAsia="黑体"/>
         <w:b/>
         <w:bCs/>
       </w:rPr>
     </w:tblStylePr>
     <w:tblStylePr w:type="lastCol">
       <w:rPr>
+        <w:rFonts w:eastAsia="黑体"/>
         <w:b/>
         <w:bCs/>
       </w:rPr>
@@ -4717,6 +5009,7 @@
         <w:spacing w:after="0" w:before="0" w:line="240" w:lineRule="auto"/>
       </w:pPr>
       <w:rPr>
+        <w:rFonts w:eastAsia="黑体"/>
         <w:b/>
         <w:bCs/>
         <w:color w:themeColor="background1" w:val="FFFFFF"/>
@@ -4731,6 +5024,7 @@
         <w:spacing w:after="0" w:before="0" w:line="240" w:lineRule="auto"/>
       </w:pPr>
       <w:rPr>
+        <w:rFonts w:eastAsia="黑体"/>
         <w:b/>
         <w:bCs/>
       </w:rPr>
@@ -4746,12 +5040,14 @@
     </w:tblStylePr>
     <w:tblStylePr w:type="firstCol">
       <w:rPr>
+        <w:rFonts w:eastAsia="黑体"/>
         <w:b/>
         <w:bCs/>
       </w:rPr>
     </w:tblStylePr>
     <w:tblStylePr w:type="lastCol">
       <w:rPr>
+        <w:rFonts w:eastAsia="黑体"/>
         <w:b/>
         <w:bCs/>
       </w:rPr>
@@ -4809,6 +5105,7 @@
         <w:spacing w:after="0" w:before="0" w:line="240" w:lineRule="auto"/>
       </w:pPr>
       <w:rPr>
+        <w:rFonts w:eastAsia="黑体"/>
         <w:b/>
         <w:bCs/>
         <w:color w:themeColor="background1" w:val="FFFFFF"/>
@@ -4823,6 +5120,7 @@
         <w:spacing w:after="0" w:before="0" w:line="240" w:lineRule="auto"/>
       </w:pPr>
       <w:rPr>
+        <w:rFonts w:eastAsia="黑体"/>
         <w:b/>
         <w:bCs/>
       </w:rPr>
@@ -4838,12 +5136,14 @@
     </w:tblStylePr>
     <w:tblStylePr w:type="firstCol">
       <w:rPr>
+        <w:rFonts w:eastAsia="黑体"/>
         <w:b/>
         <w:bCs/>
       </w:rPr>
     </w:tblStylePr>
     <w:tblStylePr w:type="lastCol">
       <w:rPr>
+        <w:rFonts w:eastAsia="黑体"/>
         <w:b/>
         <w:bCs/>
       </w:rPr>
@@ -4901,6 +5201,7 @@
         <w:spacing w:after="0" w:before="0" w:line="240" w:lineRule="auto"/>
       </w:pPr>
       <w:rPr>
+        <w:rFonts w:eastAsia="黑体"/>
         <w:b/>
         <w:bCs/>
         <w:color w:themeColor="background1" w:val="FFFFFF"/>
@@ -4915,6 +5216,7 @@
         <w:spacing w:after="0" w:before="0" w:line="240" w:lineRule="auto"/>
       </w:pPr>
       <w:rPr>
+        <w:rFonts w:eastAsia="黑体"/>
         <w:b/>
         <w:bCs/>
       </w:rPr>
@@ -4930,12 +5232,14 @@
     </w:tblStylePr>
     <w:tblStylePr w:type="firstCol">
       <w:rPr>
+        <w:rFonts w:eastAsia="黑体"/>
         <w:b/>
         <w:bCs/>
       </w:rPr>
     </w:tblStylePr>
     <w:tblStylePr w:type="lastCol">
       <w:rPr>
+        <w:rFonts w:eastAsia="黑体"/>
         <w:b/>
         <w:bCs/>
       </w:rPr>
@@ -4993,6 +5297,7 @@
         <w:spacing w:after="0" w:before="0" w:line="240" w:lineRule="auto"/>
       </w:pPr>
       <w:rPr>
+        <w:rFonts w:eastAsia="黑体"/>
         <w:b/>
         <w:bCs/>
         <w:color w:themeColor="background1" w:val="FFFFFF"/>
@@ -5007,6 +5312,7 @@
         <w:spacing w:after="0" w:before="0" w:line="240" w:lineRule="auto"/>
       </w:pPr>
       <w:rPr>
+        <w:rFonts w:eastAsia="黑体"/>
         <w:b/>
         <w:bCs/>
       </w:rPr>
@@ -5022,12 +5328,14 @@
     </w:tblStylePr>
     <w:tblStylePr w:type="firstCol">
       <w:rPr>
+        <w:rFonts w:eastAsia="黑体"/>
         <w:b/>
         <w:bCs/>
       </w:rPr>
     </w:tblStylePr>
     <w:tblStylePr w:type="lastCol">
       <w:rPr>
+        <w:rFonts w:eastAsia="黑体"/>
         <w:b/>
         <w:bCs/>
       </w:rPr>
@@ -5085,6 +5393,7 @@
         <w:spacing w:after="0" w:before="0" w:line="240" w:lineRule="auto"/>
       </w:pPr>
       <w:rPr>
+        <w:rFonts w:eastAsia="黑体"/>
         <w:b/>
         <w:bCs/>
         <w:color w:themeColor="background1" w:val="FFFFFF"/>
@@ -5099,6 +5408,7 @@
         <w:spacing w:after="0" w:before="0" w:line="240" w:lineRule="auto"/>
       </w:pPr>
       <w:rPr>
+        <w:rFonts w:eastAsia="黑体"/>
         <w:b/>
         <w:bCs/>
       </w:rPr>
@@ -5114,12 +5424,14 @@
     </w:tblStylePr>
     <w:tblStylePr w:type="firstCol">
       <w:rPr>
+        <w:rFonts w:eastAsia="黑体"/>
         <w:b/>
         <w:bCs/>
       </w:rPr>
     </w:tblStylePr>
     <w:tblStylePr w:type="lastCol">
       <w:rPr>
+        <w:rFonts w:eastAsia="黑体"/>
         <w:b/>
         <w:bCs/>
       </w:rPr>
@@ -5177,6 +5489,7 @@
         <w:spacing w:after="0" w:before="0" w:line="240" w:lineRule="auto"/>
       </w:pPr>
       <w:rPr>
+        <w:rFonts w:eastAsia="黑体"/>
         <w:b/>
         <w:bCs/>
         <w:color w:themeColor="background1" w:val="FFFFFF"/>
@@ -5191,6 +5504,7 @@
         <w:spacing w:after="0" w:before="0" w:line="240" w:lineRule="auto"/>
       </w:pPr>
       <w:rPr>
+        <w:rFonts w:eastAsia="黑体"/>
         <w:b/>
         <w:bCs/>
       </w:rPr>
@@ -5206,12 +5520,14 @@
     </w:tblStylePr>
     <w:tblStylePr w:type="firstCol">
       <w:rPr>
+        <w:rFonts w:eastAsia="黑体"/>
         <w:b/>
         <w:bCs/>
       </w:rPr>
     </w:tblStylePr>
     <w:tblStylePr w:type="lastCol">
       <w:rPr>
+        <w:rFonts w:eastAsia="黑体"/>
         <w:b/>
         <w:bCs/>
       </w:rPr>
@@ -5271,7 +5587,7 @@
         <w:spacing w:after="0" w:before="0" w:line="240" w:lineRule="auto"/>
       </w:pPr>
       <w:rPr>
-        <w:rFonts w:asciiTheme="majorHAnsi" w:cstheme="majorBidi" w:eastAsiaTheme="majorEastAsia" w:hAnsiTheme="majorHAnsi"/>
+        <w:rFonts w:asciiTheme="majorHAnsi" w:cstheme="majorBidi" w:hAnsiTheme="majorHAnsi" w:eastAsia="黑体"/>
         <w:b/>
         <w:bCs/>
       </w:rPr>
@@ -5292,7 +5608,7 @@
         <w:spacing w:after="0" w:before="0" w:line="240" w:lineRule="auto"/>
       </w:pPr>
       <w:rPr>
-        <w:rFonts w:asciiTheme="majorHAnsi" w:cstheme="majorBidi" w:eastAsiaTheme="majorEastAsia" w:hAnsiTheme="majorHAnsi"/>
+        <w:rFonts w:asciiTheme="majorHAnsi" w:cstheme="majorBidi" w:hAnsiTheme="majorHAnsi" w:eastAsia="黑体"/>
         <w:b/>
         <w:bCs/>
       </w:rPr>
@@ -5310,14 +5626,14 @@
     </w:tblStylePr>
     <w:tblStylePr w:type="firstCol">
       <w:rPr>
-        <w:rFonts w:asciiTheme="majorHAnsi" w:cstheme="majorBidi" w:eastAsiaTheme="majorEastAsia" w:hAnsiTheme="majorHAnsi"/>
+        <w:rFonts w:asciiTheme="majorHAnsi" w:cstheme="majorBidi" w:hAnsiTheme="majorHAnsi" w:eastAsia="黑体"/>
         <w:b/>
         <w:bCs/>
       </w:rPr>
     </w:tblStylePr>
     <w:tblStylePr w:type="lastCol">
       <w:rPr>
-        <w:rFonts w:asciiTheme="majorHAnsi" w:cstheme="majorBidi" w:eastAsiaTheme="majorEastAsia" w:hAnsiTheme="majorHAnsi"/>
+        <w:rFonts w:asciiTheme="majorHAnsi" w:cstheme="majorBidi" w:hAnsiTheme="majorHAnsi" w:eastAsia="黑体"/>
         <w:b/>
         <w:bCs/>
       </w:rPr>
@@ -5401,7 +5717,7 @@
         <w:spacing w:after="0" w:before="0" w:line="240" w:lineRule="auto"/>
       </w:pPr>
       <w:rPr>
-        <w:rFonts w:asciiTheme="majorHAnsi" w:cstheme="majorBidi" w:eastAsiaTheme="majorEastAsia" w:hAnsiTheme="majorHAnsi"/>
+        <w:rFonts w:asciiTheme="majorHAnsi" w:cstheme="majorBidi" w:hAnsiTheme="majorHAnsi" w:eastAsia="黑体"/>
         <w:b/>
         <w:bCs/>
       </w:rPr>
@@ -5422,7 +5738,7 @@
         <w:spacing w:after="0" w:before="0" w:line="240" w:lineRule="auto"/>
       </w:pPr>
       <w:rPr>
-        <w:rFonts w:asciiTheme="majorHAnsi" w:cstheme="majorBidi" w:eastAsiaTheme="majorEastAsia" w:hAnsiTheme="majorHAnsi"/>
+        <w:rFonts w:asciiTheme="majorHAnsi" w:cstheme="majorBidi" w:hAnsiTheme="majorHAnsi" w:eastAsia="黑体"/>
         <w:b/>
         <w:bCs/>
       </w:rPr>
@@ -5440,14 +5756,14 @@
     </w:tblStylePr>
     <w:tblStylePr w:type="firstCol">
       <w:rPr>
-        <w:rFonts w:asciiTheme="majorHAnsi" w:cstheme="majorBidi" w:eastAsiaTheme="majorEastAsia" w:hAnsiTheme="majorHAnsi"/>
+        <w:rFonts w:asciiTheme="majorHAnsi" w:cstheme="majorBidi" w:hAnsiTheme="majorHAnsi" w:eastAsia="黑体"/>
         <w:b/>
         <w:bCs/>
       </w:rPr>
     </w:tblStylePr>
     <w:tblStylePr w:type="lastCol">
       <w:rPr>
-        <w:rFonts w:asciiTheme="majorHAnsi" w:cstheme="majorBidi" w:eastAsiaTheme="majorEastAsia" w:hAnsiTheme="majorHAnsi"/>
+        <w:rFonts w:asciiTheme="majorHAnsi" w:cstheme="majorBidi" w:hAnsiTheme="majorHAnsi" w:eastAsia="黑体"/>
         <w:b/>
         <w:bCs/>
       </w:rPr>
@@ -5531,7 +5847,7 @@
         <w:spacing w:after="0" w:before="0" w:line="240" w:lineRule="auto"/>
       </w:pPr>
       <w:rPr>
-        <w:rFonts w:asciiTheme="majorHAnsi" w:cstheme="majorBidi" w:eastAsiaTheme="majorEastAsia" w:hAnsiTheme="majorHAnsi"/>
+        <w:rFonts w:asciiTheme="majorHAnsi" w:cstheme="majorBidi" w:hAnsiTheme="majorHAnsi" w:eastAsia="黑体"/>
         <w:b/>
         <w:bCs/>
       </w:rPr>
@@ -5552,7 +5868,7 @@
         <w:spacing w:after="0" w:before="0" w:line="240" w:lineRule="auto"/>
       </w:pPr>
       <w:rPr>
-        <w:rFonts w:asciiTheme="majorHAnsi" w:cstheme="majorBidi" w:eastAsiaTheme="majorEastAsia" w:hAnsiTheme="majorHAnsi"/>
+        <w:rFonts w:asciiTheme="majorHAnsi" w:cstheme="majorBidi" w:hAnsiTheme="majorHAnsi" w:eastAsia="黑体"/>
         <w:b/>
         <w:bCs/>
       </w:rPr>
@@ -5570,14 +5886,14 @@
     </w:tblStylePr>
     <w:tblStylePr w:type="firstCol">
       <w:rPr>
-        <w:rFonts w:asciiTheme="majorHAnsi" w:cstheme="majorBidi" w:eastAsiaTheme="majorEastAsia" w:hAnsiTheme="majorHAnsi"/>
+        <w:rFonts w:asciiTheme="majorHAnsi" w:cstheme="majorBidi" w:hAnsiTheme="majorHAnsi" w:eastAsia="黑体"/>
         <w:b/>
         <w:bCs/>
       </w:rPr>
     </w:tblStylePr>
     <w:tblStylePr w:type="lastCol">
       <w:rPr>
-        <w:rFonts w:asciiTheme="majorHAnsi" w:cstheme="majorBidi" w:eastAsiaTheme="majorEastAsia" w:hAnsiTheme="majorHAnsi"/>
+        <w:rFonts w:asciiTheme="majorHAnsi" w:cstheme="majorBidi" w:hAnsiTheme="majorHAnsi" w:eastAsia="黑体"/>
         <w:b/>
         <w:bCs/>
       </w:rPr>
@@ -5661,7 +5977,7 @@
         <w:spacing w:after="0" w:before="0" w:line="240" w:lineRule="auto"/>
       </w:pPr>
       <w:rPr>
-        <w:rFonts w:asciiTheme="majorHAnsi" w:cstheme="majorBidi" w:eastAsiaTheme="majorEastAsia" w:hAnsiTheme="majorHAnsi"/>
+        <w:rFonts w:asciiTheme="majorHAnsi" w:cstheme="majorBidi" w:hAnsiTheme="majorHAnsi" w:eastAsia="黑体"/>
         <w:b/>
         <w:bCs/>
       </w:rPr>
@@ -5682,7 +5998,7 @@
         <w:spacing w:after="0" w:before="0" w:line="240" w:lineRule="auto"/>
       </w:pPr>
       <w:rPr>
-        <w:rFonts w:asciiTheme="majorHAnsi" w:cstheme="majorBidi" w:eastAsiaTheme="majorEastAsia" w:hAnsiTheme="majorHAnsi"/>
+        <w:rFonts w:asciiTheme="majorHAnsi" w:cstheme="majorBidi" w:hAnsiTheme="majorHAnsi" w:eastAsia="黑体"/>
         <w:b/>
         <w:bCs/>
       </w:rPr>
@@ -5700,14 +6016,14 @@
     </w:tblStylePr>
     <w:tblStylePr w:type="firstCol">
       <w:rPr>
-        <w:rFonts w:asciiTheme="majorHAnsi" w:cstheme="majorBidi" w:eastAsiaTheme="majorEastAsia" w:hAnsiTheme="majorHAnsi"/>
+        <w:rFonts w:asciiTheme="majorHAnsi" w:cstheme="majorBidi" w:hAnsiTheme="majorHAnsi" w:eastAsia="黑体"/>
         <w:b/>
         <w:bCs/>
       </w:rPr>
     </w:tblStylePr>
     <w:tblStylePr w:type="lastCol">
       <w:rPr>
-        <w:rFonts w:asciiTheme="majorHAnsi" w:cstheme="majorBidi" w:eastAsiaTheme="majorEastAsia" w:hAnsiTheme="majorHAnsi"/>
+        <w:rFonts w:asciiTheme="majorHAnsi" w:cstheme="majorBidi" w:hAnsiTheme="majorHAnsi" w:eastAsia="黑体"/>
         <w:b/>
         <w:bCs/>
       </w:rPr>
@@ -5791,7 +6107,7 @@
         <w:spacing w:after="0" w:before="0" w:line="240" w:lineRule="auto"/>
       </w:pPr>
       <w:rPr>
-        <w:rFonts w:asciiTheme="majorHAnsi" w:cstheme="majorBidi" w:eastAsiaTheme="majorEastAsia" w:hAnsiTheme="majorHAnsi"/>
+        <w:rFonts w:asciiTheme="majorHAnsi" w:cstheme="majorBidi" w:hAnsiTheme="majorHAnsi" w:eastAsia="黑体"/>
         <w:b/>
         <w:bCs/>
       </w:rPr>
@@ -5812,7 +6128,7 @@
         <w:spacing w:after="0" w:before="0" w:line="240" w:lineRule="auto"/>
       </w:pPr>
       <w:rPr>
-        <w:rFonts w:asciiTheme="majorHAnsi" w:cstheme="majorBidi" w:eastAsiaTheme="majorEastAsia" w:hAnsiTheme="majorHAnsi"/>
+        <w:rFonts w:asciiTheme="majorHAnsi" w:cstheme="majorBidi" w:hAnsiTheme="majorHAnsi" w:eastAsia="黑体"/>
         <w:b/>
         <w:bCs/>
       </w:rPr>
@@ -5830,14 +6146,14 @@
     </w:tblStylePr>
     <w:tblStylePr w:type="firstCol">
       <w:rPr>
-        <w:rFonts w:asciiTheme="majorHAnsi" w:cstheme="majorBidi" w:eastAsiaTheme="majorEastAsia" w:hAnsiTheme="majorHAnsi"/>
+        <w:rFonts w:asciiTheme="majorHAnsi" w:cstheme="majorBidi" w:hAnsiTheme="majorHAnsi" w:eastAsia="黑体"/>
         <w:b/>
         <w:bCs/>
       </w:rPr>
     </w:tblStylePr>
     <w:tblStylePr w:type="lastCol">
       <w:rPr>
-        <w:rFonts w:asciiTheme="majorHAnsi" w:cstheme="majorBidi" w:eastAsiaTheme="majorEastAsia" w:hAnsiTheme="majorHAnsi"/>
+        <w:rFonts w:asciiTheme="majorHAnsi" w:cstheme="majorBidi" w:hAnsiTheme="majorHAnsi" w:eastAsia="黑体"/>
         <w:b/>
         <w:bCs/>
       </w:rPr>
@@ -5921,7 +6237,7 @@
         <w:spacing w:after="0" w:before="0" w:line="240" w:lineRule="auto"/>
       </w:pPr>
       <w:rPr>
-        <w:rFonts w:asciiTheme="majorHAnsi" w:cstheme="majorBidi" w:eastAsiaTheme="majorEastAsia" w:hAnsiTheme="majorHAnsi"/>
+        <w:rFonts w:asciiTheme="majorHAnsi" w:cstheme="majorBidi" w:hAnsiTheme="majorHAnsi" w:eastAsia="黑体"/>
         <w:b/>
         <w:bCs/>
       </w:rPr>
@@ -5942,7 +6258,7 @@
         <w:spacing w:after="0" w:before="0" w:line="240" w:lineRule="auto"/>
       </w:pPr>
       <w:rPr>
-        <w:rFonts w:asciiTheme="majorHAnsi" w:cstheme="majorBidi" w:eastAsiaTheme="majorEastAsia" w:hAnsiTheme="majorHAnsi"/>
+        <w:rFonts w:asciiTheme="majorHAnsi" w:cstheme="majorBidi" w:hAnsiTheme="majorHAnsi" w:eastAsia="黑体"/>
         <w:b/>
         <w:bCs/>
       </w:rPr>
@@ -5960,14 +6276,14 @@
     </w:tblStylePr>
     <w:tblStylePr w:type="firstCol">
       <w:rPr>
-        <w:rFonts w:asciiTheme="majorHAnsi" w:cstheme="majorBidi" w:eastAsiaTheme="majorEastAsia" w:hAnsiTheme="majorHAnsi"/>
+        <w:rFonts w:asciiTheme="majorHAnsi" w:cstheme="majorBidi" w:hAnsiTheme="majorHAnsi" w:eastAsia="黑体"/>
         <w:b/>
         <w:bCs/>
       </w:rPr>
     </w:tblStylePr>
     <w:tblStylePr w:type="lastCol">
       <w:rPr>
-        <w:rFonts w:asciiTheme="majorHAnsi" w:cstheme="majorBidi" w:eastAsiaTheme="majorEastAsia" w:hAnsiTheme="majorHAnsi"/>
+        <w:rFonts w:asciiTheme="majorHAnsi" w:cstheme="majorBidi" w:hAnsiTheme="majorHAnsi" w:eastAsia="黑体"/>
         <w:b/>
         <w:bCs/>
       </w:rPr>
@@ -6051,7 +6367,7 @@
         <w:spacing w:after="0" w:before="0" w:line="240" w:lineRule="auto"/>
       </w:pPr>
       <w:rPr>
-        <w:rFonts w:asciiTheme="majorHAnsi" w:cstheme="majorBidi" w:eastAsiaTheme="majorEastAsia" w:hAnsiTheme="majorHAnsi"/>
+        <w:rFonts w:asciiTheme="majorHAnsi" w:cstheme="majorBidi" w:hAnsiTheme="majorHAnsi" w:eastAsia="黑体"/>
         <w:b/>
         <w:bCs/>
       </w:rPr>
@@ -6072,7 +6388,7 @@
         <w:spacing w:after="0" w:before="0" w:line="240" w:lineRule="auto"/>
       </w:pPr>
       <w:rPr>
-        <w:rFonts w:asciiTheme="majorHAnsi" w:cstheme="majorBidi" w:eastAsiaTheme="majorEastAsia" w:hAnsiTheme="majorHAnsi"/>
+        <w:rFonts w:asciiTheme="majorHAnsi" w:cstheme="majorBidi" w:hAnsiTheme="majorHAnsi" w:eastAsia="黑体"/>
         <w:b/>
         <w:bCs/>
       </w:rPr>
@@ -6090,14 +6406,14 @@
     </w:tblStylePr>
     <w:tblStylePr w:type="firstCol">
       <w:rPr>
-        <w:rFonts w:asciiTheme="majorHAnsi" w:cstheme="majorBidi" w:eastAsiaTheme="majorEastAsia" w:hAnsiTheme="majorHAnsi"/>
+        <w:rFonts w:asciiTheme="majorHAnsi" w:cstheme="majorBidi" w:hAnsiTheme="majorHAnsi" w:eastAsia="黑体"/>
         <w:b/>
         <w:bCs/>
       </w:rPr>
     </w:tblStylePr>
     <w:tblStylePr w:type="lastCol">
       <w:rPr>
-        <w:rFonts w:asciiTheme="majorHAnsi" w:cstheme="majorBidi" w:eastAsiaTheme="majorEastAsia" w:hAnsiTheme="majorHAnsi"/>
+        <w:rFonts w:asciiTheme="majorHAnsi" w:cstheme="majorBidi" w:hAnsiTheme="majorHAnsi" w:eastAsia="黑体"/>
         <w:b/>
         <w:bCs/>
       </w:rPr>
@@ -6180,6 +6496,7 @@
         <w:spacing w:after="0" w:before="0" w:line="240" w:lineRule="auto"/>
       </w:pPr>
       <w:rPr>
+        <w:rFonts w:eastAsia="黑体"/>
         <w:b/>
         <w:bCs/>
         <w:color w:themeColor="background1" w:val="FFFFFF"/>
@@ -6202,6 +6519,7 @@
         <w:spacing w:after="0" w:before="0" w:line="240" w:lineRule="auto"/>
       </w:pPr>
       <w:rPr>
+        <w:rFonts w:eastAsia="黑体"/>
         <w:b/>
         <w:bCs/>
       </w:rPr>
@@ -6219,12 +6537,14 @@
     </w:tblStylePr>
     <w:tblStylePr w:type="firstCol">
       <w:rPr>
+        <w:rFonts w:eastAsia="黑体"/>
         <w:b/>
         <w:bCs/>
       </w:rPr>
     </w:tblStylePr>
     <w:tblStylePr w:type="lastCol">
       <w:rPr>
+        <w:rFonts w:eastAsia="黑体"/>
         <w:b/>
         <w:bCs/>
       </w:rPr>
@@ -6286,6 +6606,7 @@
         <w:spacing w:after="0" w:before="0" w:line="240" w:lineRule="auto"/>
       </w:pPr>
       <w:rPr>
+        <w:rFonts w:eastAsia="黑体"/>
         <w:b/>
         <w:bCs/>
         <w:color w:themeColor="background1" w:val="FFFFFF"/>
@@ -6308,6 +6629,7 @@
         <w:spacing w:after="0" w:before="0" w:line="240" w:lineRule="auto"/>
       </w:pPr>
       <w:rPr>
+        <w:rFonts w:eastAsia="黑体"/>
         <w:b/>
         <w:bCs/>
       </w:rPr>
@@ -6325,12 +6647,14 @@
     </w:tblStylePr>
     <w:tblStylePr w:type="firstCol">
       <w:rPr>
+        <w:rFonts w:eastAsia="黑体"/>
         <w:b/>
         <w:bCs/>
       </w:rPr>
     </w:tblStylePr>
     <w:tblStylePr w:type="lastCol">
       <w:rPr>
+        <w:rFonts w:eastAsia="黑体"/>
         <w:b/>
         <w:bCs/>
       </w:rPr>
@@ -6392,6 +6716,7 @@
         <w:spacing w:after="0" w:before="0" w:line="240" w:lineRule="auto"/>
       </w:pPr>
       <w:rPr>
+        <w:rFonts w:eastAsia="黑体"/>
         <w:b/>
         <w:bCs/>
         <w:color w:themeColor="background1" w:val="FFFFFF"/>
@@ -6414,6 +6739,7 @@
         <w:spacing w:after="0" w:before="0" w:line="240" w:lineRule="auto"/>
       </w:pPr>
       <w:rPr>
+        <w:rFonts w:eastAsia="黑体"/>
         <w:b/>
         <w:bCs/>
       </w:rPr>
@@ -6431,12 +6757,14 @@
     </w:tblStylePr>
     <w:tblStylePr w:type="firstCol">
       <w:rPr>
+        <w:rFonts w:eastAsia="黑体"/>
         <w:b/>
         <w:bCs/>
       </w:rPr>
     </w:tblStylePr>
     <w:tblStylePr w:type="lastCol">
       <w:rPr>
+        <w:rFonts w:eastAsia="黑体"/>
         <w:b/>
         <w:bCs/>
       </w:rPr>
@@ -6498,6 +6826,7 @@
         <w:spacing w:after="0" w:before="0" w:line="240" w:lineRule="auto"/>
       </w:pPr>
       <w:rPr>
+        <w:rFonts w:eastAsia="黑体"/>
         <w:b/>
         <w:bCs/>
         <w:color w:themeColor="background1" w:val="FFFFFF"/>
@@ -6520,6 +6849,7 @@
         <w:spacing w:after="0" w:before="0" w:line="240" w:lineRule="auto"/>
       </w:pPr>
       <w:rPr>
+        <w:rFonts w:eastAsia="黑体"/>
         <w:b/>
         <w:bCs/>
       </w:rPr>
@@ -6537,12 +6867,14 @@
     </w:tblStylePr>
     <w:tblStylePr w:type="firstCol">
       <w:rPr>
+        <w:rFonts w:eastAsia="黑体"/>
         <w:b/>
         <w:bCs/>
       </w:rPr>
     </w:tblStylePr>
     <w:tblStylePr w:type="lastCol">
       <w:rPr>
+        <w:rFonts w:eastAsia="黑体"/>
         <w:b/>
         <w:bCs/>
       </w:rPr>
@@ -6604,6 +6936,7 @@
         <w:spacing w:after="0" w:before="0" w:line="240" w:lineRule="auto"/>
       </w:pPr>
       <w:rPr>
+        <w:rFonts w:eastAsia="黑体"/>
         <w:b/>
         <w:bCs/>
         <w:color w:themeColor="background1" w:val="FFFFFF"/>
@@ -6626,6 +6959,7 @@
         <w:spacing w:after="0" w:before="0" w:line="240" w:lineRule="auto"/>
       </w:pPr>
       <w:rPr>
+        <w:rFonts w:eastAsia="黑体"/>
         <w:b/>
         <w:bCs/>
       </w:rPr>
@@ -6643,12 +6977,14 @@
     </w:tblStylePr>
     <w:tblStylePr w:type="firstCol">
       <w:rPr>
+        <w:rFonts w:eastAsia="黑体"/>
         <w:b/>
         <w:bCs/>
       </w:rPr>
     </w:tblStylePr>
     <w:tblStylePr w:type="lastCol">
       <w:rPr>
+        <w:rFonts w:eastAsia="黑体"/>
         <w:b/>
         <w:bCs/>
       </w:rPr>
@@ -6710,6 +7046,7 @@
         <w:spacing w:after="0" w:before="0" w:line="240" w:lineRule="auto"/>
       </w:pPr>
       <w:rPr>
+        <w:rFonts w:eastAsia="黑体"/>
         <w:b/>
         <w:bCs/>
         <w:color w:themeColor="background1" w:val="FFFFFF"/>
@@ -6732,6 +7069,7 @@
         <w:spacing w:after="0" w:before="0" w:line="240" w:lineRule="auto"/>
       </w:pPr>
       <w:rPr>
+        <w:rFonts w:eastAsia="黑体"/>
         <w:b/>
         <w:bCs/>
       </w:rPr>
@@ -6749,12 +7087,14 @@
     </w:tblStylePr>
     <w:tblStylePr w:type="firstCol">
       <w:rPr>
+        <w:rFonts w:eastAsia="黑体"/>
         <w:b/>
         <w:bCs/>
       </w:rPr>
     </w:tblStylePr>
     <w:tblStylePr w:type="lastCol">
       <w:rPr>
+        <w:rFonts w:eastAsia="黑体"/>
         <w:b/>
         <w:bCs/>
       </w:rPr>
@@ -6816,6 +7156,7 @@
         <w:spacing w:after="0" w:before="0" w:line="240" w:lineRule="auto"/>
       </w:pPr>
       <w:rPr>
+        <w:rFonts w:eastAsia="黑体"/>
         <w:b/>
         <w:bCs/>
         <w:color w:themeColor="background1" w:val="FFFFFF"/>
@@ -6838,6 +7179,7 @@
         <w:spacing w:after="0" w:before="0" w:line="240" w:lineRule="auto"/>
       </w:pPr>
       <w:rPr>
+        <w:rFonts w:eastAsia="黑体"/>
         <w:b/>
         <w:bCs/>
       </w:rPr>
@@ -6855,12 +7197,14 @@
     </w:tblStylePr>
     <w:tblStylePr w:type="firstCol">
       <w:rPr>
+        <w:rFonts w:eastAsia="黑体"/>
         <w:b/>
         <w:bCs/>
       </w:rPr>
     </w:tblStylePr>
     <w:tblStylePr w:type="lastCol">
       <w:rPr>
+        <w:rFonts w:eastAsia="黑体"/>
         <w:b/>
         <w:bCs/>
       </w:rPr>
@@ -6919,6 +7263,7 @@
         <w:spacing w:after="0" w:before="0" w:line="240" w:lineRule="auto"/>
       </w:pPr>
       <w:rPr>
+        <w:rFonts w:eastAsia="黑体"/>
         <w:b/>
         <w:bCs/>
         <w:color w:themeColor="background1" w:val="FFFFFF"/>
@@ -6941,6 +7286,7 @@
         <w:spacing w:after="0" w:before="0" w:line="240" w:lineRule="auto"/>
       </w:pPr>
       <w:rPr>
+        <w:rFonts w:eastAsia="黑体"/>
         <w:color w:val="auto"/>
       </w:rPr>
       <w:tblPr/>
@@ -6958,6 +7304,7 @@
     </w:tblStylePr>
     <w:tblStylePr w:type="firstCol">
       <w:rPr>
+        <w:rFonts w:eastAsia="黑体"/>
         <w:b/>
         <w:bCs/>
         <w:color w:themeColor="background1" w:val="FFFFFF"/>
@@ -6977,6 +7324,7 @@
     </w:tblStylePr>
     <w:tblStylePr w:type="lastCol">
       <w:rPr>
+        <w:rFonts w:eastAsia="黑体"/>
         <w:b/>
         <w:bCs/>
         <w:color w:themeColor="background1" w:val="FFFFFF"/>
@@ -7025,6 +7373,7 @@
     </w:tblStylePr>
     <w:tblStylePr w:type="nwCell">
       <w:rPr>
+        <w:rFonts w:eastAsia="黑体"/>
         <w:color w:themeColor="background1" w:val="FFFFFF"/>
       </w:rPr>
       <w:tblPr/>
@@ -7068,6 +7417,7 @@
         <w:spacing w:after="0" w:before="0" w:line="240" w:lineRule="auto"/>
       </w:pPr>
       <w:rPr>
+        <w:rFonts w:eastAsia="黑体"/>
         <w:b/>
         <w:bCs/>
         <w:color w:themeColor="background1" w:val="FFFFFF"/>
@@ -7090,6 +7440,7 @@
         <w:spacing w:after="0" w:before="0" w:line="240" w:lineRule="auto"/>
       </w:pPr>
       <w:rPr>
+        <w:rFonts w:eastAsia="黑体"/>
         <w:color w:val="auto"/>
       </w:rPr>
       <w:tblPr/>
@@ -7107,6 +7458,7 @@
     </w:tblStylePr>
     <w:tblStylePr w:type="firstCol">
       <w:rPr>
+        <w:rFonts w:eastAsia="黑体"/>
         <w:b/>
         <w:bCs/>
         <w:color w:themeColor="background1" w:val="FFFFFF"/>
@@ -7126,6 +7478,7 @@
     </w:tblStylePr>
     <w:tblStylePr w:type="lastCol">
       <w:rPr>
+        <w:rFonts w:eastAsia="黑体"/>
         <w:b/>
         <w:bCs/>
         <w:color w:themeColor="background1" w:val="FFFFFF"/>
@@ -7174,6 +7527,7 @@
     </w:tblStylePr>
     <w:tblStylePr w:type="nwCell">
       <w:rPr>
+        <w:rFonts w:eastAsia="黑体"/>
         <w:color w:themeColor="background1" w:val="FFFFFF"/>
       </w:rPr>
       <w:tblPr/>
@@ -7217,6 +7571,7 @@
         <w:spacing w:after="0" w:before="0" w:line="240" w:lineRule="auto"/>
       </w:pPr>
       <w:rPr>
+        <w:rFonts w:eastAsia="黑体"/>
         <w:b/>
         <w:bCs/>
         <w:color w:themeColor="background1" w:val="FFFFFF"/>
@@ -7239,6 +7594,7 @@
         <w:spacing w:after="0" w:before="0" w:line="240" w:lineRule="auto"/>
       </w:pPr>
       <w:rPr>
+        <w:rFonts w:eastAsia="黑体"/>
         <w:color w:val="auto"/>
       </w:rPr>
       <w:tblPr/>
@@ -7256,6 +7612,7 @@
     </w:tblStylePr>
     <w:tblStylePr w:type="firstCol">
       <w:rPr>
+        <w:rFonts w:eastAsia="黑体"/>
         <w:b/>
         <w:bCs/>
         <w:color w:themeColor="background1" w:val="FFFFFF"/>
@@ -7275,6 +7632,7 @@
     </w:tblStylePr>
     <w:tblStylePr w:type="lastCol">
       <w:rPr>
+        <w:rFonts w:eastAsia="黑体"/>
         <w:b/>
         <w:bCs/>
         <w:color w:themeColor="background1" w:val="FFFFFF"/>
@@ -7323,6 +7681,7 @@
     </w:tblStylePr>
     <w:tblStylePr w:type="nwCell">
       <w:rPr>
+        <w:rFonts w:eastAsia="黑体"/>
         <w:color w:themeColor="background1" w:val="FFFFFF"/>
       </w:rPr>
       <w:tblPr/>
@@ -7366,6 +7725,7 @@
         <w:spacing w:after="0" w:before="0" w:line="240" w:lineRule="auto"/>
       </w:pPr>
       <w:rPr>
+        <w:rFonts w:eastAsia="黑体"/>
         <w:b/>
         <w:bCs/>
         <w:color w:themeColor="background1" w:val="FFFFFF"/>
@@ -7388,6 +7748,7 @@
         <w:spacing w:after="0" w:before="0" w:line="240" w:lineRule="auto"/>
       </w:pPr>
       <w:rPr>
+        <w:rFonts w:eastAsia="黑体"/>
         <w:color w:val="auto"/>
       </w:rPr>
       <w:tblPr/>
@@ -7405,6 +7766,7 @@
     </w:tblStylePr>
     <w:tblStylePr w:type="firstCol">
       <w:rPr>
+        <w:rFonts w:eastAsia="黑体"/>
         <w:b/>
         <w:bCs/>
         <w:color w:themeColor="background1" w:val="FFFFFF"/>
@@ -7424,6 +7786,7 @@
     </w:tblStylePr>
     <w:tblStylePr w:type="lastCol">
       <w:rPr>
+        <w:rFonts w:eastAsia="黑体"/>
         <w:b/>
         <w:bCs/>
         <w:color w:themeColor="background1" w:val="FFFFFF"/>
@@ -7472,6 +7835,7 @@
     </w:tblStylePr>
     <w:tblStylePr w:type="nwCell">
       <w:rPr>
+        <w:rFonts w:eastAsia="黑体"/>
         <w:color w:themeColor="background1" w:val="FFFFFF"/>
       </w:rPr>
       <w:tblPr/>
@@ -7515,6 +7879,7 @@
         <w:spacing w:after="0" w:before="0" w:line="240" w:lineRule="auto"/>
       </w:pPr>
       <w:rPr>
+        <w:rFonts w:eastAsia="黑体"/>
         <w:b/>
         <w:bCs/>
         <w:color w:themeColor="background1" w:val="FFFFFF"/>
@@ -7537,6 +7902,7 @@
         <w:spacing w:after="0" w:before="0" w:line="240" w:lineRule="auto"/>
       </w:pPr>
       <w:rPr>
+        <w:rFonts w:eastAsia="黑体"/>
         <w:color w:val="auto"/>
       </w:rPr>
       <w:tblPr/>
@@ -7554,6 +7920,7 @@
     </w:tblStylePr>
     <w:tblStylePr w:type="firstCol">
       <w:rPr>
+        <w:rFonts w:eastAsia="黑体"/>
         <w:b/>
         <w:bCs/>
         <w:color w:themeColor="background1" w:val="FFFFFF"/>
@@ -7573,6 +7940,7 @@
     </w:tblStylePr>
     <w:tblStylePr w:type="lastCol">
       <w:rPr>
+        <w:rFonts w:eastAsia="黑体"/>
         <w:b/>
         <w:bCs/>
         <w:color w:themeColor="background1" w:val="FFFFFF"/>
@@ -7621,6 +7989,7 @@
     </w:tblStylePr>
     <w:tblStylePr w:type="nwCell">
       <w:rPr>
+        <w:rFonts w:eastAsia="黑体"/>
         <w:color w:themeColor="background1" w:val="FFFFFF"/>
       </w:rPr>
       <w:tblPr/>
@@ -7664,6 +8033,7 @@
         <w:spacing w:after="0" w:before="0" w:line="240" w:lineRule="auto"/>
       </w:pPr>
       <w:rPr>
+        <w:rFonts w:eastAsia="黑体"/>
         <w:b/>
         <w:bCs/>
         <w:color w:themeColor="background1" w:val="FFFFFF"/>
@@ -7686,6 +8056,7 @@
         <w:spacing w:after="0" w:before="0" w:line="240" w:lineRule="auto"/>
       </w:pPr>
       <w:rPr>
+        <w:rFonts w:eastAsia="黑体"/>
         <w:color w:val="auto"/>
       </w:rPr>
       <w:tblPr/>
@@ -7703,6 +8074,7 @@
     </w:tblStylePr>
     <w:tblStylePr w:type="firstCol">
       <w:rPr>
+        <w:rFonts w:eastAsia="黑体"/>
         <w:b/>
         <w:bCs/>
         <w:color w:themeColor="background1" w:val="FFFFFF"/>
@@ -7722,6 +8094,7 @@
     </w:tblStylePr>
     <w:tblStylePr w:type="lastCol">
       <w:rPr>
+        <w:rFonts w:eastAsia="黑体"/>
         <w:b/>
         <w:bCs/>
         <w:color w:themeColor="background1" w:val="FFFFFF"/>
@@ -7770,6 +8143,7 @@
     </w:tblStylePr>
     <w:tblStylePr w:type="nwCell">
       <w:rPr>
+        <w:rFonts w:eastAsia="黑体"/>
         <w:color w:themeColor="background1" w:val="FFFFFF"/>
       </w:rPr>
       <w:tblPr/>
@@ -7813,6 +8187,7 @@
         <w:spacing w:after="0" w:before="0" w:line="240" w:lineRule="auto"/>
       </w:pPr>
       <w:rPr>
+        <w:rFonts w:eastAsia="黑体"/>
         <w:b/>
         <w:bCs/>
         <w:color w:themeColor="background1" w:val="FFFFFF"/>
@@ -7835,6 +8210,7 @@
         <w:spacing w:after="0" w:before="0" w:line="240" w:lineRule="auto"/>
       </w:pPr>
       <w:rPr>
+        <w:rFonts w:eastAsia="黑体"/>
         <w:color w:val="auto"/>
       </w:rPr>
       <w:tblPr/>
@@ -7852,6 +8228,7 @@
     </w:tblStylePr>
     <w:tblStylePr w:type="firstCol">
       <w:rPr>
+        <w:rFonts w:eastAsia="黑体"/>
         <w:b/>
         <w:bCs/>
         <w:color w:themeColor="background1" w:val="FFFFFF"/>
@@ -7871,6 +8248,7 @@
     </w:tblStylePr>
     <w:tblStylePr w:type="lastCol">
       <w:rPr>
+        <w:rFonts w:eastAsia="黑体"/>
         <w:b/>
         <w:bCs/>
         <w:color w:themeColor="background1" w:val="FFFFFF"/>
@@ -7919,6 +8297,7 @@
     </w:tblStylePr>
     <w:tblStylePr w:type="nwCell">
       <w:rPr>
+        <w:rFonts w:eastAsia="黑体"/>
         <w:color w:themeColor="background1" w:val="FFFFFF"/>
       </w:rPr>
       <w:tblPr/>
@@ -7943,6 +8322,7 @@
       <w:spacing w:after="0" w:line="240" w:lineRule="auto"/>
     </w:pPr>
     <w:rPr>
+      <w:rFonts w:eastAsia="黑体"/>
       <w:color w:themeColor="text1" w:val="000000"/>
     </w:rPr>
     <w:tblPr>
@@ -7962,7 +8342,7 @@
     </w:tblPr>
     <w:tblStylePr w:type="firstRow">
       <w:rPr>
-        <w:rFonts w:asciiTheme="majorHAnsi" w:cstheme="majorBidi" w:eastAsiaTheme="majorEastAsia" w:hAnsiTheme="majorHAnsi"/>
+        <w:rFonts w:asciiTheme="majorHAnsi" w:cstheme="majorBidi" w:hAnsiTheme="majorHAnsi" w:eastAsia="黑体"/>
       </w:rPr>
       <w:tblPr/>
       <w:tcPr>
@@ -7974,6 +8354,7 @@
     </w:tblStylePr>
     <w:tblStylePr w:type="lastRow">
       <w:rPr>
+        <w:rFonts w:eastAsia="黑体"/>
         <w:b/>
         <w:bCs/>
         <w:color w:themeColor="text2" w:val="1F497D"/>
@@ -7988,12 +8369,14 @@
     </w:tblStylePr>
     <w:tblStylePr w:type="firstCol">
       <w:rPr>
+        <w:rFonts w:eastAsia="黑体"/>
         <w:b/>
         <w:bCs/>
       </w:rPr>
     </w:tblStylePr>
     <w:tblStylePr w:type="lastCol">
       <w:rPr>
+        <w:rFonts w:eastAsia="黑体"/>
         <w:b/>
         <w:bCs/>
       </w:rPr>
@@ -8027,6 +8410,7 @@
       <w:spacing w:after="0" w:line="240" w:lineRule="auto"/>
     </w:pPr>
     <w:rPr>
+      <w:rFonts w:eastAsia="黑体"/>
       <w:color w:themeColor="text1" w:val="000000"/>
     </w:rPr>
     <w:tblPr>
@@ -8046,7 +8430,7 @@
     </w:tblPr>
     <w:tblStylePr w:type="firstRow">
       <w:rPr>
-        <w:rFonts w:asciiTheme="majorHAnsi" w:cstheme="majorBidi" w:eastAsiaTheme="majorEastAsia" w:hAnsiTheme="majorHAnsi"/>
+        <w:rFonts w:asciiTheme="majorHAnsi" w:cstheme="majorBidi" w:hAnsiTheme="majorHAnsi" w:eastAsia="黑体"/>
       </w:rPr>
       <w:tblPr/>
       <w:tcPr>
@@ -8058,6 +8442,7 @@
     </w:tblStylePr>
     <w:tblStylePr w:type="lastRow">
       <w:rPr>
+        <w:rFonts w:eastAsia="黑体"/>
         <w:b/>
         <w:bCs/>
         <w:color w:themeColor="text2" w:val="1F497D"/>
@@ -8072,12 +8457,14 @@
     </w:tblStylePr>
     <w:tblStylePr w:type="firstCol">
       <w:rPr>
+        <w:rFonts w:eastAsia="黑体"/>
         <w:b/>
         <w:bCs/>
       </w:rPr>
     </w:tblStylePr>
     <w:tblStylePr w:type="lastCol">
       <w:rPr>
+        <w:rFonts w:eastAsia="黑体"/>
         <w:b/>
         <w:bCs/>
       </w:rPr>
@@ -8111,6 +8498,7 @@
       <w:spacing w:after="0" w:line="240" w:lineRule="auto"/>
     </w:pPr>
     <w:rPr>
+      <w:rFonts w:eastAsia="黑体"/>
       <w:color w:themeColor="text1" w:val="000000"/>
     </w:rPr>
     <w:tblPr>
@@ -8130,7 +8518,7 @@
     </w:tblPr>
     <w:tblStylePr w:type="firstRow">
       <w:rPr>
-        <w:rFonts w:asciiTheme="majorHAnsi" w:cstheme="majorBidi" w:eastAsiaTheme="majorEastAsia" w:hAnsiTheme="majorHAnsi"/>
+        <w:rFonts w:asciiTheme="majorHAnsi" w:cstheme="majorBidi" w:hAnsiTheme="majorHAnsi" w:eastAsia="黑体"/>
       </w:rPr>
       <w:tblPr/>
       <w:tcPr>
@@ -8142,6 +8530,7 @@
     </w:tblStylePr>
     <w:tblStylePr w:type="lastRow">
       <w:rPr>
+        <w:rFonts w:eastAsia="黑体"/>
         <w:b/>
         <w:bCs/>
         <w:color w:themeColor="text2" w:val="1F497D"/>
@@ -8156,12 +8545,14 @@
     </w:tblStylePr>
     <w:tblStylePr w:type="firstCol">
       <w:rPr>
+        <w:rFonts w:eastAsia="黑体"/>
         <w:b/>
         <w:bCs/>
       </w:rPr>
     </w:tblStylePr>
     <w:tblStylePr w:type="lastCol">
       <w:rPr>
+        <w:rFonts w:eastAsia="黑体"/>
         <w:b/>
         <w:bCs/>
       </w:rPr>
@@ -8195,6 +8586,7 @@
       <w:spacing w:after="0" w:line="240" w:lineRule="auto"/>
     </w:pPr>
     <w:rPr>
+      <w:rFonts w:eastAsia="黑体"/>
       <w:color w:themeColor="text1" w:val="000000"/>
     </w:rPr>
     <w:tblPr>
@@ -8214,7 +8606,7 @@
     </w:tblPr>
     <w:tblStylePr w:type="firstRow">
       <w:rPr>
-        <w:rFonts w:asciiTheme="majorHAnsi" w:cstheme="majorBidi" w:eastAsiaTheme="majorEastAsia" w:hAnsiTheme="majorHAnsi"/>
+        <w:rFonts w:asciiTheme="majorHAnsi" w:cstheme="majorBidi" w:hAnsiTheme="majorHAnsi" w:eastAsia="黑体"/>
       </w:rPr>
       <w:tblPr/>
       <w:tcPr>
@@ -8226,6 +8618,7 @@
     </w:tblStylePr>
     <w:tblStylePr w:type="lastRow">
       <w:rPr>
+        <w:rFonts w:eastAsia="黑体"/>
         <w:b/>
         <w:bCs/>
         <w:color w:themeColor="text2" w:val="1F497D"/>
@@ -8240,12 +8633,14 @@
     </w:tblStylePr>
     <w:tblStylePr w:type="firstCol">
       <w:rPr>
+        <w:rFonts w:eastAsia="黑体"/>
         <w:b/>
         <w:bCs/>
       </w:rPr>
     </w:tblStylePr>
     <w:tblStylePr w:type="lastCol">
       <w:rPr>
+        <w:rFonts w:eastAsia="黑体"/>
         <w:b/>
         <w:bCs/>
       </w:rPr>
@@ -8279,6 +8674,7 @@
       <w:spacing w:after="0" w:line="240" w:lineRule="auto"/>
     </w:pPr>
     <w:rPr>
+      <w:rFonts w:eastAsia="黑体"/>
       <w:color w:themeColor="text1" w:val="000000"/>
     </w:rPr>
     <w:tblPr>
@@ -8298,7 +8694,7 @@
     </w:tblPr>
     <w:tblStylePr w:type="firstRow">
       <w:rPr>
-        <w:rFonts w:asciiTheme="majorHAnsi" w:cstheme="majorBidi" w:eastAsiaTheme="majorEastAsia" w:hAnsiTheme="majorHAnsi"/>
+        <w:rFonts w:asciiTheme="majorHAnsi" w:cstheme="majorBidi" w:hAnsiTheme="majorHAnsi" w:eastAsia="黑体"/>
       </w:rPr>
       <w:tblPr/>
       <w:tcPr>
@@ -8310,6 +8706,7 @@
     </w:tblStylePr>
     <w:tblStylePr w:type="lastRow">
       <w:rPr>
+        <w:rFonts w:eastAsia="黑体"/>
         <w:b/>
         <w:bCs/>
         <w:color w:themeColor="text2" w:val="1F497D"/>
@@ -8324,12 +8721,14 @@
     </w:tblStylePr>
     <w:tblStylePr w:type="firstCol">
       <w:rPr>
+        <w:rFonts w:eastAsia="黑体"/>
         <w:b/>
         <w:bCs/>
       </w:rPr>
     </w:tblStylePr>
     <w:tblStylePr w:type="lastCol">
       <w:rPr>
+        <w:rFonts w:eastAsia="黑体"/>
         <w:b/>
         <w:bCs/>
       </w:rPr>
@@ -8363,6 +8762,7 @@
       <w:spacing w:after="0" w:line="240" w:lineRule="auto"/>
     </w:pPr>
     <w:rPr>
+      <w:rFonts w:eastAsia="黑体"/>
       <w:color w:themeColor="text1" w:val="000000"/>
     </w:rPr>
     <w:tblPr>
@@ -8382,7 +8782,7 @@
     </w:tblPr>
     <w:tblStylePr w:type="firstRow">
       <w:rPr>
-        <w:rFonts w:asciiTheme="majorHAnsi" w:cstheme="majorBidi" w:eastAsiaTheme="majorEastAsia" w:hAnsiTheme="majorHAnsi"/>
+        <w:rFonts w:asciiTheme="majorHAnsi" w:cstheme="majorBidi" w:hAnsiTheme="majorHAnsi" w:eastAsia="黑体"/>
       </w:rPr>
       <w:tblPr/>
       <w:tcPr>
@@ -8394,6 +8794,7 @@
     </w:tblStylePr>
     <w:tblStylePr w:type="lastRow">
       <w:rPr>
+        <w:rFonts w:eastAsia="黑体"/>
         <w:b/>
         <w:bCs/>
         <w:color w:themeColor="text2" w:val="1F497D"/>
@@ -8408,12 +8809,14 @@
     </w:tblStylePr>
     <w:tblStylePr w:type="firstCol">
       <w:rPr>
+        <w:rFonts w:eastAsia="黑体"/>
         <w:b/>
         <w:bCs/>
       </w:rPr>
     </w:tblStylePr>
     <w:tblStylePr w:type="lastCol">
       <w:rPr>
+        <w:rFonts w:eastAsia="黑体"/>
         <w:b/>
         <w:bCs/>
       </w:rPr>
@@ -8447,6 +8850,7 @@
       <w:spacing w:after="0" w:line="240" w:lineRule="auto"/>
     </w:pPr>
     <w:rPr>
+      <w:rFonts w:eastAsia="黑体"/>
       <w:color w:themeColor="text1" w:val="000000"/>
     </w:rPr>
     <w:tblPr>
@@ -8466,7 +8870,7 @@
     </w:tblPr>
     <w:tblStylePr w:type="firstRow">
       <w:rPr>
-        <w:rFonts w:asciiTheme="majorHAnsi" w:cstheme="majorBidi" w:eastAsiaTheme="majorEastAsia" w:hAnsiTheme="majorHAnsi"/>
+        <w:rFonts w:asciiTheme="majorHAnsi" w:cstheme="majorBidi" w:hAnsiTheme="majorHAnsi" w:eastAsia="黑体"/>
       </w:rPr>
       <w:tblPr/>
       <w:tcPr>
@@ -8478,6 +8882,7 @@
     </w:tblStylePr>
     <w:tblStylePr w:type="lastRow">
       <w:rPr>
+        <w:rFonts w:eastAsia="黑体"/>
         <w:b/>
         <w:bCs/>
         <w:color w:themeColor="text2" w:val="1F497D"/>
@@ -8492,12 +8897,14 @@
     </w:tblStylePr>
     <w:tblStylePr w:type="firstCol">
       <w:rPr>
+        <w:rFonts w:eastAsia="黑体"/>
         <w:b/>
         <w:bCs/>
       </w:rPr>
     </w:tblStylePr>
     <w:tblStylePr w:type="lastCol">
       <w:rPr>
+        <w:rFonts w:eastAsia="黑体"/>
         <w:b/>
         <w:bCs/>
       </w:rPr>
@@ -8531,7 +8938,7 @@
       <w:spacing w:after="0" w:line="240" w:lineRule="auto"/>
     </w:pPr>
     <w:rPr>
-      <w:rFonts w:asciiTheme="majorHAnsi" w:cstheme="majorBidi" w:eastAsiaTheme="majorEastAsia" w:hAnsiTheme="majorHAnsi"/>
+      <w:rFonts w:asciiTheme="majorHAnsi" w:cstheme="majorBidi" w:hAnsiTheme="majorHAnsi" w:eastAsia="黑体"/>
       <w:color w:themeColor="text1" w:val="000000"/>
     </w:rPr>
     <w:tblPr>
@@ -8553,6 +8960,7 @@
     </w:tblPr>
     <w:tblStylePr w:type="firstRow">
       <w:rPr>
+        <w:rFonts w:eastAsia="黑体"/>
         <w:sz w:val="24"/>
         <w:szCs w:val="24"/>
       </w:rPr>
@@ -8659,7 +9067,7 @@
       <w:spacing w:after="0" w:line="240" w:lineRule="auto"/>
     </w:pPr>
     <w:rPr>
-      <w:rFonts w:asciiTheme="majorHAnsi" w:cstheme="majorBidi" w:eastAsiaTheme="majorEastAsia" w:hAnsiTheme="majorHAnsi"/>
+      <w:rFonts w:asciiTheme="majorHAnsi" w:cstheme="majorBidi" w:hAnsiTheme="majorHAnsi" w:eastAsia="黑体"/>
       <w:color w:themeColor="text1" w:val="000000"/>
     </w:rPr>
     <w:tblPr>
@@ -8681,6 +9089,7 @@
     </w:tblPr>
     <w:tblStylePr w:type="firstRow">
       <w:rPr>
+        <w:rFonts w:eastAsia="黑体"/>
         <w:sz w:val="24"/>
         <w:szCs w:val="24"/>
       </w:rPr>
@@ -8787,7 +9196,7 @@
       <w:spacing w:after="0" w:line="240" w:lineRule="auto"/>
     </w:pPr>
     <w:rPr>
-      <w:rFonts w:asciiTheme="majorHAnsi" w:cstheme="majorBidi" w:eastAsiaTheme="majorEastAsia" w:hAnsiTheme="majorHAnsi"/>
+      <w:rFonts w:asciiTheme="majorHAnsi" w:cstheme="majorBidi" w:hAnsiTheme="majorHAnsi" w:eastAsia="黑体"/>
       <w:color w:themeColor="text1" w:val="000000"/>
     </w:rPr>
     <w:tblPr>
@@ -8809,6 +9218,7 @@
     </w:tblPr>
     <w:tblStylePr w:type="firstRow">
       <w:rPr>
+        <w:rFonts w:eastAsia="黑体"/>
         <w:sz w:val="24"/>
         <w:szCs w:val="24"/>
       </w:rPr>
@@ -8915,7 +9325,7 @@
       <w:spacing w:after="0" w:line="240" w:lineRule="auto"/>
     </w:pPr>
     <w:rPr>
-      <w:rFonts w:asciiTheme="majorHAnsi" w:cstheme="majorBidi" w:eastAsiaTheme="majorEastAsia" w:hAnsiTheme="majorHAnsi"/>
+      <w:rFonts w:asciiTheme="majorHAnsi" w:cstheme="majorBidi" w:hAnsiTheme="majorHAnsi" w:eastAsia="黑体"/>
       <w:color w:themeColor="text1" w:val="000000"/>
     </w:rPr>
     <w:tblPr>
@@ -8937,6 +9347,7 @@
     </w:tblPr>
     <w:tblStylePr w:type="firstRow">
       <w:rPr>
+        <w:rFonts w:eastAsia="黑体"/>
         <w:sz w:val="24"/>
         <w:szCs w:val="24"/>
       </w:rPr>
@@ -9043,7 +9454,7 @@
       <w:spacing w:after="0" w:line="240" w:lineRule="auto"/>
     </w:pPr>
     <w:rPr>
-      <w:rFonts w:asciiTheme="majorHAnsi" w:cstheme="majorBidi" w:eastAsiaTheme="majorEastAsia" w:hAnsiTheme="majorHAnsi"/>
+      <w:rFonts w:asciiTheme="majorHAnsi" w:cstheme="majorBidi" w:hAnsiTheme="majorHAnsi" w:eastAsia="黑体"/>
       <w:color w:themeColor="text1" w:val="000000"/>
     </w:rPr>
     <w:tblPr>
@@ -9065,6 +9476,7 @@
     </w:tblPr>
     <w:tblStylePr w:type="firstRow">
       <w:rPr>
+        <w:rFonts w:eastAsia="黑体"/>
         <w:sz w:val="24"/>
         <w:szCs w:val="24"/>
       </w:rPr>
@@ -9171,7 +9583,7 @@
       <w:spacing w:after="0" w:line="240" w:lineRule="auto"/>
     </w:pPr>
     <w:rPr>
-      <w:rFonts w:asciiTheme="majorHAnsi" w:cstheme="majorBidi" w:eastAsiaTheme="majorEastAsia" w:hAnsiTheme="majorHAnsi"/>
+      <w:rFonts w:asciiTheme="majorHAnsi" w:cstheme="majorBidi" w:hAnsiTheme="majorHAnsi" w:eastAsia="黑体"/>
       <w:color w:themeColor="text1" w:val="000000"/>
     </w:rPr>
     <w:tblPr>
@@ -9193,6 +9605,7 @@
     </w:tblPr>
     <w:tblStylePr w:type="firstRow">
       <w:rPr>
+        <w:rFonts w:eastAsia="黑体"/>
         <w:sz w:val="24"/>
         <w:szCs w:val="24"/>
       </w:rPr>
@@ -9299,7 +9712,7 @@
       <w:spacing w:after="0" w:line="240" w:lineRule="auto"/>
     </w:pPr>
     <w:rPr>
-      <w:rFonts w:asciiTheme="majorHAnsi" w:cstheme="majorBidi" w:eastAsiaTheme="majorEastAsia" w:hAnsiTheme="majorHAnsi"/>
+      <w:rFonts w:asciiTheme="majorHAnsi" w:cstheme="majorBidi" w:hAnsiTheme="majorHAnsi" w:eastAsia="黑体"/>
       <w:color w:themeColor="text1" w:val="000000"/>
     </w:rPr>
     <w:tblPr>
@@ -9321,6 +9734,7 @@
     </w:tblPr>
     <w:tblStylePr w:type="firstRow">
       <w:rPr>
+        <w:rFonts w:eastAsia="黑体"/>
         <w:sz w:val="24"/>
         <w:szCs w:val="24"/>
       </w:rPr>
@@ -9450,12 +9864,14 @@
     </w:tcPr>
     <w:tblStylePr w:type="firstRow">
       <w:rPr>
+        <w:rFonts w:eastAsia="黑体"/>
         <w:b/>
         <w:bCs/>
       </w:rPr>
     </w:tblStylePr>
     <w:tblStylePr w:type="lastRow">
       <w:rPr>
+        <w:rFonts w:eastAsia="黑体"/>
         <w:b/>
         <w:bCs/>
       </w:rPr>
@@ -9468,12 +9884,14 @@
     </w:tblStylePr>
     <w:tblStylePr w:type="firstCol">
       <w:rPr>
+        <w:rFonts w:eastAsia="黑体"/>
         <w:b/>
         <w:bCs/>
       </w:rPr>
     </w:tblStylePr>
     <w:tblStylePr w:type="lastCol">
       <w:rPr>
+        <w:rFonts w:eastAsia="黑体"/>
         <w:b/>
         <w:bCs/>
       </w:rPr>
@@ -9523,12 +9941,14 @@
     </w:tcPr>
     <w:tblStylePr w:type="firstRow">
       <w:rPr>
+        <w:rFonts w:eastAsia="黑体"/>
         <w:b/>
         <w:bCs/>
       </w:rPr>
     </w:tblStylePr>
     <w:tblStylePr w:type="lastRow">
       <w:rPr>
+        <w:rFonts w:eastAsia="黑体"/>
         <w:b/>
         <w:bCs/>
       </w:rPr>
@@ -9541,12 +9961,14 @@
     </w:tblStylePr>
     <w:tblStylePr w:type="firstCol">
       <w:rPr>
+        <w:rFonts w:eastAsia="黑体"/>
         <w:b/>
         <w:bCs/>
       </w:rPr>
     </w:tblStylePr>
     <w:tblStylePr w:type="lastCol">
       <w:rPr>
+        <w:rFonts w:eastAsia="黑体"/>
         <w:b/>
         <w:bCs/>
       </w:rPr>
@@ -9596,12 +10018,14 @@
     </w:tcPr>
     <w:tblStylePr w:type="firstRow">
       <w:rPr>
+        <w:rFonts w:eastAsia="黑体"/>
         <w:b/>
         <w:bCs/>
       </w:rPr>
     </w:tblStylePr>
     <w:tblStylePr w:type="lastRow">
       <w:rPr>
+        <w:rFonts w:eastAsia="黑体"/>
         <w:b/>
         <w:bCs/>
       </w:rPr>
@@ -9614,12 +10038,14 @@
     </w:tblStylePr>
     <w:tblStylePr w:type="firstCol">
       <w:rPr>
+        <w:rFonts w:eastAsia="黑体"/>
         <w:b/>
         <w:bCs/>
       </w:rPr>
     </w:tblStylePr>
     <w:tblStylePr w:type="lastCol">
       <w:rPr>
+        <w:rFonts w:eastAsia="黑体"/>
         <w:b/>
         <w:bCs/>
       </w:rPr>
@@ -9669,12 +10095,14 @@
     </w:tcPr>
     <w:tblStylePr w:type="firstRow">
       <w:rPr>
+        <w:rFonts w:eastAsia="黑体"/>
         <w:b/>
         <w:bCs/>
       </w:rPr>
     </w:tblStylePr>
     <w:tblStylePr w:type="lastRow">
       <w:rPr>
+        <w:rFonts w:eastAsia="黑体"/>
         <w:b/>
         <w:bCs/>
       </w:rPr>
@@ -9687,12 +10115,14 @@
     </w:tblStylePr>
     <w:tblStylePr w:type="firstCol">
       <w:rPr>
+        <w:rFonts w:eastAsia="黑体"/>
         <w:b/>
         <w:bCs/>
       </w:rPr>
     </w:tblStylePr>
     <w:tblStylePr w:type="lastCol">
       <w:rPr>
+        <w:rFonts w:eastAsia="黑体"/>
         <w:b/>
         <w:bCs/>
       </w:rPr>
@@ -9742,12 +10172,14 @@
     </w:tcPr>
     <w:tblStylePr w:type="firstRow">
       <w:rPr>
+        <w:rFonts w:eastAsia="黑体"/>
         <w:b/>
         <w:bCs/>
       </w:rPr>
     </w:tblStylePr>
     <w:tblStylePr w:type="lastRow">
       <w:rPr>
+        <w:rFonts w:eastAsia="黑体"/>
         <w:b/>
         <w:bCs/>
       </w:rPr>
@@ -9760,12 +10192,14 @@
     </w:tblStylePr>
     <w:tblStylePr w:type="firstCol">
       <w:rPr>
+        <w:rFonts w:eastAsia="黑体"/>
         <w:b/>
         <w:bCs/>
       </w:rPr>
     </w:tblStylePr>
     <w:tblStylePr w:type="lastCol">
       <w:rPr>
+        <w:rFonts w:eastAsia="黑体"/>
         <w:b/>
         <w:bCs/>
       </w:rPr>
@@ -9815,12 +10249,14 @@
     </w:tcPr>
     <w:tblStylePr w:type="firstRow">
       <w:rPr>
+        <w:rFonts w:eastAsia="黑体"/>
         <w:b/>
         <w:bCs/>
       </w:rPr>
     </w:tblStylePr>
     <w:tblStylePr w:type="lastRow">
       <w:rPr>
+        <w:rFonts w:eastAsia="黑体"/>
         <w:b/>
         <w:bCs/>
       </w:rPr>
@@ -9833,12 +10269,14 @@
     </w:tblStylePr>
     <w:tblStylePr w:type="firstCol">
       <w:rPr>
+        <w:rFonts w:eastAsia="黑体"/>
         <w:b/>
         <w:bCs/>
       </w:rPr>
     </w:tblStylePr>
     <w:tblStylePr w:type="lastCol">
       <w:rPr>
+        <w:rFonts w:eastAsia="黑体"/>
         <w:b/>
         <w:bCs/>
       </w:rPr>
@@ -9888,12 +10326,14 @@
     </w:tcPr>
     <w:tblStylePr w:type="firstRow">
       <w:rPr>
+        <w:rFonts w:eastAsia="黑体"/>
         <w:b/>
         <w:bCs/>
       </w:rPr>
     </w:tblStylePr>
     <w:tblStylePr w:type="lastRow">
       <w:rPr>
+        <w:rFonts w:eastAsia="黑体"/>
         <w:b/>
         <w:bCs/>
       </w:rPr>
@@ -9906,12 +10346,14 @@
     </w:tblStylePr>
     <w:tblStylePr w:type="firstCol">
       <w:rPr>
+        <w:rFonts w:eastAsia="黑体"/>
         <w:b/>
         <w:bCs/>
       </w:rPr>
     </w:tblStylePr>
     <w:tblStylePr w:type="lastCol">
       <w:rPr>
+        <w:rFonts w:eastAsia="黑体"/>
         <w:b/>
         <w:bCs/>
       </w:rPr>
@@ -9938,7 +10380,7 @@
       <w:spacing w:after="0" w:line="240" w:lineRule="auto"/>
     </w:pPr>
     <w:rPr>
-      <w:rFonts w:asciiTheme="majorHAnsi" w:cstheme="majorBidi" w:eastAsiaTheme="majorEastAsia" w:hAnsiTheme="majorHAnsi"/>
+      <w:rFonts w:asciiTheme="majorHAnsi" w:cstheme="majorBidi" w:hAnsiTheme="majorHAnsi" w:eastAsia="黑体"/>
       <w:color w:themeColor="text1" w:val="000000"/>
     </w:rPr>
     <w:tblPr>
@@ -9965,6 +10407,7 @@
     </w:tcPr>
     <w:tblStylePr w:type="firstRow">
       <w:rPr>
+        <w:rFonts w:eastAsia="黑体"/>
         <w:b/>
         <w:bCs/>
         <w:color w:themeColor="text1" w:val="000000"/>
@@ -9976,6 +10419,7 @@
     </w:tblStylePr>
     <w:tblStylePr w:type="lastRow">
       <w:rPr>
+        <w:rFonts w:eastAsia="黑体"/>
         <w:b/>
         <w:bCs/>
         <w:color w:themeColor="text1" w:val="000000"/>
@@ -9995,6 +10439,7 @@
     </w:tblStylePr>
     <w:tblStylePr w:type="firstCol">
       <w:rPr>
+        <w:rFonts w:eastAsia="黑体"/>
         <w:b/>
         <w:bCs/>
         <w:color w:themeColor="text1" w:val="000000"/>
@@ -10014,6 +10459,7 @@
     </w:tblStylePr>
     <w:tblStylePr w:type="lastCol">
       <w:rPr>
+        <w:rFonts w:eastAsia="黑体"/>
         <w:b w:val="0"/>
         <w:bCs w:val="0"/>
         <w:color w:themeColor="text1" w:val="000000"/>
@@ -10063,7 +10509,7 @@
       <w:spacing w:after="0" w:line="240" w:lineRule="auto"/>
     </w:pPr>
     <w:rPr>
-      <w:rFonts w:asciiTheme="majorHAnsi" w:cstheme="majorBidi" w:eastAsiaTheme="majorEastAsia" w:hAnsiTheme="majorHAnsi"/>
+      <w:rFonts w:asciiTheme="majorHAnsi" w:cstheme="majorBidi" w:hAnsiTheme="majorHAnsi" w:eastAsia="黑体"/>
       <w:color w:themeColor="text1" w:val="000000"/>
     </w:rPr>
     <w:tblPr>
@@ -10090,6 +10536,7 @@
     </w:tcPr>
     <w:tblStylePr w:type="firstRow">
       <w:rPr>
+        <w:rFonts w:eastAsia="黑体"/>
         <w:b/>
         <w:bCs/>
         <w:color w:themeColor="text1" w:val="000000"/>
@@ -10101,6 +10548,7 @@
     </w:tblStylePr>
     <w:tblStylePr w:type="lastRow">
       <w:rPr>
+        <w:rFonts w:eastAsia="黑体"/>
         <w:b/>
         <w:bCs/>
         <w:color w:themeColor="text1" w:val="000000"/>
@@ -10120,6 +10568,7 @@
     </w:tblStylePr>
     <w:tblStylePr w:type="firstCol">
       <w:rPr>
+        <w:rFonts w:eastAsia="黑体"/>
         <w:b/>
         <w:bCs/>
         <w:color w:themeColor="text1" w:val="000000"/>
@@ -10139,6 +10588,7 @@
     </w:tblStylePr>
     <w:tblStylePr w:type="lastCol">
       <w:rPr>
+        <w:rFonts w:eastAsia="黑体"/>
         <w:b w:val="0"/>
         <w:bCs w:val="0"/>
         <w:color w:themeColor="text1" w:val="000000"/>
@@ -10188,7 +10638,7 @@
       <w:spacing w:after="0" w:line="240" w:lineRule="auto"/>
     </w:pPr>
     <w:rPr>
-      <w:rFonts w:asciiTheme="majorHAnsi" w:cstheme="majorBidi" w:eastAsiaTheme="majorEastAsia" w:hAnsiTheme="majorHAnsi"/>
+      <w:rFonts w:asciiTheme="majorHAnsi" w:cstheme="majorBidi" w:hAnsiTheme="majorHAnsi" w:eastAsia="黑体"/>
       <w:color w:themeColor="text1" w:val="000000"/>
     </w:rPr>
     <w:tblPr>
@@ -10215,6 +10665,7 @@
     </w:tcPr>
     <w:tblStylePr w:type="firstRow">
       <w:rPr>
+        <w:rFonts w:eastAsia="黑体"/>
         <w:b/>
         <w:bCs/>
         <w:color w:themeColor="text1" w:val="000000"/>
@@ -10226,6 +10677,7 @@
     </w:tblStylePr>
     <w:tblStylePr w:type="lastRow">
       <w:rPr>
+        <w:rFonts w:eastAsia="黑体"/>
         <w:b/>
         <w:bCs/>
         <w:color w:themeColor="text1" w:val="000000"/>
@@ -10245,6 +10697,7 @@
     </w:tblStylePr>
     <w:tblStylePr w:type="firstCol">
       <w:rPr>
+        <w:rFonts w:eastAsia="黑体"/>
         <w:b/>
         <w:bCs/>
         <w:color w:themeColor="text1" w:val="000000"/>
@@ -10264,6 +10717,7 @@
     </w:tblStylePr>
     <w:tblStylePr w:type="lastCol">
       <w:rPr>
+        <w:rFonts w:eastAsia="黑体"/>
         <w:b w:val="0"/>
         <w:bCs w:val="0"/>
         <w:color w:themeColor="text1" w:val="000000"/>
@@ -10313,7 +10767,7 @@
       <w:spacing w:after="0" w:line="240" w:lineRule="auto"/>
     </w:pPr>
     <w:rPr>
-      <w:rFonts w:asciiTheme="majorHAnsi" w:cstheme="majorBidi" w:eastAsiaTheme="majorEastAsia" w:hAnsiTheme="majorHAnsi"/>
+      <w:rFonts w:asciiTheme="majorHAnsi" w:cstheme="majorBidi" w:hAnsiTheme="majorHAnsi" w:eastAsia="黑体"/>
       <w:color w:themeColor="text1" w:val="000000"/>
     </w:rPr>
     <w:tblPr>
@@ -10340,6 +10794,7 @@
     </w:tcPr>
     <w:tblStylePr w:type="firstRow">
       <w:rPr>
+        <w:rFonts w:eastAsia="黑体"/>
         <w:b/>
         <w:bCs/>
         <w:color w:themeColor="text1" w:val="000000"/>
@@ -10351,6 +10806,7 @@
     </w:tblStylePr>
     <w:tblStylePr w:type="lastRow">
       <w:rPr>
+        <w:rFonts w:eastAsia="黑体"/>
         <w:b/>
         <w:bCs/>
         <w:color w:themeColor="text1" w:val="000000"/>
@@ -10370,6 +10826,7 @@
     </w:tblStylePr>
     <w:tblStylePr w:type="firstCol">
       <w:rPr>
+        <w:rFonts w:eastAsia="黑体"/>
         <w:b/>
         <w:bCs/>
         <w:color w:themeColor="text1" w:val="000000"/>
@@ -10389,6 +10846,7 @@
     </w:tblStylePr>
     <w:tblStylePr w:type="lastCol">
       <w:rPr>
+        <w:rFonts w:eastAsia="黑体"/>
         <w:b w:val="0"/>
         <w:bCs w:val="0"/>
         <w:color w:themeColor="text1" w:val="000000"/>
@@ -10438,7 +10896,7 @@
       <w:spacing w:after="0" w:line="240" w:lineRule="auto"/>
     </w:pPr>
     <w:rPr>
-      <w:rFonts w:asciiTheme="majorHAnsi" w:cstheme="majorBidi" w:eastAsiaTheme="majorEastAsia" w:hAnsiTheme="majorHAnsi"/>
+      <w:rFonts w:asciiTheme="majorHAnsi" w:cstheme="majorBidi" w:hAnsiTheme="majorHAnsi" w:eastAsia="黑体"/>
       <w:color w:themeColor="text1" w:val="000000"/>
     </w:rPr>
     <w:tblPr>
@@ -10465,6 +10923,7 @@
     </w:tcPr>
     <w:tblStylePr w:type="firstRow">
       <w:rPr>
+        <w:rFonts w:eastAsia="黑体"/>
         <w:b/>
         <w:bCs/>
         <w:color w:themeColor="text1" w:val="000000"/>
@@ -10476,6 +10935,7 @@
     </w:tblStylePr>
     <w:tblStylePr w:type="lastRow">
       <w:rPr>
+        <w:rFonts w:eastAsia="黑体"/>
         <w:b/>
         <w:bCs/>
         <w:color w:themeColor="text1" w:val="000000"/>
@@ -10495,6 +10955,7 @@
     </w:tblStylePr>
     <w:tblStylePr w:type="firstCol">
       <w:rPr>
+        <w:rFonts w:eastAsia="黑体"/>
         <w:b/>
         <w:bCs/>
         <w:color w:themeColor="text1" w:val="000000"/>
@@ -10514,6 +10975,7 @@
     </w:tblStylePr>
     <w:tblStylePr w:type="lastCol">
       <w:rPr>
+        <w:rFonts w:eastAsia="黑体"/>
         <w:b w:val="0"/>
         <w:bCs w:val="0"/>
         <w:color w:themeColor="text1" w:val="000000"/>
@@ -10563,7 +11025,7 @@
       <w:spacing w:after="0" w:line="240" w:lineRule="auto"/>
     </w:pPr>
     <w:rPr>
-      <w:rFonts w:asciiTheme="majorHAnsi" w:cstheme="majorBidi" w:eastAsiaTheme="majorEastAsia" w:hAnsiTheme="majorHAnsi"/>
+      <w:rFonts w:asciiTheme="majorHAnsi" w:cstheme="majorBidi" w:hAnsiTheme="majorHAnsi" w:eastAsia="黑体"/>
       <w:color w:themeColor="text1" w:val="000000"/>
     </w:rPr>
     <w:tblPr>
@@ -10590,6 +11052,7 @@
     </w:tcPr>
     <w:tblStylePr w:type="firstRow">
       <w:rPr>
+        <w:rFonts w:eastAsia="黑体"/>
         <w:b/>
         <w:bCs/>
         <w:color w:themeColor="text1" w:val="000000"/>
@@ -10601,6 +11064,7 @@
     </w:tblStylePr>
     <w:tblStylePr w:type="lastRow">
       <w:rPr>
+        <w:rFonts w:eastAsia="黑体"/>
         <w:b/>
         <w:bCs/>
         <w:color w:themeColor="text1" w:val="000000"/>
@@ -10620,6 +11084,7 @@
     </w:tblStylePr>
     <w:tblStylePr w:type="firstCol">
       <w:rPr>
+        <w:rFonts w:eastAsia="黑体"/>
         <w:b/>
         <w:bCs/>
         <w:color w:themeColor="text1" w:val="000000"/>
@@ -10639,6 +11104,7 @@
     </w:tblStylePr>
     <w:tblStylePr w:type="lastCol">
       <w:rPr>
+        <w:rFonts w:eastAsia="黑体"/>
         <w:b w:val="0"/>
         <w:bCs w:val="0"/>
         <w:color w:themeColor="text1" w:val="000000"/>
@@ -10688,7 +11154,7 @@
       <w:spacing w:after="0" w:line="240" w:lineRule="auto"/>
     </w:pPr>
     <w:rPr>
-      <w:rFonts w:asciiTheme="majorHAnsi" w:cstheme="majorBidi" w:eastAsiaTheme="majorEastAsia" w:hAnsiTheme="majorHAnsi"/>
+      <w:rFonts w:asciiTheme="majorHAnsi" w:cstheme="majorBidi" w:hAnsiTheme="majorHAnsi" w:eastAsia="黑体"/>
       <w:color w:themeColor="text1" w:val="000000"/>
     </w:rPr>
     <w:tblPr>
@@ -10715,6 +11181,7 @@
     </w:tcPr>
     <w:tblStylePr w:type="firstRow">
       <w:rPr>
+        <w:rFonts w:eastAsia="黑体"/>
         <w:b/>
         <w:bCs/>
         <w:color w:themeColor="text1" w:val="000000"/>
@@ -10726,6 +11193,7 @@
     </w:tblStylePr>
     <w:tblStylePr w:type="lastRow">
       <w:rPr>
+        <w:rFonts w:eastAsia="黑体"/>
         <w:b/>
         <w:bCs/>
         <w:color w:themeColor="text1" w:val="000000"/>
@@ -10745,6 +11213,7 @@
     </w:tblStylePr>
     <w:tblStylePr w:type="firstCol">
       <w:rPr>
+        <w:rFonts w:eastAsia="黑体"/>
         <w:b/>
         <w:bCs/>
         <w:color w:themeColor="text1" w:val="000000"/>
@@ -10764,6 +11233,7 @@
     </w:tblStylePr>
     <w:tblStylePr w:type="lastCol">
       <w:rPr>
+        <w:rFonts w:eastAsia="黑体"/>
         <w:b w:val="0"/>
         <w:bCs w:val="0"/>
         <w:color w:themeColor="text1" w:val="000000"/>
@@ -10836,6 +11306,7 @@
     </w:tcPr>
     <w:tblStylePr w:type="firstRow">
       <w:rPr>
+        <w:rFonts w:eastAsia="黑体"/>
         <w:b/>
         <w:bCs/>
         <w:i w:val="0"/>
@@ -10857,6 +11328,7 @@
     </w:tblStylePr>
     <w:tblStylePr w:type="lastRow">
       <w:rPr>
+        <w:rFonts w:eastAsia="黑体"/>
         <w:b/>
         <w:bCs/>
         <w:i w:val="0"/>
@@ -10878,6 +11350,7 @@
     </w:tblStylePr>
     <w:tblStylePr w:type="firstCol">
       <w:rPr>
+        <w:rFonts w:eastAsia="黑体"/>
         <w:b/>
         <w:bCs/>
         <w:i w:val="0"/>
@@ -10897,6 +11370,7 @@
     </w:tblStylePr>
     <w:tblStylePr w:type="lastCol">
       <w:rPr>
+        <w:rFonts w:eastAsia="黑体"/>
         <w:b/>
         <w:bCs/>
         <w:i w:val="0"/>
@@ -10977,6 +11451,7 @@
     </w:tcPr>
     <w:tblStylePr w:type="firstRow">
       <w:rPr>
+        <w:rFonts w:eastAsia="黑体"/>
         <w:b/>
         <w:bCs/>
         <w:i w:val="0"/>
@@ -10998,6 +11473,7 @@
     </w:tblStylePr>
     <w:tblStylePr w:type="lastRow">
       <w:rPr>
+        <w:rFonts w:eastAsia="黑体"/>
         <w:b/>
         <w:bCs/>
         <w:i w:val="0"/>
@@ -11019,6 +11495,7 @@
     </w:tblStylePr>
     <w:tblStylePr w:type="firstCol">
       <w:rPr>
+        <w:rFonts w:eastAsia="黑体"/>
         <w:b/>
         <w:bCs/>
         <w:i w:val="0"/>
@@ -11038,6 +11515,7 @@
     </w:tblStylePr>
     <w:tblStylePr w:type="lastCol">
       <w:rPr>
+        <w:rFonts w:eastAsia="黑体"/>
         <w:b/>
         <w:bCs/>
         <w:i w:val="0"/>
@@ -11118,6 +11596,7 @@
     </w:tcPr>
     <w:tblStylePr w:type="firstRow">
       <w:rPr>
+        <w:rFonts w:eastAsia="黑体"/>
         <w:b/>
         <w:bCs/>
         <w:i w:val="0"/>
@@ -11139,6 +11618,7 @@
     </w:tblStylePr>
     <w:tblStylePr w:type="lastRow">
       <w:rPr>
+        <w:rFonts w:eastAsia="黑体"/>
         <w:b/>
         <w:bCs/>
         <w:i w:val="0"/>
@@ -11160,6 +11640,7 @@
     </w:tblStylePr>
     <w:tblStylePr w:type="firstCol">
       <w:rPr>
+        <w:rFonts w:eastAsia="黑体"/>
         <w:b/>
         <w:bCs/>
         <w:i w:val="0"/>
@@ -11179,6 +11660,7 @@
     </w:tblStylePr>
     <w:tblStylePr w:type="lastCol">
       <w:rPr>
+        <w:rFonts w:eastAsia="黑体"/>
         <w:b/>
         <w:bCs/>
         <w:i w:val="0"/>
@@ -11259,6 +11741,7 @@
     </w:tcPr>
     <w:tblStylePr w:type="firstRow">
       <w:rPr>
+        <w:rFonts w:eastAsia="黑体"/>
         <w:b/>
         <w:bCs/>
         <w:i w:val="0"/>
@@ -11280,6 +11763,7 @@
     </w:tblStylePr>
     <w:tblStylePr w:type="lastRow">
       <w:rPr>
+        <w:rFonts w:eastAsia="黑体"/>
         <w:b/>
         <w:bCs/>
         <w:i w:val="0"/>
@@ -11301,6 +11785,7 @@
     </w:tblStylePr>
     <w:tblStylePr w:type="firstCol">
       <w:rPr>
+        <w:rFonts w:eastAsia="黑体"/>
         <w:b/>
         <w:bCs/>
         <w:i w:val="0"/>
@@ -11320,6 +11805,7 @@
     </w:tblStylePr>
     <w:tblStylePr w:type="lastCol">
       <w:rPr>
+        <w:rFonts w:eastAsia="黑体"/>
         <w:b/>
         <w:bCs/>
         <w:i w:val="0"/>
@@ -11400,6 +11886,7 @@
     </w:tcPr>
     <w:tblStylePr w:type="firstRow">
       <w:rPr>
+        <w:rFonts w:eastAsia="黑体"/>
         <w:b/>
         <w:bCs/>
         <w:i w:val="0"/>
@@ -11421,6 +11908,7 @@
     </w:tblStylePr>
     <w:tblStylePr w:type="lastRow">
       <w:rPr>
+        <w:rFonts w:eastAsia="黑体"/>
         <w:b/>
         <w:bCs/>
         <w:i w:val="0"/>
@@ -11442,6 +11930,7 @@
     </w:tblStylePr>
     <w:tblStylePr w:type="firstCol">
       <w:rPr>
+        <w:rFonts w:eastAsia="黑体"/>
         <w:b/>
         <w:bCs/>
         <w:i w:val="0"/>
@@ -11461,6 +11950,7 @@
     </w:tblStylePr>
     <w:tblStylePr w:type="lastCol">
       <w:rPr>
+        <w:rFonts w:eastAsia="黑体"/>
         <w:b/>
         <w:bCs/>
         <w:i w:val="0"/>
@@ -11541,6 +12031,7 @@
     </w:tcPr>
     <w:tblStylePr w:type="firstRow">
       <w:rPr>
+        <w:rFonts w:eastAsia="黑体"/>
         <w:b/>
         <w:bCs/>
         <w:i w:val="0"/>
@@ -11562,6 +12053,7 @@
     </w:tblStylePr>
     <w:tblStylePr w:type="lastRow">
       <w:rPr>
+        <w:rFonts w:eastAsia="黑体"/>
         <w:b/>
         <w:bCs/>
         <w:i w:val="0"/>
@@ -11583,6 +12075,7 @@
     </w:tblStylePr>
     <w:tblStylePr w:type="firstCol">
       <w:rPr>
+        <w:rFonts w:eastAsia="黑体"/>
         <w:b/>
         <w:bCs/>
         <w:i w:val="0"/>
@@ -11602,6 +12095,7 @@
     </w:tblStylePr>
     <w:tblStylePr w:type="lastCol">
       <w:rPr>
+        <w:rFonts w:eastAsia="黑体"/>
         <w:b/>
         <w:bCs/>
         <w:i w:val="0"/>
@@ -11682,6 +12176,7 @@
     </w:tcPr>
     <w:tblStylePr w:type="firstRow">
       <w:rPr>
+        <w:rFonts w:eastAsia="黑体"/>
         <w:b/>
         <w:bCs/>
         <w:i w:val="0"/>
@@ -11703,6 +12198,7 @@
     </w:tblStylePr>
     <w:tblStylePr w:type="lastRow">
       <w:rPr>
+        <w:rFonts w:eastAsia="黑体"/>
         <w:b/>
         <w:bCs/>
         <w:i w:val="0"/>
@@ -11724,6 +12220,7 @@
     </w:tblStylePr>
     <w:tblStylePr w:type="firstCol">
       <w:rPr>
+        <w:rFonts w:eastAsia="黑体"/>
         <w:b/>
         <w:bCs/>
         <w:i w:val="0"/>
@@ -11743,6 +12240,7 @@
     </w:tblStylePr>
     <w:tblStylePr w:type="lastCol">
       <w:rPr>
+        <w:rFonts w:eastAsia="黑体"/>
         <w:b/>
         <w:bCs/>
         <w:i w:val="0"/>
@@ -11800,6 +12298,7 @@
       <w:spacing w:after="0" w:line="240" w:lineRule="auto"/>
     </w:pPr>
     <w:rPr>
+      <w:rFonts w:eastAsia="黑体"/>
       <w:color w:themeColor="background1" w:val="FFFFFF"/>
     </w:rPr>
     <w:tblPr>
@@ -11818,6 +12317,7 @@
     </w:tcPr>
     <w:tblStylePr w:type="firstRow">
       <w:rPr>
+        <w:rFonts w:eastAsia="黑体"/>
         <w:b/>
         <w:bCs/>
       </w:rPr>
@@ -11914,6 +12414,7 @@
       <w:spacing w:after="0" w:line="240" w:lineRule="auto"/>
     </w:pPr>
     <w:rPr>
+      <w:rFonts w:eastAsia="黑体"/>
       <w:color w:themeColor="background1" w:val="FFFFFF"/>
     </w:rPr>
     <w:tblPr>
@@ -11932,6 +12433,7 @@
     </w:tcPr>
     <w:tblStylePr w:type="firstRow">
       <w:rPr>
+        <w:rFonts w:eastAsia="黑体"/>
         <w:b/>
         <w:bCs/>
       </w:rPr>
@@ -12028,6 +12530,7 @@
       <w:spacing w:after="0" w:line="240" w:lineRule="auto"/>
     </w:pPr>
     <w:rPr>
+      <w:rFonts w:eastAsia="黑体"/>
       <w:color w:themeColor="background1" w:val="FFFFFF"/>
     </w:rPr>
     <w:tblPr>
@@ -12046,6 +12549,7 @@
     </w:tcPr>
     <w:tblStylePr w:type="firstRow">
       <w:rPr>
+        <w:rFonts w:eastAsia="黑体"/>
         <w:b/>
         <w:bCs/>
       </w:rPr>
@@ -12142,6 +12646,7 @@
       <w:spacing w:after="0" w:line="240" w:lineRule="auto"/>
     </w:pPr>
     <w:rPr>
+      <w:rFonts w:eastAsia="黑体"/>
       <w:color w:themeColor="background1" w:val="FFFFFF"/>
     </w:rPr>
     <w:tblPr>
@@ -12160,6 +12665,7 @@
     </w:tcPr>
     <w:tblStylePr w:type="firstRow">
       <w:rPr>
+        <w:rFonts w:eastAsia="黑体"/>
         <w:b/>
         <w:bCs/>
       </w:rPr>
@@ -12256,6 +12762,7 @@
       <w:spacing w:after="0" w:line="240" w:lineRule="auto"/>
     </w:pPr>
     <w:rPr>
+      <w:rFonts w:eastAsia="黑体"/>
       <w:color w:themeColor="background1" w:val="FFFFFF"/>
     </w:rPr>
     <w:tblPr>
@@ -12274,6 +12781,7 @@
     </w:tcPr>
     <w:tblStylePr w:type="firstRow">
       <w:rPr>
+        <w:rFonts w:eastAsia="黑体"/>
         <w:b/>
         <w:bCs/>
       </w:rPr>
@@ -12370,6 +12878,7 @@
       <w:spacing w:after="0" w:line="240" w:lineRule="auto"/>
     </w:pPr>
     <w:rPr>
+      <w:rFonts w:eastAsia="黑体"/>
       <w:color w:themeColor="background1" w:val="FFFFFF"/>
     </w:rPr>
     <w:tblPr>
@@ -12388,6 +12897,7 @@
     </w:tcPr>
     <w:tblStylePr w:type="firstRow">
       <w:rPr>
+        <w:rFonts w:eastAsia="黑体"/>
         <w:b/>
         <w:bCs/>
       </w:rPr>
@@ -12484,6 +12994,7 @@
       <w:spacing w:after="0" w:line="240" w:lineRule="auto"/>
     </w:pPr>
     <w:rPr>
+      <w:rFonts w:eastAsia="黑体"/>
       <w:color w:themeColor="background1" w:val="FFFFFF"/>
     </w:rPr>
     <w:tblPr>
@@ -12502,6 +13013,7 @@
     </w:tcPr>
     <w:tblStylePr w:type="firstRow">
       <w:rPr>
+        <w:rFonts w:eastAsia="黑体"/>
         <w:b/>
         <w:bCs/>
       </w:rPr>
@@ -12598,6 +13110,7 @@
       <w:spacing w:after="0" w:line="240" w:lineRule="auto"/>
     </w:pPr>
     <w:rPr>
+      <w:rFonts w:eastAsia="黑体"/>
       <w:color w:themeColor="text1" w:val="000000"/>
     </w:rPr>
     <w:tblPr>
@@ -12624,6 +13137,7 @@
     </w:tcPr>
     <w:tblStylePr w:type="firstRow">
       <w:rPr>
+        <w:rFonts w:eastAsia="黑体"/>
         <w:b/>
         <w:bCs/>
       </w:rPr>
@@ -12642,6 +13156,7 @@
     </w:tblStylePr>
     <w:tblStylePr w:type="lastRow">
       <w:rPr>
+        <w:rFonts w:eastAsia="黑体"/>
         <w:b/>
         <w:bCs/>
         <w:color w:themeColor="background1" w:val="FFFFFF"/>
@@ -12656,6 +13171,7 @@
     </w:tblStylePr>
     <w:tblStylePr w:type="firstCol">
       <w:rPr>
+        <w:rFonts w:eastAsia="黑体"/>
         <w:color w:themeColor="background1" w:val="FFFFFF"/>
       </w:rPr>
       <w:tblPr/>
@@ -12673,6 +13189,7 @@
     </w:tblStylePr>
     <w:tblStylePr w:type="lastCol">
       <w:rPr>
+        <w:rFonts w:eastAsia="黑体"/>
         <w:color w:themeColor="background1" w:val="FFFFFF"/>
       </w:rPr>
       <w:tblPr/>
@@ -12702,11 +13219,13 @@
     </w:tblStylePr>
     <w:tblStylePr w:type="neCell">
       <w:rPr>
+        <w:rFonts w:eastAsia="黑体"/>
         <w:color w:themeColor="text1" w:val="000000"/>
       </w:rPr>
     </w:tblStylePr>
     <w:tblStylePr w:type="nwCell">
       <w:rPr>
+        <w:rFonts w:eastAsia="黑体"/>
         <w:color w:themeColor="text1" w:val="000000"/>
       </w:rPr>
     </w:tblStylePr>
@@ -12720,6 +13239,7 @@
       <w:spacing w:after="0" w:line="240" w:lineRule="auto"/>
     </w:pPr>
     <w:rPr>
+      <w:rFonts w:eastAsia="黑体"/>
       <w:color w:themeColor="text1" w:val="000000"/>
     </w:rPr>
     <w:tblPr>
@@ -12746,6 +13266,7 @@
     </w:tcPr>
     <w:tblStylePr w:type="firstRow">
       <w:rPr>
+        <w:rFonts w:eastAsia="黑体"/>
         <w:b/>
         <w:bCs/>
       </w:rPr>
@@ -12764,6 +13285,7 @@
     </w:tblStylePr>
     <w:tblStylePr w:type="lastRow">
       <w:rPr>
+        <w:rFonts w:eastAsia="黑体"/>
         <w:b/>
         <w:bCs/>
         <w:color w:themeColor="background1" w:val="FFFFFF"/>
@@ -12778,6 +13300,7 @@
     </w:tblStylePr>
     <w:tblStylePr w:type="firstCol">
       <w:rPr>
+        <w:rFonts w:eastAsia="黑体"/>
         <w:color w:themeColor="background1" w:val="FFFFFF"/>
       </w:rPr>
       <w:tblPr/>
@@ -12795,6 +13318,7 @@
     </w:tblStylePr>
     <w:tblStylePr w:type="lastCol">
       <w:rPr>
+        <w:rFonts w:eastAsia="黑体"/>
         <w:color w:themeColor="background1" w:val="FFFFFF"/>
       </w:rPr>
       <w:tblPr/>
@@ -12824,11 +13348,13 @@
     </w:tblStylePr>
     <w:tblStylePr w:type="neCell">
       <w:rPr>
+        <w:rFonts w:eastAsia="黑体"/>
         <w:color w:themeColor="text1" w:val="000000"/>
       </w:rPr>
     </w:tblStylePr>
     <w:tblStylePr w:type="nwCell">
       <w:rPr>
+        <w:rFonts w:eastAsia="黑体"/>
         <w:color w:themeColor="text1" w:val="000000"/>
       </w:rPr>
     </w:tblStylePr>
@@ -12842,6 +13368,7 @@
       <w:spacing w:after="0" w:line="240" w:lineRule="auto"/>
     </w:pPr>
     <w:rPr>
+      <w:rFonts w:eastAsia="黑体"/>
       <w:color w:themeColor="text1" w:val="000000"/>
     </w:rPr>
     <w:tblPr>
@@ -12868,6 +13395,7 @@
     </w:tcPr>
     <w:tblStylePr w:type="firstRow">
       <w:rPr>
+        <w:rFonts w:eastAsia="黑体"/>
         <w:b/>
         <w:bCs/>
       </w:rPr>
@@ -12886,6 +13414,7 @@
     </w:tblStylePr>
     <w:tblStylePr w:type="lastRow">
       <w:rPr>
+        <w:rFonts w:eastAsia="黑体"/>
         <w:b/>
         <w:bCs/>
         <w:color w:themeColor="background1" w:val="FFFFFF"/>
@@ -12900,6 +13429,7 @@
     </w:tblStylePr>
     <w:tblStylePr w:type="firstCol">
       <w:rPr>
+        <w:rFonts w:eastAsia="黑体"/>
         <w:color w:themeColor="background1" w:val="FFFFFF"/>
       </w:rPr>
       <w:tblPr/>
@@ -12917,6 +13447,7 @@
     </w:tblStylePr>
     <w:tblStylePr w:type="lastCol">
       <w:rPr>
+        <w:rFonts w:eastAsia="黑体"/>
         <w:color w:themeColor="background1" w:val="FFFFFF"/>
       </w:rPr>
       <w:tblPr/>
@@ -12946,11 +13477,13 @@
     </w:tblStylePr>
     <w:tblStylePr w:type="neCell">
       <w:rPr>
+        <w:rFonts w:eastAsia="黑体"/>
         <w:color w:themeColor="text1" w:val="000000"/>
       </w:rPr>
     </w:tblStylePr>
     <w:tblStylePr w:type="nwCell">
       <w:rPr>
+        <w:rFonts w:eastAsia="黑体"/>
         <w:color w:themeColor="text1" w:val="000000"/>
       </w:rPr>
     </w:tblStylePr>
@@ -12964,6 +13497,7 @@
       <w:spacing w:after="0" w:line="240" w:lineRule="auto"/>
     </w:pPr>
     <w:rPr>
+      <w:rFonts w:eastAsia="黑体"/>
       <w:color w:themeColor="text1" w:val="000000"/>
     </w:rPr>
     <w:tblPr>
@@ -12990,6 +13524,7 @@
     </w:tcPr>
     <w:tblStylePr w:type="firstRow">
       <w:rPr>
+        <w:rFonts w:eastAsia="黑体"/>
         <w:b/>
         <w:bCs/>
       </w:rPr>
@@ -13008,6 +13543,7 @@
     </w:tblStylePr>
     <w:tblStylePr w:type="lastRow">
       <w:rPr>
+        <w:rFonts w:eastAsia="黑体"/>
         <w:b/>
         <w:bCs/>
         <w:color w:themeColor="background1" w:val="FFFFFF"/>
@@ -13022,6 +13558,7 @@
     </w:tblStylePr>
     <w:tblStylePr w:type="firstCol">
       <w:rPr>
+        <w:rFonts w:eastAsia="黑体"/>
         <w:color w:themeColor="background1" w:val="FFFFFF"/>
       </w:rPr>
       <w:tblPr/>
@@ -13039,6 +13576,7 @@
     </w:tblStylePr>
     <w:tblStylePr w:type="lastCol">
       <w:rPr>
+        <w:rFonts w:eastAsia="黑体"/>
         <w:color w:themeColor="background1" w:val="FFFFFF"/>
       </w:rPr>
       <w:tblPr/>
@@ -13076,6 +13614,7 @@
       <w:spacing w:after="0" w:line="240" w:lineRule="auto"/>
     </w:pPr>
     <w:rPr>
+      <w:rFonts w:eastAsia="黑体"/>
       <w:color w:themeColor="text1" w:val="000000"/>
     </w:rPr>
     <w:tblPr>
@@ -13102,6 +13641,7 @@
     </w:tcPr>
     <w:tblStylePr w:type="firstRow">
       <w:rPr>
+        <w:rFonts w:eastAsia="黑体"/>
         <w:b/>
         <w:bCs/>
       </w:rPr>
@@ -13120,6 +13660,7 @@
     </w:tblStylePr>
     <w:tblStylePr w:type="lastRow">
       <w:rPr>
+        <w:rFonts w:eastAsia="黑体"/>
         <w:b/>
         <w:bCs/>
         <w:color w:themeColor="background1" w:val="FFFFFF"/>
@@ -13134,6 +13675,7 @@
     </w:tblStylePr>
     <w:tblStylePr w:type="firstCol">
       <w:rPr>
+        <w:rFonts w:eastAsia="黑体"/>
         <w:color w:themeColor="background1" w:val="FFFFFF"/>
       </w:rPr>
       <w:tblPr/>
@@ -13151,6 +13693,7 @@
     </w:tblStylePr>
     <w:tblStylePr w:type="lastCol">
       <w:rPr>
+        <w:rFonts w:eastAsia="黑体"/>
         <w:color w:themeColor="background1" w:val="FFFFFF"/>
       </w:rPr>
       <w:tblPr/>
@@ -13180,11 +13723,13 @@
     </w:tblStylePr>
     <w:tblStylePr w:type="neCell">
       <w:rPr>
+        <w:rFonts w:eastAsia="黑体"/>
         <w:color w:themeColor="text1" w:val="000000"/>
       </w:rPr>
     </w:tblStylePr>
     <w:tblStylePr w:type="nwCell">
       <w:rPr>
+        <w:rFonts w:eastAsia="黑体"/>
         <w:color w:themeColor="text1" w:val="000000"/>
       </w:rPr>
     </w:tblStylePr>
@@ -13198,6 +13743,7 @@
       <w:spacing w:after="0" w:line="240" w:lineRule="auto"/>
     </w:pPr>
     <w:rPr>
+      <w:rFonts w:eastAsia="黑体"/>
       <w:color w:themeColor="text1" w:val="000000"/>
     </w:rPr>
     <w:tblPr>
@@ -13224,6 +13770,7 @@
     </w:tcPr>
     <w:tblStylePr w:type="firstRow">
       <w:rPr>
+        <w:rFonts w:eastAsia="黑体"/>
         <w:b/>
         <w:bCs/>
       </w:rPr>
@@ -13242,6 +13789,7 @@
     </w:tblStylePr>
     <w:tblStylePr w:type="lastRow">
       <w:rPr>
+        <w:rFonts w:eastAsia="黑体"/>
         <w:b/>
         <w:bCs/>
         <w:color w:themeColor="background1" w:val="FFFFFF"/>
@@ -13256,6 +13804,7 @@
     </w:tblStylePr>
     <w:tblStylePr w:type="firstCol">
       <w:rPr>
+        <w:rFonts w:eastAsia="黑体"/>
         <w:color w:themeColor="background1" w:val="FFFFFF"/>
       </w:rPr>
       <w:tblPr/>
@@ -13273,6 +13822,7 @@
     </w:tblStylePr>
     <w:tblStylePr w:type="lastCol">
       <w:rPr>
+        <w:rFonts w:eastAsia="黑体"/>
         <w:color w:themeColor="background1" w:val="FFFFFF"/>
       </w:rPr>
       <w:tblPr/>
@@ -13302,11 +13852,13 @@
     </w:tblStylePr>
     <w:tblStylePr w:type="neCell">
       <w:rPr>
+        <w:rFonts w:eastAsia="黑体"/>
         <w:color w:themeColor="text1" w:val="000000"/>
       </w:rPr>
     </w:tblStylePr>
     <w:tblStylePr w:type="nwCell">
       <w:rPr>
+        <w:rFonts w:eastAsia="黑体"/>
         <w:color w:themeColor="text1" w:val="000000"/>
       </w:rPr>
     </w:tblStylePr>
@@ -13320,6 +13872,7 @@
       <w:spacing w:after="0" w:line="240" w:lineRule="auto"/>
     </w:pPr>
     <w:rPr>
+      <w:rFonts w:eastAsia="黑体"/>
       <w:color w:themeColor="text1" w:val="000000"/>
     </w:rPr>
     <w:tblPr>
@@ -13346,6 +13899,7 @@
     </w:tcPr>
     <w:tblStylePr w:type="firstRow">
       <w:rPr>
+        <w:rFonts w:eastAsia="黑体"/>
         <w:b/>
         <w:bCs/>
       </w:rPr>
@@ -13364,6 +13918,7 @@
     </w:tblStylePr>
     <w:tblStylePr w:type="lastRow">
       <w:rPr>
+        <w:rFonts w:eastAsia="黑体"/>
         <w:b/>
         <w:bCs/>
         <w:color w:themeColor="background1" w:val="FFFFFF"/>
@@ -13378,6 +13933,7 @@
     </w:tblStylePr>
     <w:tblStylePr w:type="firstCol">
       <w:rPr>
+        <w:rFonts w:eastAsia="黑体"/>
         <w:color w:themeColor="background1" w:val="FFFFFF"/>
       </w:rPr>
       <w:tblPr/>
@@ -13395,6 +13951,7 @@
     </w:tblStylePr>
     <w:tblStylePr w:type="lastCol">
       <w:rPr>
+        <w:rFonts w:eastAsia="黑体"/>
         <w:color w:themeColor="background1" w:val="FFFFFF"/>
       </w:rPr>
       <w:tblPr/>
@@ -13424,11 +13981,13 @@
     </w:tblStylePr>
     <w:tblStylePr w:type="neCell">
       <w:rPr>
+        <w:rFonts w:eastAsia="黑体"/>
         <w:color w:themeColor="text1" w:val="000000"/>
       </w:rPr>
     </w:tblStylePr>
     <w:tblStylePr w:type="nwCell">
       <w:rPr>
+        <w:rFonts w:eastAsia="黑体"/>
         <w:color w:themeColor="text1" w:val="000000"/>
       </w:rPr>
     </w:tblStylePr>
@@ -13442,6 +14001,7 @@
       <w:spacing w:after="0" w:line="240" w:lineRule="auto"/>
     </w:pPr>
     <w:rPr>
+      <w:rFonts w:eastAsia="黑体"/>
       <w:color w:themeColor="text1" w:val="000000"/>
     </w:rPr>
     <w:tblPr>
@@ -13460,6 +14020,7 @@
     </w:tcPr>
     <w:tblStylePr w:type="firstRow">
       <w:rPr>
+        <w:rFonts w:eastAsia="黑体"/>
         <w:b/>
         <w:bCs/>
         <w:color w:themeColor="background1" w:val="FFFFFF"/>
@@ -13474,6 +14035,7 @@
     </w:tblStylePr>
     <w:tblStylePr w:type="lastRow">
       <w:rPr>
+        <w:rFonts w:eastAsia="黑体"/>
         <w:b/>
         <w:bCs/>
         <w:color w:themeColor="accent2" w:themeShade="CC" w:val="9E3A38"/>
@@ -13488,12 +14050,14 @@
     </w:tblStylePr>
     <w:tblStylePr w:type="firstCol">
       <w:rPr>
+        <w:rFonts w:eastAsia="黑体"/>
         <w:b/>
         <w:bCs/>
       </w:rPr>
     </w:tblStylePr>
     <w:tblStylePr w:type="lastCol">
       <w:rPr>
+        <w:rFonts w:eastAsia="黑体"/>
         <w:b/>
         <w:bCs/>
       </w:rPr>
@@ -13528,6 +14092,7 @@
       <w:spacing w:after="0" w:line="240" w:lineRule="auto"/>
     </w:pPr>
     <w:rPr>
+      <w:rFonts w:eastAsia="黑体"/>
       <w:color w:themeColor="text1" w:val="000000"/>
     </w:rPr>
     <w:tblPr>
@@ -13546,6 +14111,7 @@
     </w:tcPr>
     <w:tblStylePr w:type="firstRow">
       <w:rPr>
+        <w:rFonts w:eastAsia="黑体"/>
         <w:b/>
         <w:bCs/>
         <w:color w:themeColor="background1" w:val="FFFFFF"/>
@@ -13560,6 +14126,7 @@
     </w:tblStylePr>
     <w:tblStylePr w:type="lastRow">
       <w:rPr>
+        <w:rFonts w:eastAsia="黑体"/>
         <w:b/>
         <w:bCs/>
         <w:color w:themeColor="accent2" w:themeShade="CC" w:val="9E3A38"/>
@@ -13574,12 +14141,14 @@
     </w:tblStylePr>
     <w:tblStylePr w:type="firstCol">
       <w:rPr>
+        <w:rFonts w:eastAsia="黑体"/>
         <w:b/>
         <w:bCs/>
       </w:rPr>
     </w:tblStylePr>
     <w:tblStylePr w:type="lastCol">
       <w:rPr>
+        <w:rFonts w:eastAsia="黑体"/>
         <w:b/>
         <w:bCs/>
       </w:rPr>
@@ -13614,6 +14183,7 @@
       <w:spacing w:after="0" w:line="240" w:lineRule="auto"/>
     </w:pPr>
     <w:rPr>
+      <w:rFonts w:eastAsia="黑体"/>
       <w:color w:themeColor="text1" w:val="000000"/>
     </w:rPr>
     <w:tblPr>
@@ -13632,6 +14202,7 @@
     </w:tcPr>
     <w:tblStylePr w:type="firstRow">
       <w:rPr>
+        <w:rFonts w:eastAsia="黑体"/>
         <w:b/>
         <w:bCs/>
         <w:color w:themeColor="background1" w:val="FFFFFF"/>
@@ -13646,6 +14217,7 @@
     </w:tblStylePr>
     <w:tblStylePr w:type="lastRow">
       <w:rPr>
+        <w:rFonts w:eastAsia="黑体"/>
         <w:b/>
         <w:bCs/>
         <w:color w:themeColor="accent2" w:themeShade="CC" w:val="9E3A38"/>
@@ -13660,12 +14232,14 @@
     </w:tblStylePr>
     <w:tblStylePr w:type="firstCol">
       <w:rPr>
+        <w:rFonts w:eastAsia="黑体"/>
         <w:b/>
         <w:bCs/>
       </w:rPr>
     </w:tblStylePr>
     <w:tblStylePr w:type="lastCol">
       <w:rPr>
+        <w:rFonts w:eastAsia="黑体"/>
         <w:b/>
         <w:bCs/>
       </w:rPr>
@@ -13700,6 +14274,7 @@
       <w:spacing w:after="0" w:line="240" w:lineRule="auto"/>
     </w:pPr>
     <w:rPr>
+      <w:rFonts w:eastAsia="黑体"/>
       <w:color w:themeColor="text1" w:val="000000"/>
     </w:rPr>
     <w:tblPr>
@@ -13718,6 +14293,7 @@
     </w:tcPr>
     <w:tblStylePr w:type="firstRow">
       <w:rPr>
+        <w:rFonts w:eastAsia="黑体"/>
         <w:b/>
         <w:bCs/>
         <w:color w:themeColor="background1" w:val="FFFFFF"/>
@@ -13732,6 +14308,7 @@
     </w:tblStylePr>
     <w:tblStylePr w:type="lastRow">
       <w:rPr>
+        <w:rFonts w:eastAsia="黑体"/>
         <w:b/>
         <w:bCs/>
         <w:color w:themeColor="accent4" w:themeShade="CC" w:val="664E82"/>
@@ -13746,12 +14323,14 @@
     </w:tblStylePr>
     <w:tblStylePr w:type="firstCol">
       <w:rPr>
+        <w:rFonts w:eastAsia="黑体"/>
         <w:b/>
         <w:bCs/>
       </w:rPr>
     </w:tblStylePr>
     <w:tblStylePr w:type="lastCol">
       <w:rPr>
+        <w:rFonts w:eastAsia="黑体"/>
         <w:b/>
         <w:bCs/>
       </w:rPr>
@@ -13786,6 +14365,7 @@
       <w:spacing w:after="0" w:line="240" w:lineRule="auto"/>
     </w:pPr>
     <w:rPr>
+      <w:rFonts w:eastAsia="黑体"/>
       <w:color w:themeColor="text1" w:val="000000"/>
     </w:rPr>
     <w:tblPr>
@@ -13804,6 +14384,7 @@
     </w:tcPr>
     <w:tblStylePr w:type="firstRow">
       <w:rPr>
+        <w:rFonts w:eastAsia="黑体"/>
         <w:b/>
         <w:bCs/>
         <w:color w:themeColor="background1" w:val="FFFFFF"/>
@@ -13818,6 +14399,7 @@
     </w:tblStylePr>
     <w:tblStylePr w:type="lastRow">
       <w:rPr>
+        <w:rFonts w:eastAsia="黑体"/>
         <w:b/>
         <w:bCs/>
         <w:color w:themeColor="accent3" w:themeShade="CC" w:val="7E9C40"/>
@@ -13832,12 +14414,14 @@
     </w:tblStylePr>
     <w:tblStylePr w:type="firstCol">
       <w:rPr>
+        <w:rFonts w:eastAsia="黑体"/>
         <w:b/>
         <w:bCs/>
       </w:rPr>
     </w:tblStylePr>
     <w:tblStylePr w:type="lastCol">
       <w:rPr>
+        <w:rFonts w:eastAsia="黑体"/>
         <w:b/>
         <w:bCs/>
       </w:rPr>
@@ -13872,6 +14456,7 @@
       <w:spacing w:after="0" w:line="240" w:lineRule="auto"/>
     </w:pPr>
     <w:rPr>
+      <w:rFonts w:eastAsia="黑体"/>
       <w:color w:themeColor="text1" w:val="000000"/>
     </w:rPr>
     <w:tblPr>
@@ -13890,6 +14475,7 @@
     </w:tcPr>
     <w:tblStylePr w:type="firstRow">
       <w:rPr>
+        <w:rFonts w:eastAsia="黑体"/>
         <w:b/>
         <w:bCs/>
         <w:color w:themeColor="background1" w:val="FFFFFF"/>
@@ -13904,6 +14490,7 @@
     </w:tblStylePr>
     <w:tblStylePr w:type="lastRow">
       <w:rPr>
+        <w:rFonts w:eastAsia="黑体"/>
         <w:b/>
         <w:bCs/>
         <w:color w:themeColor="accent6" w:themeShade="CC" w:val="F2730A"/>
@@ -13918,12 +14505,14 @@
     </w:tblStylePr>
     <w:tblStylePr w:type="firstCol">
       <w:rPr>
+        <w:rFonts w:eastAsia="黑体"/>
         <w:b/>
         <w:bCs/>
       </w:rPr>
     </w:tblStylePr>
     <w:tblStylePr w:type="lastCol">
       <w:rPr>
+        <w:rFonts w:eastAsia="黑体"/>
         <w:b/>
         <w:bCs/>
       </w:rPr>
@@ -13958,6 +14547,7 @@
       <w:spacing w:after="0" w:line="240" w:lineRule="auto"/>
     </w:pPr>
     <w:rPr>
+      <w:rFonts w:eastAsia="黑体"/>
       <w:color w:themeColor="text1" w:val="000000"/>
     </w:rPr>
     <w:tblPr>
@@ -13976,6 +14566,7 @@
     </w:tcPr>
     <w:tblStylePr w:type="firstRow">
       <w:rPr>
+        <w:rFonts w:eastAsia="黑体"/>
         <w:b/>
         <w:bCs/>
         <w:color w:themeColor="background1" w:val="FFFFFF"/>
@@ -13990,6 +14581,7 @@
     </w:tblStylePr>
     <w:tblStylePr w:type="lastRow">
       <w:rPr>
+        <w:rFonts w:eastAsia="黑体"/>
         <w:b/>
         <w:bCs/>
         <w:color w:themeColor="accent5" w:themeShade="CC" w:val="348DA5"/>
@@ -14004,12 +14596,14 @@
     </w:tblStylePr>
     <w:tblStylePr w:type="firstCol">
       <w:rPr>
+        <w:rFonts w:eastAsia="黑体"/>
         <w:b/>
         <w:bCs/>
       </w:rPr>
     </w:tblStylePr>
     <w:tblStylePr w:type="lastCol">
       <w:rPr>
+        <w:rFonts w:eastAsia="黑体"/>
         <w:b/>
         <w:bCs/>
       </w:rPr>
@@ -14044,6 +14638,7 @@
       <w:spacing w:after="0" w:line="240" w:lineRule="auto"/>
     </w:pPr>
     <w:rPr>
+      <w:rFonts w:eastAsia="黑体"/>
       <w:color w:themeColor="text1" w:val="000000"/>
     </w:rPr>
     <w:tblPr>
@@ -14065,6 +14660,7 @@
     </w:tcPr>
     <w:tblStylePr w:type="firstRow">
       <w:rPr>
+        <w:rFonts w:eastAsia="黑体"/>
         <w:b/>
         <w:bCs/>
       </w:rPr>
@@ -14075,6 +14671,7 @@
     </w:tblStylePr>
     <w:tblStylePr w:type="lastRow">
       <w:rPr>
+        <w:rFonts w:eastAsia="黑体"/>
         <w:b/>
         <w:bCs/>
         <w:color w:themeColor="text1" w:val="000000"/>
@@ -14086,6 +14683,7 @@
     </w:tblStylePr>
     <w:tblStylePr w:type="firstCol">
       <w:rPr>
+        <w:rFonts w:eastAsia="黑体"/>
         <w:color w:themeColor="background1" w:val="FFFFFF"/>
       </w:rPr>
       <w:tblPr/>
@@ -14095,6 +14693,7 @@
     </w:tblStylePr>
     <w:tblStylePr w:type="lastCol">
       <w:rPr>
+        <w:rFonts w:eastAsia="黑体"/>
         <w:color w:themeColor="background1" w:val="FFFFFF"/>
       </w:rPr>
       <w:tblPr/>
@@ -14124,6 +14723,7 @@
       <w:spacing w:after="0" w:line="240" w:lineRule="auto"/>
     </w:pPr>
     <w:rPr>
+      <w:rFonts w:eastAsia="黑体"/>
       <w:color w:themeColor="text1" w:val="000000"/>
     </w:rPr>
     <w:tblPr>
@@ -14145,6 +14745,7 @@
     </w:tcPr>
     <w:tblStylePr w:type="firstRow">
       <w:rPr>
+        <w:rFonts w:eastAsia="黑体"/>
         <w:b/>
         <w:bCs/>
       </w:rPr>
@@ -14155,6 +14756,7 @@
     </w:tblStylePr>
     <w:tblStylePr w:type="lastRow">
       <w:rPr>
+        <w:rFonts w:eastAsia="黑体"/>
         <w:b/>
         <w:bCs/>
         <w:color w:themeColor="text1" w:val="000000"/>
@@ -14166,6 +14768,7 @@
     </w:tblStylePr>
     <w:tblStylePr w:type="firstCol">
       <w:rPr>
+        <w:rFonts w:eastAsia="黑体"/>
         <w:color w:themeColor="background1" w:val="FFFFFF"/>
       </w:rPr>
       <w:tblPr/>
@@ -14175,6 +14778,7 @@
     </w:tblStylePr>
     <w:tblStylePr w:type="lastCol">
       <w:rPr>
+        <w:rFonts w:eastAsia="黑体"/>
         <w:color w:themeColor="background1" w:val="FFFFFF"/>
       </w:rPr>
       <w:tblPr/>
@@ -14204,6 +14808,7 @@
       <w:spacing w:after="0" w:line="240" w:lineRule="auto"/>
     </w:pPr>
     <w:rPr>
+      <w:rFonts w:eastAsia="黑体"/>
       <w:color w:themeColor="text1" w:val="000000"/>
     </w:rPr>
     <w:tblPr>
@@ -14225,6 +14830,7 @@
     </w:tcPr>
     <w:tblStylePr w:type="firstRow">
       <w:rPr>
+        <w:rFonts w:eastAsia="黑体"/>
         <w:b/>
         <w:bCs/>
       </w:rPr>
@@ -14235,6 +14841,7 @@
     </w:tblStylePr>
     <w:tblStylePr w:type="lastRow">
       <w:rPr>
+        <w:rFonts w:eastAsia="黑体"/>
         <w:b/>
         <w:bCs/>
         <w:color w:themeColor="text1" w:val="000000"/>
@@ -14246,6 +14853,7 @@
     </w:tblStylePr>
     <w:tblStylePr w:type="firstCol">
       <w:rPr>
+        <w:rFonts w:eastAsia="黑体"/>
         <w:color w:themeColor="background1" w:val="FFFFFF"/>
       </w:rPr>
       <w:tblPr/>
@@ -14255,6 +14863,7 @@
     </w:tblStylePr>
     <w:tblStylePr w:type="lastCol">
       <w:rPr>
+        <w:rFonts w:eastAsia="黑体"/>
         <w:color w:themeColor="background1" w:val="FFFFFF"/>
       </w:rPr>
       <w:tblPr/>
@@ -14284,6 +14893,7 @@
       <w:spacing w:after="0" w:line="240" w:lineRule="auto"/>
     </w:pPr>
     <w:rPr>
+      <w:rFonts w:eastAsia="黑体"/>
       <w:color w:themeColor="text1" w:val="000000"/>
     </w:rPr>
     <w:tblPr>
@@ -14305,6 +14915,7 @@
     </w:tcPr>
     <w:tblStylePr w:type="firstRow">
       <w:rPr>
+        <w:rFonts w:eastAsia="黑体"/>
         <w:b/>
         <w:bCs/>
       </w:rPr>
@@ -14315,6 +14926,7 @@
     </w:tblStylePr>
     <w:tblStylePr w:type="lastRow">
       <w:rPr>
+        <w:rFonts w:eastAsia="黑体"/>
         <w:b/>
         <w:bCs/>
         <w:color w:themeColor="text1" w:val="000000"/>
@@ -14326,6 +14938,7 @@
     </w:tblStylePr>
     <w:tblStylePr w:type="firstCol">
       <w:rPr>
+        <w:rFonts w:eastAsia="黑体"/>
         <w:color w:themeColor="background1" w:val="FFFFFF"/>
       </w:rPr>
       <w:tblPr/>
@@ -14335,6 +14948,7 @@
     </w:tblStylePr>
     <w:tblStylePr w:type="lastCol">
       <w:rPr>
+        <w:rFonts w:eastAsia="黑体"/>
         <w:color w:themeColor="background1" w:val="FFFFFF"/>
       </w:rPr>
       <w:tblPr/>
@@ -14364,6 +14978,7 @@
       <w:spacing w:after="0" w:line="240" w:lineRule="auto"/>
     </w:pPr>
     <w:rPr>
+      <w:rFonts w:eastAsia="黑体"/>
       <w:color w:themeColor="text1" w:val="000000"/>
     </w:rPr>
     <w:tblPr>
@@ -14385,6 +15000,7 @@
     </w:tcPr>
     <w:tblStylePr w:type="firstRow">
       <w:rPr>
+        <w:rFonts w:eastAsia="黑体"/>
         <w:b/>
         <w:bCs/>
       </w:rPr>
@@ -14395,6 +15011,7 @@
     </w:tblStylePr>
     <w:tblStylePr w:type="lastRow">
       <w:rPr>
+        <w:rFonts w:eastAsia="黑体"/>
         <w:b/>
         <w:bCs/>
         <w:color w:themeColor="text1" w:val="000000"/>
@@ -14406,6 +15023,7 @@
     </w:tblStylePr>
     <w:tblStylePr w:type="firstCol">
       <w:rPr>
+        <w:rFonts w:eastAsia="黑体"/>
         <w:color w:themeColor="background1" w:val="FFFFFF"/>
       </w:rPr>
       <w:tblPr/>
@@ -14415,6 +15033,7 @@
     </w:tblStylePr>
     <w:tblStylePr w:type="lastCol">
       <w:rPr>
+        <w:rFonts w:eastAsia="黑体"/>
         <w:color w:themeColor="background1" w:val="FFFFFF"/>
       </w:rPr>
       <w:tblPr/>
@@ -14444,6 +15063,7 @@
       <w:spacing w:after="0" w:line="240" w:lineRule="auto"/>
     </w:pPr>
     <w:rPr>
+      <w:rFonts w:eastAsia="黑体"/>
       <w:color w:themeColor="text1" w:val="000000"/>
     </w:rPr>
     <w:tblPr>
@@ -14465,6 +15085,7 @@
     </w:tcPr>
     <w:tblStylePr w:type="firstRow">
       <w:rPr>
+        <w:rFonts w:eastAsia="黑体"/>
         <w:b/>
         <w:bCs/>
       </w:rPr>
@@ -14475,6 +15096,7 @@
     </w:tblStylePr>
     <w:tblStylePr w:type="lastRow">
       <w:rPr>
+        <w:rFonts w:eastAsia="黑体"/>
         <w:b/>
         <w:bCs/>
         <w:color w:themeColor="text1" w:val="000000"/>
@@ -14486,6 +15108,7 @@
     </w:tblStylePr>
     <w:tblStylePr w:type="firstCol">
       <w:rPr>
+        <w:rFonts w:eastAsia="黑体"/>
         <w:color w:themeColor="background1" w:val="FFFFFF"/>
       </w:rPr>
       <w:tblPr/>
@@ -14495,6 +15118,7 @@
     </w:tblStylePr>
     <w:tblStylePr w:type="lastCol">
       <w:rPr>
+        <w:rFonts w:eastAsia="黑体"/>
         <w:color w:themeColor="background1" w:val="FFFFFF"/>
       </w:rPr>
       <w:tblPr/>
@@ -14524,6 +15148,7 @@
       <w:spacing w:after="0" w:line="240" w:lineRule="auto"/>
     </w:pPr>
     <w:rPr>
+      <w:rFonts w:eastAsia="黑体"/>
       <w:color w:themeColor="text1" w:val="000000"/>
     </w:rPr>
     <w:tblPr>
@@ -14545,6 +15170,7 @@
     </w:tcPr>
     <w:tblStylePr w:type="firstRow">
       <w:rPr>
+        <w:rFonts w:eastAsia="黑体"/>
         <w:b/>
         <w:bCs/>
       </w:rPr>
@@ -14555,6 +15181,7 @@
     </w:tblStylePr>
     <w:tblStylePr w:type="lastRow">
       <w:rPr>
+        <w:rFonts w:eastAsia="黑体"/>
         <w:b/>
         <w:bCs/>
         <w:color w:themeColor="text1" w:val="000000"/>
@@ -14566,6 +15193,7 @@
     </w:tblStylePr>
     <w:tblStylePr w:type="firstCol">
       <w:rPr>
+        <w:rFonts w:eastAsia="黑体"/>
         <w:color w:themeColor="background1" w:val="FFFFFF"/>
       </w:rPr>
       <w:tblPr/>
@@ -14575,6 +15203,7 @@
     </w:tblStylePr>
     <w:tblStylePr w:type="lastCol">
       <w:rPr>
+        <w:rFonts w:eastAsia="黑体"/>
         <w:color w:themeColor="background1" w:val="FFFFFF"/>
       </w:rPr>
       <w:tblPr/>
@@ -14607,6 +15236,7 @@
     <w:name w:val="KeywordTok"/>
     <w:basedOn w:val="VerbatimChar"/>
     <w:rPr>
+      <w:rFonts w:eastAsia="黑体"/>
       <w:b/>
       <w:color w:val="007020"/>
     </w:rPr>
@@ -14615,6 +15245,7 @@
     <w:name w:val="DataTypeTok"/>
     <w:basedOn w:val="VerbatimChar"/>
     <w:rPr>
+      <w:rFonts w:eastAsia="黑体"/>
       <w:color w:val="902000"/>
     </w:rPr>
   </w:style>
@@ -14622,6 +15253,7 @@
     <w:name w:val="DecValTok"/>
     <w:basedOn w:val="VerbatimChar"/>
     <w:rPr>
+      <w:rFonts w:eastAsia="黑体"/>
       <w:color w:val="40a070"/>
     </w:rPr>
   </w:style>
@@ -14629,6 +15261,7 @@
     <w:name w:val="BaseNTok"/>
     <w:basedOn w:val="VerbatimChar"/>
     <w:rPr>
+      <w:rFonts w:eastAsia="黑体"/>
       <w:color w:val="40a070"/>
     </w:rPr>
   </w:style>
@@ -14636,6 +15269,7 @@
     <w:name w:val="FloatTok"/>
     <w:basedOn w:val="VerbatimChar"/>
     <w:rPr>
+      <w:rFonts w:eastAsia="黑体"/>
       <w:color w:val="40a070"/>
     </w:rPr>
   </w:style>
@@ -14643,6 +15277,7 @@
     <w:name w:val="ConstantTok"/>
     <w:basedOn w:val="VerbatimChar"/>
     <w:rPr>
+      <w:rFonts w:eastAsia="黑体"/>
       <w:color w:val="880000"/>
     </w:rPr>
   </w:style>
@@ -14650,6 +15285,7 @@
     <w:name w:val="CharTok"/>
     <w:basedOn w:val="VerbatimChar"/>
     <w:rPr>
+      <w:rFonts w:eastAsia="黑体"/>
       <w:color w:val="4070a0"/>
     </w:rPr>
   </w:style>
@@ -14657,6 +15293,7 @@
     <w:name w:val="SpecialCharTok"/>
     <w:basedOn w:val="VerbatimChar"/>
     <w:rPr>
+      <w:rFonts w:eastAsia="黑体"/>
       <w:color w:val="4070a0"/>
     </w:rPr>
   </w:style>
@@ -14664,6 +15301,7 @@
     <w:name w:val="StringTok"/>
     <w:basedOn w:val="VerbatimChar"/>
     <w:rPr>
+      <w:rFonts w:eastAsia="黑体"/>
       <w:color w:val="4070a0"/>
     </w:rPr>
   </w:style>
@@ -14671,6 +15309,7 @@
     <w:name w:val="VerbatimStringTok"/>
     <w:basedOn w:val="VerbatimChar"/>
     <w:rPr>
+      <w:rFonts w:eastAsia="黑体"/>
       <w:color w:val="4070a0"/>
     </w:rPr>
   </w:style>
@@ -14678,6 +15317,7 @@
     <w:name w:val="SpecialStringTok"/>
     <w:basedOn w:val="VerbatimChar"/>
     <w:rPr>
+      <w:rFonts w:eastAsia="黑体"/>
       <w:color w:val="bb6688"/>
     </w:rPr>
   </w:style>
@@ -14685,6 +15325,7 @@
     <w:name w:val="ImportTok"/>
     <w:basedOn w:val="VerbatimChar"/>
     <w:rPr>
+      <w:rFonts w:eastAsia="黑体"/>
       <w:b/>
       <w:color w:val="008000"/>
     </w:rPr>
@@ -14693,6 +15334,7 @@
     <w:name w:val="CommentTok"/>
     <w:basedOn w:val="VerbatimChar"/>
     <w:rPr>
+      <w:rFonts w:eastAsia="黑体"/>
       <w:i/>
       <w:color w:val="60a0b0"/>
     </w:rPr>
@@ -14701,6 +15343,7 @@
     <w:name w:val="DocumentationTok"/>
     <w:basedOn w:val="VerbatimChar"/>
     <w:rPr>
+      <w:rFonts w:eastAsia="黑体"/>
       <w:i/>
       <w:color w:val="ba2121"/>
     </w:rPr>
@@ -14709,6 +15352,7 @@
     <w:name w:val="AnnotationTok"/>
     <w:basedOn w:val="VerbatimChar"/>
     <w:rPr>
+      <w:rFonts w:eastAsia="黑体"/>
       <w:b/>
       <w:i/>
       <w:color w:val="60a0b0"/>
@@ -14718,6 +15362,7 @@
     <w:name w:val="CommentVarTok"/>
     <w:basedOn w:val="VerbatimChar"/>
     <w:rPr>
+      <w:rFonts w:eastAsia="黑体"/>
       <w:b/>
       <w:i/>
       <w:color w:val="60a0b0"/>
@@ -14727,6 +15372,7 @@
     <w:name w:val="OtherTok"/>
     <w:basedOn w:val="VerbatimChar"/>
     <w:rPr>
+      <w:rFonts w:eastAsia="黑体"/>
       <w:color w:val="007020"/>
     </w:rPr>
   </w:style>
@@ -14734,6 +15380,7 @@
     <w:name w:val="FunctionTok"/>
     <w:basedOn w:val="VerbatimChar"/>
     <w:rPr>
+      <w:rFonts w:eastAsia="黑体"/>
       <w:color w:val="06287e"/>
     </w:rPr>
   </w:style>
@@ -14741,6 +15388,7 @@
     <w:name w:val="VariableTok"/>
     <w:basedOn w:val="VerbatimChar"/>
     <w:rPr>
+      <w:rFonts w:eastAsia="黑体"/>
       <w:color w:val="19177c"/>
     </w:rPr>
   </w:style>
@@ -14748,6 +15396,7 @@
     <w:name w:val="ControlFlowTok"/>
     <w:basedOn w:val="VerbatimChar"/>
     <w:rPr>
+      <w:rFonts w:eastAsia="黑体"/>
       <w:b/>
       <w:color w:val="007020"/>
     </w:rPr>
@@ -14756,6 +15405,7 @@
     <w:name w:val="OperatorTok"/>
     <w:basedOn w:val="VerbatimChar"/>
     <w:rPr>
+      <w:rFonts w:eastAsia="黑体"/>
       <w:color w:val="666666"/>
     </w:rPr>
   </w:style>
@@ -14763,18 +15413,22 @@
     <w:name w:val="BuiltInTok"/>
     <w:basedOn w:val="VerbatimChar"/>
     <w:rPr>
+      <w:rFonts w:eastAsia="黑体"/>
       <w:color w:val="008000"/>
     </w:rPr>
   </w:style>
   <w:style w:type="character" w:customStyle="1" w:styleId="ExtensionTok">
     <w:name w:val="ExtensionTok"/>
     <w:basedOn w:val="VerbatimChar"/>
-    <w:rPr/>
+    <w:rPr>
+      <w:rFonts w:eastAsia="黑体"/>
+    </w:rPr>
   </w:style>
   <w:style w:type="character" w:customStyle="1" w:styleId="PreprocessorTok">
     <w:name w:val="PreprocessorTok"/>
     <w:basedOn w:val="VerbatimChar"/>
     <w:rPr>
+      <w:rFonts w:eastAsia="黑体"/>
       <w:color w:val="bc7a00"/>
     </w:rPr>
   </w:style>
@@ -14782,18 +15436,22 @@
     <w:name w:val="AttributeTok"/>
     <w:basedOn w:val="VerbatimChar"/>
     <w:rPr>
+      <w:rFonts w:eastAsia="黑体"/>
       <w:color w:val="7d9029"/>
     </w:rPr>
   </w:style>
   <w:style w:type="character" w:customStyle="1" w:styleId="RegionMarkerTok">
     <w:name w:val="RegionMarkerTok"/>
     <w:basedOn w:val="VerbatimChar"/>
-    <w:rPr/>
+    <w:rPr>
+      <w:rFonts w:eastAsia="黑体"/>
+    </w:rPr>
   </w:style>
   <w:style w:type="character" w:customStyle="1" w:styleId="InformationTok">
     <w:name w:val="InformationTok"/>
     <w:basedOn w:val="VerbatimChar"/>
     <w:rPr>
+      <w:rFonts w:eastAsia="黑体"/>
       <w:b/>
       <w:i/>
       <w:color w:val="60a0b0"/>
@@ -14803,6 +15461,7 @@
     <w:name w:val="WarningTok"/>
     <w:basedOn w:val="VerbatimChar"/>
     <w:rPr>
+      <w:rFonts w:eastAsia="黑体"/>
       <w:b/>
       <w:i/>
       <w:color w:val="60a0b0"/>
@@ -14812,6 +15471,7 @@
     <w:name w:val="AlertTok"/>
     <w:basedOn w:val="VerbatimChar"/>
     <w:rPr>
+      <w:rFonts w:eastAsia="黑体"/>
       <w:b/>
       <w:color w:val="ff0000"/>
     </w:rPr>
@@ -14820,6 +15480,7 @@
     <w:name w:val="ErrorTok"/>
     <w:basedOn w:val="VerbatimChar"/>
     <w:rPr>
+      <w:rFonts w:eastAsia="黑体"/>
       <w:b/>
       <w:color w:val="ff0000"/>
     </w:rPr>
@@ -14827,7 +15488,9 @@
   <w:style w:type="character" w:customStyle="1" w:styleId="NormalTok">
     <w:name w:val="NormalTok"/>
     <w:basedOn w:val="VerbatimChar"/>
-    <w:rPr/>
+    <w:rPr>
+      <w:rFonts w:eastAsia="黑体"/>
+    </w:rPr>
   </w:style>
 </w:styles>
 </file>
@@ -14876,12 +15539,12 @@
     <a:fontScheme name="Office">
       <a:majorFont>
         <a:latin typeface="Calibri"/>
-        <a:ea typeface=""/>
+        <a:ea typeface="黑体"/>
         <a:cs typeface=""/>
         <a:font script="Jpan" typeface="ＭＳ ゴシック"/>
         <a:font script="Hang" typeface="맑은 고딕"/>
-        <a:font script="Hans" typeface="宋体"/>
-        <a:font script="Hant" typeface="新細明體"/>
+        <a:font script="Hans" typeface="黑体"/>
+        <a:font script="Hant" typeface="黑体"/>
         <a:font script="Arab" typeface="Times New Roman"/>
         <a:font script="Hebr" typeface="Times New Roman"/>
         <a:font script="Thai" typeface="Angsana New"/>
@@ -14911,12 +15574,12 @@
       </a:majorFont>
       <a:minorFont>
         <a:latin typeface="Cambria"/>
-        <a:ea typeface=""/>
+        <a:ea typeface="黑体"/>
         <a:cs typeface=""/>
         <a:font script="Jpan" typeface="ＭＳ 明朝"/>
         <a:font script="Hang" typeface="맑은 고딕"/>
-        <a:font script="Hans" typeface="宋体"/>
-        <a:font script="Hant" typeface="新細明體"/>
+        <a:font script="Hans" typeface="黑体"/>
+        <a:font script="Hant" typeface="黑体"/>
         <a:font script="Arab" typeface="Arial"/>
         <a:font script="Hebr" typeface="Arial"/>
         <a:font script="Thai" typeface="Cordia New"/>

--- a/09-通信电路/01-无线收发电路/433MHz收发电路/433MHz收发电路.docx
+++ b/09-通信电路/01-无线收发电路/433MHz收发电路/433MHz收发电路.docx
@@ -2468,7 +2468,7 @@
           <w:color w:val="555555"/>
           <w:sz w:val="21"/>
         </w:rPr>
-        <w:t>材料收集者：杜文杰，WX手机：19519196569，QQ:3478827729</w:t>
+        <w:t>材料收集者：杜文杰，微信/手机：19519196569，QQ:3478827729</w:t>
       </w:r>
     </w:p>
     <w:sectPr>
